--- a/G4_CAPSTONE_SALVA.docx
+++ b/G4_CAPSTONE_SALVA.docx
@@ -1,6 +1,6 @@
 
 <file path=word/document.xml><?xml version="1.0" encoding="utf-8"?>
-<w:document xmlns:wpc="http://schemas.microsoft.com/office/word/2010/wordprocessingCanvas" xmlns:cx="http://schemas.microsoft.com/office/drawing/2014/chartex" xmlns:cx1="http://schemas.microsoft.com/office/drawing/2015/9/8/chartex" xmlns:cx2="http://schemas.microsoft.com/office/drawing/2015/10/21/chartex" xmlns:cx3="http://schemas.microsoft.com/office/drawing/2016/5/9/chartex" xmlns:cx4="http://schemas.microsoft.com/office/drawing/2016/5/10/chartex" xmlns:cx5="http://schemas.microsoft.com/office/drawing/2016/5/11/chartex" xmlns:cx6="http://schemas.microsoft.com/office/drawing/2016/5/12/chartex" xmlns:cx7="http://schemas.microsoft.com/office/drawing/2016/5/13/chartex" xmlns:cx8="http://schemas.microsoft.com/office/drawing/2016/5/14/chartex" xmlns:mc="http://schemas.openxmlformats.org/markup-compatibility/2006" xmlns:aink="http://schemas.microsoft.com/office/drawing/2016/ink" xmlns:am3d="http://schemas.microsoft.com/office/drawing/2017/model3d" xmlns:o="urn:schemas-microsoft-com:office:office" xmlns:oel="http://schemas.microsoft.com/office/2019/extlst" xmlns:r="http://schemas.openxmlformats.org/officeDocument/2006/relationships" xmlns:m="http://schemas.openxmlformats.org/officeDocument/2006/math" xmlns:v="urn:schemas-microsoft-com:vml" xmlns:wp14="http://schemas.microsoft.com/office/word/2010/wordprocessingDrawing" xmlns:wp="http://schemas.openxmlformats.org/drawingml/2006/wordprocessingDrawing" xmlns:w10="urn:schemas-microsoft-com:office:word" xmlns:w="http://schemas.openxmlformats.org/wordprocessingml/2006/main" xmlns:w14="http://schemas.microsoft.com/office/word/2010/wordml" xmlns:w15="http://schemas.microsoft.com/office/word/2012/wordml" xmlns:w16cex="http://schemas.microsoft.com/office/word/2018/wordml/cex" xmlns:w16cid="http://schemas.microsoft.com/office/word/2016/wordml/cid" xmlns:w16="http://schemas.microsoft.com/office/word/2018/wordml" xmlns:w16du="http://schemas.microsoft.com/office/word/2023/wordml/word16du" xmlns:w16sdtdh="http://schemas.microsoft.com/office/word/2020/wordml/sdtdatahash" xmlns:w16sdtfl="http://schemas.microsoft.com/office/word/2024/wordml/sdtformatlock" xmlns:w16se="http://schemas.microsoft.com/office/word/2015/wordml/symex" xmlns:wpg="http://schemas.microsoft.com/office/word/2010/wordprocessingGroup" xmlns:wpi="http://schemas.microsoft.com/office/word/2010/wordprocessingInk" xmlns:wne="http://schemas.microsoft.com/office/word/2006/wordml" xmlns:wps="http://schemas.microsoft.com/office/word/2010/wordprocessingShape" mc:Ignorable="w14 w15 w16se w16cid w16 w16cex w16sdtdh w16sdtfl w16du wp14">
+<w:document xmlns:wpc="http://schemas.microsoft.com/office/word/2010/wordprocessingCanvas" xmlns:cx="http://schemas.microsoft.com/office/drawing/2014/chartex" xmlns:cx1="http://schemas.microsoft.com/office/drawing/2015/9/8/chartex" xmlns:cx2="http://schemas.microsoft.com/office/drawing/2015/10/21/chartex" xmlns:cx3="http://schemas.microsoft.com/office/drawing/2016/5/9/chartex" xmlns:cx4="http://schemas.microsoft.com/office/drawing/2016/5/10/chartex" xmlns:cx5="http://schemas.microsoft.com/office/drawing/2016/5/11/chartex" xmlns:cx6="http://schemas.microsoft.com/office/drawing/2016/5/12/chartex" xmlns:cx7="http://schemas.microsoft.com/office/drawing/2016/5/13/chartex" xmlns:cx8="http://schemas.microsoft.com/office/drawing/2016/5/14/chartex" xmlns:mc="http://schemas.openxmlformats.org/markup-compatibility/2006" xmlns:aink="http://schemas.microsoft.com/office/drawing/2016/ink" xmlns:am3d="http://schemas.microsoft.com/office/drawing/2017/model3d" xmlns:o="urn:schemas-microsoft-com:office:office" xmlns:oel="http://schemas.microsoft.com/office/2019/extlst" xmlns:r="http://schemas.openxmlformats.org/officeDocument/2006/relationships" xmlns:m="http://schemas.openxmlformats.org/officeDocument/2006/math" xmlns:v="urn:schemas-microsoft-com:vml" xmlns:wp14="http://schemas.microsoft.com/office/word/2010/wordprocessingDrawing" xmlns:wp="http://schemas.openxmlformats.org/drawingml/2006/wordprocessingDrawing" xmlns:w10="urn:schemas-microsoft-com:office:word" xmlns:w="http://schemas.openxmlformats.org/wordprocessingml/2006/main" xmlns:w14="http://schemas.microsoft.com/office/word/2010/wordml" xmlns:w15="http://schemas.microsoft.com/office/word/2012/wordml" xmlns:w16cei="http://schemas.microsoft.com/office/word/2026/wordml/cei" xmlns:w16cex="http://schemas.microsoft.com/office/word/2018/wordml/cex" xmlns:w16cid="http://schemas.microsoft.com/office/word/2016/wordml/cid" xmlns:w16="http://schemas.microsoft.com/office/word/2018/wordml" xmlns:w16du="http://schemas.microsoft.com/office/word/2023/wordml/word16du" xmlns:w16sdtdh="http://schemas.microsoft.com/office/word/2020/wordml/sdtdatahash" xmlns:w16sdtfl="http://schemas.microsoft.com/office/word/2024/wordml/sdtformatlock" xmlns:w16se="http://schemas.microsoft.com/office/word/2015/wordml/symex" xmlns:wpg="http://schemas.microsoft.com/office/word/2010/wordprocessingGroup" xmlns:wpi="http://schemas.microsoft.com/office/word/2010/wordprocessingInk" xmlns:wne="http://schemas.microsoft.com/office/word/2006/wordml" xmlns:wps="http://schemas.microsoft.com/office/word/2010/wordprocessingShape" mc:Ignorable="w14 w15 w16se w16cid w16 w16cex w16sdtdh w16sdtfl w16du wp14">
   <w:body>
     <w:p>
       <w:pPr>
@@ -211,33 +211,11 @@
           <w:rFonts w:ascii="Arial" w:hAnsi="Arial" w:cs="Arial"/>
         </w:rPr>
       </w:pPr>
-      <w:proofErr w:type="spellStart"/>
-      <w:r>
-        <w:rPr>
-          <w:rFonts w:ascii="Arial" w:hAnsi="Arial" w:cs="Arial"/>
-        </w:rPr>
-        <w:t>Cagulang</w:t>
-      </w:r>
-      <w:proofErr w:type="spellEnd"/>
-      <w:r>
-        <w:rPr>
-          <w:rFonts w:ascii="Arial" w:hAnsi="Arial" w:cs="Arial"/>
-        </w:rPr>
-        <w:t xml:space="preserve">, </w:t>
-      </w:r>
-      <w:proofErr w:type="spellStart"/>
-      <w:r>
-        <w:rPr>
-          <w:rFonts w:ascii="Arial" w:hAnsi="Arial" w:cs="Arial"/>
-        </w:rPr>
-        <w:t>Kervie</w:t>
-      </w:r>
-      <w:proofErr w:type="spellEnd"/>
-      <w:r>
-        <w:rPr>
-          <w:rFonts w:ascii="Arial" w:hAnsi="Arial" w:cs="Arial"/>
-        </w:rPr>
-        <w:t xml:space="preserve"> L.</w:t>
+      <w:r>
+        <w:rPr>
+          <w:rFonts w:ascii="Arial" w:hAnsi="Arial" w:cs="Arial"/>
+        </w:rPr>
+        <w:t>Cagulang, Kervie L.</w:t>
       </w:r>
     </w:p>
     <w:p>
@@ -248,19 +226,11 @@
           <w:rFonts w:ascii="Arial" w:hAnsi="Arial" w:cs="Arial"/>
         </w:rPr>
       </w:pPr>
-      <w:proofErr w:type="spellStart"/>
-      <w:r>
-        <w:rPr>
-          <w:rFonts w:ascii="Arial" w:hAnsi="Arial" w:cs="Arial"/>
-        </w:rPr>
-        <w:t>Compra</w:t>
-      </w:r>
-      <w:proofErr w:type="spellEnd"/>
-      <w:r>
-        <w:rPr>
-          <w:rFonts w:ascii="Arial" w:hAnsi="Arial" w:cs="Arial"/>
-        </w:rPr>
-        <w:t>, Jandhel</w:t>
+      <w:r>
+        <w:rPr>
+          <w:rFonts w:ascii="Arial" w:hAnsi="Arial" w:cs="Arial"/>
+        </w:rPr>
+        <w:t>Compra, Jandhel</w:t>
       </w:r>
     </w:p>
     <w:p>
@@ -305,21 +275,7 @@
         <w:rPr>
           <w:rFonts w:ascii="Arial" w:hAnsi="Arial" w:cs="Arial"/>
         </w:rPr>
-        <w:t xml:space="preserve">Villamor, </w:t>
-      </w:r>
-      <w:proofErr w:type="spellStart"/>
-      <w:r>
-        <w:rPr>
-          <w:rFonts w:ascii="Arial" w:hAnsi="Arial" w:cs="Arial"/>
-        </w:rPr>
-        <w:t>Ramphil</w:t>
-      </w:r>
-      <w:proofErr w:type="spellEnd"/>
-      <w:r>
-        <w:rPr>
-          <w:rFonts w:ascii="Arial" w:hAnsi="Arial" w:cs="Arial"/>
-        </w:rPr>
-        <w:t xml:space="preserve"> Fe D.</w:t>
+        <w:t>Villamor, Ramphil Fe D.</w:t>
       </w:r>
     </w:p>
     <w:p>
@@ -363,11 +319,15 @@
         <w:jc w:val="center"/>
         <w:rPr>
           <w:rFonts w:ascii="Arial" w:hAnsi="Arial" w:cs="Arial"/>
-        </w:rPr>
-      </w:pPr>
-      <w:r>
-        <w:rPr>
-          <w:rFonts w:ascii="Arial" w:hAnsi="Arial" w:cs="Arial"/>
+          <w:b/>
+          <w:bCs/>
+        </w:rPr>
+      </w:pPr>
+      <w:r>
+        <w:rPr>
+          <w:rFonts w:ascii="Arial" w:hAnsi="Arial" w:cs="Arial"/>
+          <w:b/>
+          <w:bCs/>
         </w:rPr>
         <w:t>October 2026</w:t>
       </w:r>
@@ -462,7 +422,19 @@
         <w:rPr>
           <w:rFonts w:ascii="Arial" w:hAnsi="Arial" w:cs="Arial"/>
         </w:rPr>
-        <w:t>In today's rapidly evolving technological landscape, educational institutions have a critical responsibility to maintain robust safety and security systems to protect their environments. For the educational institutions, the protection of students and staff, alongside general campus security, remains the primary concern. While security methods from the past have offered some assistance to security efforts, they often lack the operational efficiency and immediate surveillance capabilities needed to make complete protection possible. These legacy systems can leave gaps in coverage that modern threats require more dynamic solutions to address.</w:t>
+        <w:t xml:space="preserve">In today's rapidly evolving technological landscape, educational institutions have a critical responsibility to maintain robust safety and security systems to protect their environments. </w:t>
+      </w:r>
+      <w:r>
+        <w:rPr>
+          <w:rFonts w:ascii="Arial" w:hAnsi="Arial" w:cs="Arial"/>
+        </w:rPr>
+        <w:t xml:space="preserve">The </w:t>
+      </w:r>
+      <w:r>
+        <w:rPr>
+          <w:rFonts w:ascii="Arial" w:hAnsi="Arial" w:cs="Arial"/>
+        </w:rPr>
+        <w:t>protection of students and staff, alongside general campus security, remains the primary concern. While security methods from the past have offered some assistance to security efforts, they often lack the operational efficiency and immediate surveillance capabilities needed to make complete protection possible. These legacy systems can leave gaps in coverage that modern threats require more dynamic solutions to address.</w:t>
       </w:r>
     </w:p>
     <w:p>
@@ -588,21 +560,7 @@
         <w:rPr>
           <w:rFonts w:ascii="Arial" w:hAnsi="Arial" w:cs="Arial"/>
         </w:rPr>
-        <w:t xml:space="preserve">Building a truly effective RFID security system isn't just about the hardware. It requires understanding the people behind the data where their behavior, their privacy concerns, and the risks they face. The researchers used this background knowledge to build a foundation that makes the solution not just technically sound, but </w:t>
-      </w:r>
-      <w:proofErr w:type="gramStart"/>
-      <w:r>
-        <w:rPr>
-          <w:rFonts w:ascii="Arial" w:hAnsi="Arial" w:cs="Arial"/>
-        </w:rPr>
-        <w:t>actually usable</w:t>
-      </w:r>
-      <w:proofErr w:type="gramEnd"/>
-      <w:r>
-        <w:rPr>
-          <w:rFonts w:ascii="Arial" w:hAnsi="Arial" w:cs="Arial"/>
-        </w:rPr>
-        <w:t xml:space="preserve"> in the real world. By leaning on established frameworks, we feel confident tackling tough issues like user adoption and data integrity. The next section details the key theories that guided this research.</w:t>
+        <w:t>Building a truly effective RFID security system isn't just about the hardware. It requires understanding the people behind the data where their behavior, their privacy concerns, and the risks they face. The researchers used this background knowledge to build a foundation that makes the solution not just technically sound, but actually usable in the real world. By leaning on established frameworks, we feel confident tackling tough issues like user adoption and data integrity. The next section details the key theories that guided this research.</w:t>
       </w:r>
     </w:p>
     <w:p>
@@ -643,44 +601,26 @@
         <w:rPr>
           <w:rFonts w:ascii="Arial" w:hAnsi="Arial" w:cs="Arial"/>
         </w:rPr>
-        <w:t xml:space="preserve">In schools RFID technology is used to make student monitoring </w:t>
-      </w:r>
-      <w:proofErr w:type="gramStart"/>
-      <w:r>
-        <w:rPr>
-          <w:rFonts w:ascii="Arial" w:hAnsi="Arial" w:cs="Arial"/>
-        </w:rPr>
-        <w:t>better</w:t>
-      </w:r>
-      <w:proofErr w:type="gramEnd"/>
-      <w:r>
-        <w:rPr>
-          <w:rFonts w:ascii="Arial" w:hAnsi="Arial" w:cs="Arial"/>
-        </w:rPr>
-        <w:t xml:space="preserve"> manage attendance easily and improve campus safety. Students can use RFID-enabled ID cards that have digital information so the system can automatically note when students go in and out of specific places that have RFID readers. This makes mistakes less likely stops attendance and gives school leaders accurate and up-to-date records about students. Also, RFID technology helps with security by letting schools watch who goes into classrooms, labs and places that're not </w:t>
-      </w:r>
-      <w:proofErr w:type="gramStart"/>
-      <w:r>
-        <w:rPr>
-          <w:rFonts w:ascii="Arial" w:hAnsi="Arial" w:cs="Arial"/>
-        </w:rPr>
-        <w:t>open,</w:t>
-      </w:r>
-      <w:proofErr w:type="gramEnd"/>
+        <w:t xml:space="preserve">In schools RFID technology is used to make student monitoring better manage attendance easily and improve campus safety. Students can use RFID-enabled ID cards that have digital information so the system can automatically note when students go in and out of specific places that have RFID readers. This makes mistakes less likely stops attendance and gives school leaders accurate and up-to-date records about students. Also, RFID technology helps with security by letting schools watch who goes into classrooms, labs and places that're not </w:t>
+      </w:r>
+      <w:r>
+        <w:rPr>
+          <w:rFonts w:ascii="Arial" w:hAnsi="Arial" w:cs="Arial"/>
+        </w:rPr>
+        <w:t>open</w:t>
+      </w:r>
       <w:r>
         <w:rPr>
           <w:rFonts w:ascii="Arial" w:hAnsi="Arial" w:cs="Arial"/>
         </w:rPr>
         <w:t xml:space="preserve"> to everyone. </w:t>
       </w:r>
-      <w:proofErr w:type="gramStart"/>
-      <w:r>
-        <w:rPr>
-          <w:rFonts w:ascii="Arial" w:hAnsi="Arial" w:cs="Arial"/>
-        </w:rPr>
-        <w:t>So</w:t>
-      </w:r>
-      <w:proofErr w:type="gramEnd"/>
+      <w:r>
+        <w:rPr>
+          <w:rFonts w:ascii="Arial" w:hAnsi="Arial" w:cs="Arial"/>
+        </w:rPr>
+        <w:t>So,</w:t>
+      </w:r>
       <w:r>
         <w:rPr>
           <w:rFonts w:ascii="Arial" w:hAnsi="Arial" w:cs="Arial"/>
@@ -717,43 +657,7 @@
           <w:b/>
           <w:bCs/>
         </w:rPr>
-        <w:t xml:space="preserve">(Siregar, S. A., </w:t>
-      </w:r>
-      <w:proofErr w:type="spellStart"/>
-      <w:r>
-        <w:rPr>
-          <w:rFonts w:ascii="Arial" w:hAnsi="Arial" w:cs="Arial"/>
-          <w:b/>
-          <w:bCs/>
-        </w:rPr>
-        <w:t>Hamni</w:t>
-      </w:r>
-      <w:proofErr w:type="spellEnd"/>
-      <w:r>
-        <w:rPr>
-          <w:rFonts w:ascii="Arial" w:hAnsi="Arial" w:cs="Arial"/>
-          <w:b/>
-          <w:bCs/>
-        </w:rPr>
-        <w:t xml:space="preserve">, M., </w:t>
-      </w:r>
-      <w:proofErr w:type="spellStart"/>
-      <w:r>
-        <w:rPr>
-          <w:rFonts w:ascii="Arial" w:hAnsi="Arial" w:cs="Arial"/>
-          <w:b/>
-          <w:bCs/>
-        </w:rPr>
-        <w:t>Simanulang</w:t>
-      </w:r>
-      <w:proofErr w:type="spellEnd"/>
-      <w:r>
-        <w:rPr>
-          <w:rFonts w:ascii="Arial" w:hAnsi="Arial" w:cs="Arial"/>
-          <w:b/>
-          <w:bCs/>
-        </w:rPr>
-        <w:t xml:space="preserve">, P. M., Rezeki, S., Jeriko, F., &amp; Aqil, M.,2023) </w:t>
+        <w:t xml:space="preserve">(Siregar, S. A., Hamni, M., Simanulang, P. M., Rezeki, S., Jeriko, F., &amp; Aqil, M.,2023) </w:t>
       </w:r>
       <w:r>
         <w:rPr>
@@ -798,21 +702,7 @@
         <w:rPr>
           <w:rFonts w:ascii="Arial" w:hAnsi="Arial" w:cs="Arial"/>
         </w:rPr>
-        <w:t xml:space="preserve">For keeping students safe and secure the Smart Campus Technology Theory says schools should use solutions that work together. A system that uses RFID to monitor things helps make the campus smarter by connecting security with managing digital information. The information that is collected can help people make </w:t>
-      </w:r>
-      <w:proofErr w:type="gramStart"/>
-      <w:r>
-        <w:rPr>
-          <w:rFonts w:ascii="Arial" w:hAnsi="Arial" w:cs="Arial"/>
-        </w:rPr>
-        <w:t>decisions</w:t>
-      </w:r>
-      <w:proofErr w:type="gramEnd"/>
-      <w:r>
-        <w:rPr>
-          <w:rFonts w:ascii="Arial" w:hAnsi="Arial" w:cs="Arial"/>
-        </w:rPr>
-        <w:t xml:space="preserve"> use resources better and manage facilities in a better way. The Smart Campus Technology Theory is about using technology to make schools better places, for students, teachers and administrators.</w:t>
+        <w:t>For keeping students safe and secure the Smart Campus Technology Theory says schools should use solutions that work together. A system that uses RFID to monitor things helps make the campus smarter by connecting security with managing digital information. The information that is collected can help people make decisions use resources better and manage facilities in a better way. The Smart Campus Technology Theory is about using technology to make schools better places, for students, teachers and administrators.</w:t>
       </w:r>
     </w:p>
     <w:p>
@@ -875,51 +765,7 @@
         <w:rPr>
           <w:rFonts w:ascii="Arial" w:hAnsi="Arial" w:cs="Arial"/>
         </w:rPr>
-        <w:t xml:space="preserve">This study aimed to provide a paperless attendance system to replace the conventional method of taking attendance. The research was completed through in-depth research and qualitative </w:t>
-      </w:r>
-      <w:proofErr w:type="gramStart"/>
-      <w:r>
-        <w:rPr>
-          <w:rFonts w:ascii="Arial" w:hAnsi="Arial" w:cs="Arial"/>
-        </w:rPr>
-        <w:t>method</w:t>
-      </w:r>
-      <w:proofErr w:type="gramEnd"/>
-      <w:r>
-        <w:rPr>
-          <w:rFonts w:ascii="Arial" w:hAnsi="Arial" w:cs="Arial"/>
-        </w:rPr>
-        <w:t xml:space="preserve"> of data collection. To gather enough information to analyze and design the system, internet and library </w:t>
-      </w:r>
-      <w:proofErr w:type="gramStart"/>
-      <w:r>
-        <w:rPr>
-          <w:rFonts w:ascii="Arial" w:hAnsi="Arial" w:cs="Arial"/>
-        </w:rPr>
-        <w:t>researches</w:t>
-      </w:r>
-      <w:proofErr w:type="gramEnd"/>
-      <w:r>
-        <w:rPr>
-          <w:rFonts w:ascii="Arial" w:hAnsi="Arial" w:cs="Arial"/>
-        </w:rPr>
-        <w:t xml:space="preserve"> were carefully done and a survey with students and instructors was conducted. The main objective of the system was to generate attendance records that are accessible via the internet as well as to aid the instructors to take the attendance of students in an easier and faster way. Radio Frequency Identification (RFID) is a wireless communication </w:t>
-      </w:r>
-      <w:proofErr w:type="spellStart"/>
-      <w:proofErr w:type="gramStart"/>
-      <w:r>
-        <w:rPr>
-          <w:rFonts w:ascii="Arial" w:hAnsi="Arial" w:cs="Arial"/>
-        </w:rPr>
-        <w:t>technologywhich</w:t>
-      </w:r>
-      <w:proofErr w:type="spellEnd"/>
-      <w:proofErr w:type="gramEnd"/>
-      <w:r>
-        <w:rPr>
-          <w:rFonts w:ascii="Arial" w:hAnsi="Arial" w:cs="Arial"/>
-        </w:rPr>
-        <w:t xml:space="preserve"> uses radio waves to read and collect stored information on an RFID tag. RFID readers can scan tags in milliseconds and work automatically for the convenience of the users.</w:t>
+        <w:t>This study aimed to provide a paperless attendance system to replace the conventional method of taking attendance. The research was completed through in-depth research and qualitative method of data collection. To gather enough information to analyze and design the system, internet and library researches were carefully done and a survey with students and instructors was conducted. The main objective of the system was to generate attendance records that are accessible via the internet as well as to aid the instructors to take the attendance of students in an easier and faster way. Radio Frequency Identification (RFID) is a wireless communication technologywhich uses radio waves to read and collect stored information on an RFID tag. RFID readers can scan tags in milliseconds and work automatically for the convenience of the users.</w:t>
       </w:r>
     </w:p>
     <w:p>
@@ -955,21 +801,7 @@
           <w:rFonts w:ascii="Arial" w:hAnsi="Arial" w:cs="Arial"/>
         </w:rPr>
         <w:lastRenderedPageBreak/>
-        <w:t xml:space="preserve">only people who are allowed can get in. In RFID-based student monitoring systems this theory explains how RFID cards can act </w:t>
-      </w:r>
-      <w:proofErr w:type="gramStart"/>
-      <w:r>
-        <w:rPr>
-          <w:rFonts w:ascii="Arial" w:hAnsi="Arial" w:cs="Arial"/>
-        </w:rPr>
-        <w:t>as a way to</w:t>
-      </w:r>
-      <w:proofErr w:type="gramEnd"/>
-      <w:r>
-        <w:rPr>
-          <w:rFonts w:ascii="Arial" w:hAnsi="Arial" w:cs="Arial"/>
-        </w:rPr>
-        <w:t xml:space="preserve"> check if a student is who they say they are before letting them into classrooms, labs, libraries or special parts of the campus. The system makes things safer by taking the place of ways of checking people in by hand and using machines instead.</w:t>
+        <w:t>only people who are allowed can get in. In RFID-based student monitoring systems this theory explains how RFID cards can act as a way to check if a student is who they say they are before letting them into classrooms, labs, libraries or special parts of the campus. The system makes things safer by taking the place of ways of checking people in by hand and using machines instead.</w:t>
       </w:r>
     </w:p>
     <w:p>
@@ -985,49 +817,7 @@
         <w:rPr>
           <w:rFonts w:ascii="Arial" w:hAnsi="Arial" w:cs="Arial"/>
         </w:rPr>
-        <w:t xml:space="preserve">RFID-based access control systems help make the school a safer place because every time someone tries to get </w:t>
-      </w:r>
-      <w:proofErr w:type="gramStart"/>
-      <w:r>
-        <w:rPr>
-          <w:rFonts w:ascii="Arial" w:hAnsi="Arial" w:cs="Arial"/>
-        </w:rPr>
-        <w:t>in</w:t>
-      </w:r>
-      <w:proofErr w:type="gramEnd"/>
-      <w:r>
-        <w:rPr>
-          <w:rFonts w:ascii="Arial" w:hAnsi="Arial" w:cs="Arial"/>
-        </w:rPr>
-        <w:t xml:space="preserve"> it is kept track of and can be looked at later. The system can save records with the students’ ID when they </w:t>
-      </w:r>
-      <w:proofErr w:type="gramStart"/>
-      <w:r>
-        <w:rPr>
-          <w:rFonts w:ascii="Arial" w:hAnsi="Arial" w:cs="Arial"/>
-        </w:rPr>
-        <w:t>came</w:t>
-      </w:r>
-      <w:proofErr w:type="gramEnd"/>
-      <w:r>
-        <w:rPr>
-          <w:rFonts w:ascii="Arial" w:hAnsi="Arial" w:cs="Arial"/>
-        </w:rPr>
-        <w:t xml:space="preserve"> in and where they </w:t>
-      </w:r>
-      <w:proofErr w:type="gramStart"/>
-      <w:r>
-        <w:rPr>
-          <w:rFonts w:ascii="Arial" w:hAnsi="Arial" w:cs="Arial"/>
-        </w:rPr>
-        <w:t>went</w:t>
-      </w:r>
-      <w:proofErr w:type="gramEnd"/>
-      <w:r>
-        <w:rPr>
-          <w:rFonts w:ascii="Arial" w:hAnsi="Arial" w:cs="Arial"/>
-        </w:rPr>
-        <w:t>. These records can help school leaders when they are looking into security problems or dealing with emergencies. New studies about RFID access control show that RFID technology can be used to run areas by using RFID tags, readers, databases and software to automatically decide who can enter.</w:t>
+        <w:t>RFID-based access control systems help make the school a safer place because every time someone tries to get in it is kept track of and can be looked at later. The system can save records with the students’ ID when they came in and where they went. These records can help school leaders when they are looking into security problems or dealing with emergencies. New studies about RFID access control show that RFID technology can be used to run areas by using RFID tags, readers, databases and software to automatically decide who can enter.</w:t>
       </w:r>
     </w:p>
     <w:p>
@@ -1043,21 +833,7 @@
         <w:rPr>
           <w:rFonts w:ascii="Arial" w:hAnsi="Arial" w:cs="Arial"/>
         </w:rPr>
-        <w:t xml:space="preserve">For students, monitoring access control theory helps build security parts like checking if someone is allowed to come in finding when someone tries to get in without permission and keeping track of where students go. Adding RFID to security management helps schools create a place where students are protected and the school has </w:t>
-      </w:r>
-      <w:proofErr w:type="gramStart"/>
-      <w:r>
-        <w:rPr>
-          <w:rFonts w:ascii="Arial" w:hAnsi="Arial" w:cs="Arial"/>
-        </w:rPr>
-        <w:t>correct</w:t>
-      </w:r>
-      <w:proofErr w:type="gramEnd"/>
-      <w:r>
-        <w:rPr>
-          <w:rFonts w:ascii="Arial" w:hAnsi="Arial" w:cs="Arial"/>
-        </w:rPr>
-        <w:t xml:space="preserve"> digital records of what is happening on campus.          </w:t>
+        <w:t>For students, monitoring access control theory helps build security parts like checking if someone is allowed to come in finding when someone tries to get in without permission and keeping track of where students go. Adding RFID to security management helps schools create a place where students are protected and the school has correct digital records of what is happening on campus.          </w:t>
       </w:r>
       <w:r>
         <w:rPr>
@@ -1119,30 +895,6 @@
           <w:rFonts w:ascii="Arial" w:hAnsi="Arial" w:cs="Arial"/>
         </w:rPr>
       </w:pPr>
-    </w:p>
-    <w:p>
-      <w:pPr>
-        <w:jc w:val="both"/>
-        <w:rPr>
-          <w:rFonts w:ascii="Arial" w:hAnsi="Arial" w:cs="Arial"/>
-        </w:rPr>
-      </w:pPr>
-    </w:p>
-    <w:p>
-      <w:pPr>
-        <w:jc w:val="both"/>
-        <w:rPr>
-          <w:rFonts w:ascii="Arial" w:hAnsi="Arial" w:cs="Arial"/>
-        </w:rPr>
-      </w:pPr>
-    </w:p>
-    <w:p>
-      <w:pPr>
-        <w:jc w:val="both"/>
-        <w:rPr>
-          <w:rFonts w:ascii="Arial" w:hAnsi="Arial" w:cs="Arial"/>
-        </w:rPr>
-      </w:pPr>
       <w:r>
         <w:rPr>
           <w:rFonts w:ascii="Arial" w:hAnsi="Arial" w:cs="Arial"/>
@@ -1159,24 +911,7 @@
         <w:rPr>
           <w:rFonts w:ascii="Arial" w:hAnsi="Arial" w:cs="Arial"/>
         </w:rPr>
-        <w:br/>
-      </w:r>
-      <w:r>
-        <w:rPr>
-          <w:rFonts w:ascii="Arial" w:hAnsi="Arial" w:cs="Arial"/>
-        </w:rPr>
-        <w:br/>
-      </w:r>
-      <w:r>
-        <w:rPr>
-          <w:rFonts w:ascii="Arial" w:hAnsi="Arial" w:cs="Arial"/>
-        </w:rPr>
-        <w:br/>
-      </w:r>
-      <w:r>
-        <w:rPr>
-          <w:rFonts w:ascii="Arial" w:hAnsi="Arial" w:cs="Arial"/>
-        </w:rPr>
+        <w:lastRenderedPageBreak/>
         <w:br/>
       </w:r>
       <w:r>
@@ -1418,13 +1153,10 @@
               </wp:anchor>
             </w:drawing>
           </mc:Choice>
-          <mc:Fallback xmlns:wpsCustomData="http://www.wps.cn/officeDocument/2013/wpsCustomData">
+          <mc:Fallback>
             <w:pict>
-              <v:line id="Straight Connector 17" o:spid="_x0000_s1026" o:spt="20" style="position:absolute;left:0pt;margin-left:230.8pt;margin-top:7.65pt;height:33.8pt;width:0pt;z-index:251660288;mso-width-relative:page;mso-height-relative:page;" filled="f" stroked="t" coordsize="21600,21600" o:gfxdata="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">
-                <v:fill on="f" focussize="0,0"/>
-                <v:stroke weight="0.5pt" color="#156082" joinstyle="miter"/>
-                <v:imagedata o:title=""/>
-                <o:lock v:ext="edit" aspectratio="f"/>
+              <v:line w14:anchorId="38508239" id="Straight Connector 17" o:spid="_x0000_s1026" style="position:absolute;z-index:251652608;visibility:visible;mso-wrap-style:square;mso-wrap-distance-left:0;mso-wrap-distance-top:0;mso-wrap-distance-right:0;mso-wrap-distance-bottom:0;mso-position-horizontal:absolute;mso-position-horizontal-relative:text;mso-position-vertical:absolute;mso-position-vertical-relative:text" from="230.8pt,7.65pt" to="230.8pt,41.45pt" o:gfxdata="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" strokecolor="#156082" strokeweight=".5pt">
+                <v:stroke joinstyle="miter"/>
               </v:line>
             </w:pict>
           </mc:Fallback>
@@ -1438,6 +1170,68 @@
           <w:rFonts w:ascii="Arial" w:hAnsi="Arial" w:cs="Arial"/>
         </w:rPr>
       </w:pPr>
+      <w:r>
+        <w:rPr>
+          <w:rFonts w:ascii="Arial" w:hAnsi="Arial" w:cs="Arial"/>
+          <w:noProof/>
+        </w:rPr>
+        <mc:AlternateContent>
+          <mc:Choice Requires="wps">
+            <w:drawing>
+              <wp:anchor distT="0" distB="0" distL="0" distR="0" simplePos="0" relativeHeight="251656704" behindDoc="0" locked="0" layoutInCell="1" allowOverlap="1" wp14:anchorId="13281354" wp14:editId="1F3CCDF2">
+                <wp:simplePos x="0" y="0"/>
+                <wp:positionH relativeFrom="column">
+                  <wp:posOffset>2931160</wp:posOffset>
+                </wp:positionH>
+                <wp:positionV relativeFrom="paragraph">
+                  <wp:posOffset>212725</wp:posOffset>
+                </wp:positionV>
+                <wp:extent cx="0" cy="389890"/>
+                <wp:effectExtent l="76200" t="0" r="57150" b="48260"/>
+                <wp:wrapNone/>
+                <wp:docPr id="1031" name="Straight Arrow Connector 18"/>
+                <wp:cNvGraphicFramePr/>
+                <a:graphic xmlns:a="http://schemas.openxmlformats.org/drawingml/2006/main">
+                  <a:graphicData uri="http://schemas.microsoft.com/office/word/2010/wordprocessingShape">
+                    <wps:wsp>
+                      <wps:cNvCnPr/>
+                      <wps:spPr>
+                        <a:xfrm>
+                          <a:off x="0" y="0"/>
+                          <a:ext cx="0" cy="389890"/>
+                        </a:xfrm>
+                        <a:prstGeom prst="straightConnector1">
+                          <a:avLst/>
+                        </a:prstGeom>
+                        <a:ln w="6350" cap="flat" cmpd="sng">
+                          <a:solidFill>
+                            <a:srgbClr val="156082"/>
+                          </a:solidFill>
+                          <a:prstDash val="solid"/>
+                          <a:miter/>
+                          <a:tailEnd type="triangle" w="med" len="med"/>
+                        </a:ln>
+                      </wps:spPr>
+                      <wps:bodyPr/>
+                    </wps:wsp>
+                  </a:graphicData>
+                </a:graphic>
+              </wp:anchor>
+            </w:drawing>
+          </mc:Choice>
+          <mc:Fallback>
+            <w:pict>
+              <v:shapetype w14:anchorId="3D71E099" id="_x0000_t32" coordsize="21600,21600" o:spt="32" o:oned="t" path="m,l21600,21600e" filled="f">
+                <v:path arrowok="t" fillok="f" o:connecttype="none"/>
+                <o:lock v:ext="edit" shapetype="t"/>
+              </v:shapetype>
+              <v:shape id="Straight Arrow Connector 18" o:spid="_x0000_s1026" type="#_x0000_t32" style="position:absolute;margin-left:230.8pt;margin-top:16.75pt;width:0;height:30.7pt;z-index:251656704;visibility:visible;mso-wrap-style:square;mso-wrap-distance-left:0;mso-wrap-distance-top:0;mso-wrap-distance-right:0;mso-wrap-distance-bottom:0;mso-position-horizontal:absolute;mso-position-horizontal-relative:text;mso-position-vertical:absolute;mso-position-vertical-relative:text" o:gfxdata="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" strokecolor="#156082" strokeweight=".5pt">
+                <v:stroke endarrow="block" joinstyle="miter"/>
+              </v:shape>
+            </w:pict>
+          </mc:Fallback>
+        </mc:AlternateContent>
+      </w:r>
       <w:r>
         <w:rPr>
           <w:rFonts w:ascii="Arial" w:hAnsi="Arial" w:cs="Arial"/>
@@ -1487,13 +1281,10 @@
               </wp:anchor>
             </w:drawing>
           </mc:Choice>
-          <mc:Fallback xmlns:wpsCustomData="http://www.wps.cn/officeDocument/2013/wpsCustomData">
+          <mc:Fallback>
             <w:pict>
-              <v:shape id="Straight Arrow Connector 18" o:spid="_x0000_s1026" o:spt="32" type="#_x0000_t32" style="position:absolute;left:0pt;margin-left:315.25pt;margin-top:17.85pt;height:225.35pt;width:0.85pt;z-index:251661312;mso-width-relative:page;mso-height-relative:page;" filled="f" stroked="t" coordsize="21600,21600" o:gfxdata="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">
-                <v:fill on="f" focussize="0,0"/>
-                <v:stroke weight="0.5pt" color="#156082" joinstyle="miter" endarrow="block"/>
-                <v:imagedata o:title=""/>
-                <o:lock v:ext="edit" aspectratio="f"/>
+              <v:shape w14:anchorId="7E4C76F3" id="Straight Arrow Connector 18" o:spid="_x0000_s1026" type="#_x0000_t32" style="position:absolute;margin-left:315.25pt;margin-top:17.85pt;width:.85pt;height:225.35pt;z-index:251653632;visibility:visible;mso-wrap-style:square;mso-wrap-distance-left:0;mso-wrap-distance-top:0;mso-wrap-distance-right:0;mso-wrap-distance-bottom:0;mso-position-horizontal:absolute;mso-position-horizontal-relative:text;mso-position-vertical:absolute;mso-position-vertical-relative:text" o:gfxdata="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" strokecolor="#156082" strokeweight=".5pt">
+                <v:stroke endarrow="block" joinstyle="miter"/>
               </v:shape>
             </w:pict>
           </mc:Fallback>
@@ -1548,13 +1339,10 @@
               </wp:anchor>
             </w:drawing>
           </mc:Choice>
-          <mc:Fallback xmlns:wpsCustomData="http://www.wps.cn/officeDocument/2013/wpsCustomData">
+          <mc:Fallback>
             <w:pict>
-              <v:shape id="Straight Arrow Connector 18" o:spid="_x0000_s1026" o:spt="32" type="#_x0000_t32" style="position:absolute;left:0pt;margin-left:150.6pt;margin-top:17.5pt;height:225.4pt;width:0.9pt;z-index:251662336;mso-width-relative:page;mso-height-relative:page;" filled="f" stroked="t" coordsize="21600,21600" o:gfxdata="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">
-                <v:fill on="f" focussize="0,0"/>
-                <v:stroke weight="0.5pt" color="#156082" joinstyle="miter" endarrow="block"/>
-                <v:imagedata o:title=""/>
-                <o:lock v:ext="edit" aspectratio="f"/>
+              <v:shape w14:anchorId="44AA59C8" id="Straight Arrow Connector 18" o:spid="_x0000_s1026" type="#_x0000_t32" style="position:absolute;margin-left:150.6pt;margin-top:17.5pt;width:.9pt;height:225.4pt;z-index:251654656;visibility:visible;mso-wrap-style:square;mso-wrap-distance-left:0;mso-wrap-distance-top:0;mso-wrap-distance-right:0;mso-wrap-distance-bottom:0;mso-position-horizontal:absolute;mso-position-horizontal-relative:text;mso-position-vertical:absolute;mso-position-vertical-relative:text" o:gfxdata="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" strokecolor="#156082" strokeweight=".5pt">
+                <v:stroke endarrow="block" joinstyle="miter"/>
               </v:shape>
             </w:pict>
           </mc:Fallback>
@@ -1568,7 +1356,7 @@
         <mc:AlternateContent>
           <mc:Choice Requires="wps">
             <w:drawing>
-              <wp:anchor distT="0" distB="0" distL="0" distR="0" simplePos="0" relativeHeight="251655680" behindDoc="0" locked="0" layoutInCell="1" allowOverlap="1" wp14:anchorId="4827FFBF" wp14:editId="418B2C1C">
+              <wp:anchor distT="0" distB="0" distL="0" distR="0" simplePos="0" relativeHeight="251655680" behindDoc="0" locked="0" layoutInCell="1" allowOverlap="1" wp14:anchorId="4827FFBF" wp14:editId="3BF785B6">
                 <wp:simplePos x="0" y="0"/>
                 <wp:positionH relativeFrom="column">
                   <wp:posOffset>5122545</wp:posOffset>
@@ -1609,74 +1397,10 @@
               </wp:anchor>
             </w:drawing>
           </mc:Choice>
-          <mc:Fallback xmlns:wpsCustomData="http://www.wps.cn/officeDocument/2013/wpsCustomData">
+          <mc:Fallback>
             <w:pict>
-              <v:shape id="Straight Arrow Connector 18" o:spid="_x0000_s1026" o:spt="32" type="#_x0000_t32" style="position:absolute;left:0pt;margin-left:403.35pt;margin-top:17.75pt;height:30.65pt;width:0pt;z-index:251663360;mso-width-relative:page;mso-height-relative:page;" filled="f" stroked="t" coordsize="21600,21600" o:gfxdata="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">
-                <v:fill on="f" focussize="0,0"/>
-                <v:stroke weight="0.5pt" color="#156082" joinstyle="miter" endarrow="block"/>
-                <v:imagedata o:title=""/>
-                <o:lock v:ext="edit" aspectratio="f"/>
-              </v:shape>
-            </w:pict>
-          </mc:Fallback>
-        </mc:AlternateContent>
-      </w:r>
-      <w:r>
-        <w:rPr>
-          <w:rFonts w:ascii="Arial" w:hAnsi="Arial" w:cs="Arial"/>
-          <w:noProof/>
-        </w:rPr>
-        <mc:AlternateContent>
-          <mc:Choice Requires="wps">
-            <w:drawing>
-              <wp:anchor distT="0" distB="0" distL="0" distR="0" simplePos="0" relativeHeight="251656704" behindDoc="0" locked="0" layoutInCell="1" allowOverlap="1" wp14:anchorId="13281354" wp14:editId="037A393D">
-                <wp:simplePos x="0" y="0"/>
-                <wp:positionH relativeFrom="column">
-                  <wp:posOffset>2942590</wp:posOffset>
-                </wp:positionH>
-                <wp:positionV relativeFrom="paragraph">
-                  <wp:posOffset>212725</wp:posOffset>
-                </wp:positionV>
-                <wp:extent cx="0" cy="389890"/>
-                <wp:effectExtent l="76200" t="0" r="57150" b="48895"/>
-                <wp:wrapNone/>
-                <wp:docPr id="1031" name="Straight Arrow Connector 18"/>
-                <wp:cNvGraphicFramePr/>
-                <a:graphic xmlns:a="http://schemas.openxmlformats.org/drawingml/2006/main">
-                  <a:graphicData uri="http://schemas.microsoft.com/office/word/2010/wordprocessingShape">
-                    <wps:wsp>
-                      <wps:cNvCnPr/>
-                      <wps:spPr>
-                        <a:xfrm>
-                          <a:off x="0" y="0"/>
-                          <a:ext cx="0" cy="389614"/>
-                        </a:xfrm>
-                        <a:prstGeom prst="straightConnector1">
-                          <a:avLst/>
-                        </a:prstGeom>
-                        <a:ln w="6350" cap="flat" cmpd="sng">
-                          <a:solidFill>
-                            <a:srgbClr val="156082"/>
-                          </a:solidFill>
-                          <a:prstDash val="solid"/>
-                          <a:miter/>
-                          <a:tailEnd type="triangle" w="med" len="med"/>
-                        </a:ln>
-                      </wps:spPr>
-                      <wps:bodyPr/>
-                    </wps:wsp>
-                  </a:graphicData>
-                </a:graphic>
-              </wp:anchor>
-            </w:drawing>
-          </mc:Choice>
-          <mc:Fallback xmlns:wpsCustomData="http://www.wps.cn/officeDocument/2013/wpsCustomData">
-            <w:pict>
-              <v:shape id="Straight Arrow Connector 18" o:spid="_x0000_s1026" o:spt="32" type="#_x0000_t32" style="position:absolute;left:0pt;margin-left:231.7pt;margin-top:16.75pt;height:30.7pt;width:0pt;z-index:251664384;mso-width-relative:page;mso-height-relative:page;" filled="f" stroked="t" coordsize="21600,21600" o:gfxdata="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">
-                <v:fill on="f" focussize="0,0"/>
-                <v:stroke weight="0.5pt" color="#156082" joinstyle="miter" endarrow="block"/>
-                <v:imagedata o:title=""/>
-                <o:lock v:ext="edit" aspectratio="f"/>
+              <v:shape w14:anchorId="4BB9C045" id="Straight Arrow Connector 18" o:spid="_x0000_s1026" type="#_x0000_t32" style="position:absolute;margin-left:403.35pt;margin-top:17.75pt;width:0;height:30.65pt;z-index:251655680;visibility:visible;mso-wrap-style:square;mso-wrap-distance-left:0;mso-wrap-distance-top:0;mso-wrap-distance-right:0;mso-wrap-distance-bottom:0;mso-position-horizontal:absolute;mso-position-horizontal-relative:text;mso-position-vertical:absolute;mso-position-vertical-relative:text" o:gfxdata="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" strokecolor="#156082" strokeweight=".5pt">
+                <v:stroke endarrow="block" joinstyle="miter"/>
               </v:shape>
             </w:pict>
           </mc:Fallback>
@@ -1731,13 +1455,10 @@
               </wp:anchor>
             </w:drawing>
           </mc:Choice>
-          <mc:Fallback xmlns:wpsCustomData="http://www.wps.cn/officeDocument/2013/wpsCustomData">
+          <mc:Fallback>
             <w:pict>
-              <v:shape id="Straight Arrow Connector 18" o:spid="_x0000_s1026" o:spt="32" type="#_x0000_t32" style="position:absolute;left:0pt;margin-left:63.8pt;margin-top:17.55pt;height:30.7pt;width:0pt;z-index:251665408;mso-width-relative:page;mso-height-relative:page;" filled="f" stroked="t" coordsize="21600,21600" o:gfxdata="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">
-                <v:fill on="f" focussize="0,0"/>
-                <v:stroke weight="0.5pt" color="#156082" joinstyle="miter" endarrow="block"/>
-                <v:imagedata o:title=""/>
-                <o:lock v:ext="edit" aspectratio="f"/>
+              <v:shape w14:anchorId="686CF4A9" id="Straight Arrow Connector 18" o:spid="_x0000_s1026" type="#_x0000_t32" style="position:absolute;margin-left:63.8pt;margin-top:17.55pt;width:0;height:30.7pt;z-index:251657728;visibility:visible;mso-wrap-style:square;mso-wrap-distance-left:0;mso-wrap-distance-top:0;mso-wrap-distance-right:0;mso-wrap-distance-bottom:0;mso-position-horizontal:absolute;mso-position-horizontal-relative:text;mso-position-vertical:absolute;mso-position-vertical-relative:text" o:gfxdata="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" strokecolor="#156082" strokeweight=".5pt">
+                <v:stroke endarrow="block" joinstyle="miter"/>
               </v:shape>
             </w:pict>
           </mc:Fallback>
@@ -1791,13 +1512,10 @@
               </wp:anchor>
             </w:drawing>
           </mc:Choice>
-          <mc:Fallback xmlns:wpsCustomData="http://www.wps.cn/officeDocument/2013/wpsCustomData">
+          <mc:Fallback>
             <w:pict>
-              <v:line id="Straight Connector 16" o:spid="_x0000_s1026" o:spt="20" style="position:absolute;left:0pt;margin-left:63.55pt;margin-top:17.6pt;height:0pt;width:340.1pt;z-index:251665408;mso-width-relative:page;mso-height-relative:page;" filled="f" stroked="t" coordsize="21600,21600" o:gfxdata="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">
-                <v:fill on="f" focussize="0,0"/>
-                <v:stroke weight="0.5pt" color="#156082" joinstyle="miter"/>
-                <v:imagedata o:title=""/>
-                <o:lock v:ext="edit" aspectratio="f"/>
+              <v:line w14:anchorId="60DF5550" id="Straight Connector 16" o:spid="_x0000_s1026" style="position:absolute;z-index:251658752;visibility:visible;mso-wrap-style:square;mso-wrap-distance-left:0;mso-wrap-distance-top:0;mso-wrap-distance-right:0;mso-wrap-distance-bottom:0;mso-position-horizontal:absolute;mso-position-horizontal-relative:text;mso-position-vertical:absolute;mso-position-vertical-relative:text" from="63.55pt,17.6pt" to="403.65pt,17.6pt" o:gfxdata="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" strokecolor="#156082" strokeweight=".5pt">
+                <v:stroke joinstyle="miter"/>
               </v:line>
             </w:pict>
           </mc:Fallback>
@@ -2022,51 +1740,7 @@
                                 <w:sz w:val="20"/>
                                 <w:szCs w:val="20"/>
                               </w:rPr>
-                              <w:t xml:space="preserve">(Siregar, S. A., </w:t>
-                            </w:r>
-                            <w:proofErr w:type="spellStart"/>
-                            <w:r>
-                              <w:rPr>
-                                <w:rFonts w:ascii="Arial" w:hAnsi="Arial" w:cs="Arial"/>
-                                <w:b/>
-                                <w:bCs/>
-                                <w:sz w:val="20"/>
-                                <w:szCs w:val="20"/>
-                              </w:rPr>
-                              <w:t>Hamni</w:t>
-                            </w:r>
-                            <w:proofErr w:type="spellEnd"/>
-                            <w:r>
-                              <w:rPr>
-                                <w:rFonts w:ascii="Arial" w:hAnsi="Arial" w:cs="Arial"/>
-                                <w:b/>
-                                <w:bCs/>
-                                <w:sz w:val="20"/>
-                                <w:szCs w:val="20"/>
-                              </w:rPr>
-                              <w:t xml:space="preserve">, M., </w:t>
-                            </w:r>
-                            <w:proofErr w:type="spellStart"/>
-                            <w:r>
-                              <w:rPr>
-                                <w:rFonts w:ascii="Arial" w:hAnsi="Arial" w:cs="Arial"/>
-                                <w:b/>
-                                <w:bCs/>
-                                <w:sz w:val="20"/>
-                                <w:szCs w:val="20"/>
-                              </w:rPr>
-                              <w:t>Simanulang</w:t>
-                            </w:r>
-                            <w:proofErr w:type="spellEnd"/>
-                            <w:r>
-                              <w:rPr>
-                                <w:rFonts w:ascii="Arial" w:hAnsi="Arial" w:cs="Arial"/>
-                                <w:b/>
-                                <w:bCs/>
-                                <w:sz w:val="20"/>
-                                <w:szCs w:val="20"/>
-                              </w:rPr>
-                              <w:t>, P. M., Rezeki, S., Jeriko, F., &amp; Aqil, M.,2023</w:t>
+                              <w:t>(Siregar, S. A., Hamni, M., Simanulang, P. M., Rezeki, S., Jeriko, F., &amp; Aqil, M.,2023</w:t>
                             </w:r>
                           </w:p>
                         </w:txbxContent>
@@ -2124,51 +1798,7 @@
                           <w:sz w:val="20"/>
                           <w:szCs w:val="20"/>
                         </w:rPr>
-                        <w:t xml:space="preserve">(Siregar, S. A., </w:t>
-                      </w:r>
-                      <w:proofErr w:type="spellStart"/>
-                      <w:r>
-                        <w:rPr>
-                          <w:rFonts w:ascii="Arial" w:hAnsi="Arial" w:cs="Arial"/>
-                          <w:b/>
-                          <w:bCs/>
-                          <w:sz w:val="20"/>
-                          <w:szCs w:val="20"/>
-                        </w:rPr>
-                        <w:t>Hamni</w:t>
-                      </w:r>
-                      <w:proofErr w:type="spellEnd"/>
-                      <w:r>
-                        <w:rPr>
-                          <w:rFonts w:ascii="Arial" w:hAnsi="Arial" w:cs="Arial"/>
-                          <w:b/>
-                          <w:bCs/>
-                          <w:sz w:val="20"/>
-                          <w:szCs w:val="20"/>
-                        </w:rPr>
-                        <w:t xml:space="preserve">, M., </w:t>
-                      </w:r>
-                      <w:proofErr w:type="spellStart"/>
-                      <w:r>
-                        <w:rPr>
-                          <w:rFonts w:ascii="Arial" w:hAnsi="Arial" w:cs="Arial"/>
-                          <w:b/>
-                          <w:bCs/>
-                          <w:sz w:val="20"/>
-                          <w:szCs w:val="20"/>
-                        </w:rPr>
-                        <w:t>Simanulang</w:t>
-                      </w:r>
-                      <w:proofErr w:type="spellEnd"/>
-                      <w:r>
-                        <w:rPr>
-                          <w:rFonts w:ascii="Arial" w:hAnsi="Arial" w:cs="Arial"/>
-                          <w:b/>
-                          <w:bCs/>
-                          <w:sz w:val="20"/>
-                          <w:szCs w:val="20"/>
-                        </w:rPr>
-                        <w:t>, P. M., Rezeki, S., Jeriko, F., &amp; Aqil, M.,2023</w:t>
+                        <w:t>(Siregar, S. A., Hamni, M., Simanulang, P. M., Rezeki, S., Jeriko, F., &amp; Aqil, M.,2023</w:t>
                       </w:r>
                     </w:p>
                   </w:txbxContent>
@@ -2240,6 +1870,14 @@
                             <w:pPr>
                               <w:jc w:val="center"/>
                             </w:pPr>
+                            <w:r>
+                              <w:rPr>
+                                <w:rFonts w:ascii="Arial" w:hAnsi="Arial" w:cs="Arial"/>
+                                <w:b/>
+                                <w:bCs/>
+                              </w:rPr>
+                              <w:t>Access Control and Security Management Theory (Kassim, S. O., Idriss, A. S., &amp; Ahmed, A. I., 2023)</w:t>
+                            </w:r>
                           </w:p>
                         </w:txbxContent>
                       </wps:txbx>
@@ -2265,6 +1903,14 @@
                       <w:pPr>
                         <w:jc w:val="center"/>
                       </w:pPr>
+                      <w:r>
+                        <w:rPr>
+                          <w:rFonts w:ascii="Arial" w:hAnsi="Arial" w:cs="Arial"/>
+                          <w:b/>
+                          <w:bCs/>
+                        </w:rPr>
+                        <w:t>Access Control and Security Management Theory (Kassim, S. O., Idriss, A. S., &amp; Ahmed, A. I., 2023)</w:t>
+                      </w:r>
                     </w:p>
                   </w:txbxContent>
                 </v:textbox>
@@ -2704,6 +2350,7 @@
           <w:b/>
           <w:bCs/>
         </w:rPr>
+        <w:lastRenderedPageBreak/>
         <w:t>Theoretical Framework</w:t>
       </w:r>
     </w:p>
@@ -2814,38 +2461,46 @@
         </w:rPr>
         <w:t xml:space="preserve">The major problem with this facility is that its access control system is outdated and places more emphasis on manual processes over the safety and convenience of its users. For instance, currently, the experience of accessing this facility is characterized by delays and mistakes during ID checks, causing frustration to visitors and putting additional pressure on security personnel. This is made worse by the lack of a centralized database, whereby administrators are essentially flying in the dark without being able to monitor activities in real time or obtain reports. Perhaps more worryingly is the fact that the system </w:t>
       </w:r>
-      <w:proofErr w:type="gramStart"/>
-      <w:r>
-        <w:rPr>
-          <w:rFonts w:ascii="Arial" w:hAnsi="Arial" w:cs="Arial"/>
+      <w:r>
+        <w:rPr>
+          <w:rFonts w:ascii="Arial" w:hAnsi="Arial" w:cs="Arial"/>
+        </w:rPr>
+        <w:t>cannot</w:t>
+      </w:r>
+      <w:r>
+        <w:rPr>
+          <w:rFonts w:ascii="Arial" w:hAnsi="Arial" w:cs="Arial"/>
+        </w:rPr>
+        <w:t xml:space="preserve"> fully control access to the facility, putting the safety of the community within its environs at risk of being compromised by those who should not be there. Essentially, this system does not offer any reliability or convenience to users, putting the organization in a difficult position.</w:t>
+      </w:r>
+    </w:p>
+    <w:p>
+      <w:pPr>
+        <w:spacing w:line="480" w:lineRule="auto"/>
+        <w:ind w:firstLine="720"/>
+        <w:jc w:val="both"/>
+        <w:rPr>
+          <w:rFonts w:ascii="Arial" w:hAnsi="Arial" w:cs="Arial"/>
+        </w:rPr>
+      </w:pPr>
+    </w:p>
+    <w:p>
+      <w:pPr>
+        <w:spacing w:after="0" w:line="480" w:lineRule="auto"/>
+        <w:jc w:val="both"/>
+        <w:rPr>
+          <w:rFonts w:ascii="Arial" w:hAnsi="Arial" w:cs="Arial"/>
+          <w:b/>
+          <w:bCs/>
+        </w:rPr>
+      </w:pPr>
+      <w:r>
+        <w:rPr>
+          <w:rFonts w:ascii="Arial" w:hAnsi="Arial" w:cs="Arial"/>
+          <w:b/>
+          <w:bCs/>
         </w:rPr>
         <w:lastRenderedPageBreak/>
-        <w:t>is not able to</w:t>
-      </w:r>
-      <w:proofErr w:type="gramEnd"/>
-      <w:r>
-        <w:rPr>
-          <w:rFonts w:ascii="Arial" w:hAnsi="Arial" w:cs="Arial"/>
-        </w:rPr>
-        <w:t xml:space="preserve"> fully control access to the facility, putting the safety of the community within its environs at risk of being compromised by those who should not be there. Essentially, this system does not offer any reliability or convenience to users, putting the organization in a difficult position.</w:t>
-      </w:r>
-    </w:p>
-    <w:p>
-      <w:pPr>
-        <w:spacing w:after="0" w:line="480" w:lineRule="auto"/>
-        <w:jc w:val="both"/>
-        <w:rPr>
-          <w:rFonts w:ascii="Arial" w:hAnsi="Arial" w:cs="Arial"/>
-          <w:b/>
-          <w:bCs/>
-        </w:rPr>
-      </w:pPr>
-      <w:r>
-        <w:rPr>
-          <w:rFonts w:ascii="Arial" w:hAnsi="Arial" w:cs="Arial"/>
-          <w:b/>
-          <w:bCs/>
-        </w:rPr>
         <w:t xml:space="preserve">Specific Problem of the study </w:t>
       </w:r>
     </w:p>
@@ -3056,7 +2711,6 @@
         <w:rPr>
           <w:rFonts w:ascii="Arial" w:hAnsi="Arial" w:cs="Arial"/>
         </w:rPr>
-        <w:lastRenderedPageBreak/>
         <w:t>3. To enhance campus security by preventing unauthorized access through RFID identification.</w:t>
       </w:r>
     </w:p>
@@ -3075,14 +2729,12 @@
         </w:rPr>
         <w:t xml:space="preserve">4. To generate accurate and reliable attendance and </w:t>
       </w:r>
-      <w:proofErr w:type="gramStart"/>
-      <w:r>
-        <w:rPr>
-          <w:rFonts w:ascii="Arial" w:hAnsi="Arial" w:cs="Arial"/>
-        </w:rPr>
-        <w:t>monitoring</w:t>
-      </w:r>
-      <w:proofErr w:type="gramEnd"/>
+      <w:r>
+        <w:rPr>
+          <w:rFonts w:ascii="Arial" w:hAnsi="Arial" w:cs="Arial"/>
+        </w:rPr>
+        <w:t>monitor</w:t>
+      </w:r>
       <w:r>
         <w:rPr>
           <w:rFonts w:ascii="Arial" w:hAnsi="Arial" w:cs="Arial"/>
@@ -3122,6 +2774,7 @@
           <w:b/>
           <w:bCs/>
         </w:rPr>
+        <w:lastRenderedPageBreak/>
         <w:t>Scope and Limitation</w:t>
       </w:r>
     </w:p>
@@ -3177,21 +2830,7 @@
         <w:rPr>
           <w:rFonts w:ascii="Arial" w:hAnsi="Arial" w:cs="Arial"/>
         </w:rPr>
-        <w:t xml:space="preserve">System development includes creating hardware and software parts for the system's operation. </w:t>
-      </w:r>
-      <w:proofErr w:type="gramStart"/>
-      <w:r>
-        <w:rPr>
-          <w:rFonts w:ascii="Arial" w:hAnsi="Arial" w:cs="Arial"/>
-        </w:rPr>
-        <w:t>In order for</w:t>
-      </w:r>
-      <w:proofErr w:type="gramEnd"/>
-      <w:r>
-        <w:rPr>
-          <w:rFonts w:ascii="Arial" w:hAnsi="Arial" w:cs="Arial"/>
-        </w:rPr>
-        <w:t xml:space="preserve"> the system to work, RFID readers must be installed at the designated entry and exit points, RFID tags must be utilized by being embedded in the school ID cards, and a database system will need to be created to store and manage the scanned information. The purpose of the system is to create and store time-in and time-out data and provide access to authorized individuals through generated monitoring reports.</w:t>
+        <w:t>System development includes creating hardware and software parts for the system's operation. In order for the system to work, RFID readers must be installed at the designated entry and exit points, RFID tags must be utilized by being embedded in the school ID cards, and a database system will need to be created to store and manage the scanned information. The purpose of the system is to create and store time-in and time-out data and provide access to authorized individuals through generated monitoring reports.</w:t>
       </w:r>
     </w:p>
     <w:p>
@@ -3224,17 +2863,26 @@
         <w:rPr>
           <w:rFonts w:ascii="Arial" w:hAnsi="Arial" w:cs="Arial"/>
         </w:rPr>
-        <w:lastRenderedPageBreak/>
-        <w:t xml:space="preserve">The proposed study is limited to the integration of the RFID system in selected areas of the educational institution and will not encompass </w:t>
-      </w:r>
-      <w:proofErr w:type="gramStart"/>
-      <w:r>
-        <w:rPr>
-          <w:rFonts w:ascii="Arial" w:hAnsi="Arial" w:cs="Arial"/>
-        </w:rPr>
-        <w:t>a full</w:t>
-      </w:r>
-      <w:proofErr w:type="gramEnd"/>
+        <w:t xml:space="preserve">The proposed study is limited to the integration of the RFID system in selected areas of the </w:t>
+      </w:r>
+      <w:r>
+        <w:rPr>
+          <w:rFonts w:ascii="Arial" w:hAnsi="Arial" w:cs="Arial"/>
+        </w:rPr>
+        <w:t>school</w:t>
+      </w:r>
+      <w:r>
+        <w:rPr>
+          <w:rFonts w:ascii="Arial" w:hAnsi="Arial" w:cs="Arial"/>
+        </w:rPr>
+        <w:t xml:space="preserve"> and will not encompass </w:t>
+      </w:r>
+      <w:r>
+        <w:rPr>
+          <w:rFonts w:ascii="Arial" w:hAnsi="Arial" w:cs="Arial"/>
+        </w:rPr>
+        <w:t>full</w:t>
+      </w:r>
       <w:r>
         <w:rPr>
           <w:rFonts w:ascii="Arial" w:hAnsi="Arial" w:cs="Arial"/>
@@ -3255,7 +2903,14 @@
         <w:rPr>
           <w:rFonts w:ascii="Arial" w:hAnsi="Arial" w:cs="Arial"/>
         </w:rPr>
-        <w:t>Moreover, the efficiency of the system is also dependent on the correct use of the RFID ID cards as well as the availability of a stable power supply and internet connection. Problems such as lost, damaged, or unregistered RFID cards, as well as possible misuse of the cards, are not within the control of the system. Although the project will improve security and efficiency in monitoring, it will not eliminate security risks on the campus completely.</w:t>
+        <w:t xml:space="preserve">Moreover, the efficiency of the system is also dependent on the correct use of the RFID ID cards as well as the availability of a stable power supply and internet connection. </w:t>
+      </w:r>
+      <w:r>
+        <w:rPr>
+          <w:rFonts w:ascii="Arial" w:hAnsi="Arial" w:cs="Arial"/>
+        </w:rPr>
+        <w:lastRenderedPageBreak/>
+        <w:t>Problems such as lost, damaged, or unregistered RFID cards, as well as possible misuse of the cards, are not within the control of the system. Although the project will improve security and efficiency in monitoring, it will not eliminate security risks on the campus completely.</w:t>
       </w:r>
     </w:p>
     <w:p>
@@ -3274,18 +2929,8 @@
           <w:b/>
           <w:bCs/>
         </w:rPr>
-        <w:t xml:space="preserve">Significance of </w:t>
-      </w:r>
-      <w:proofErr w:type="gramStart"/>
-      <w:r>
-        <w:rPr>
-          <w:rFonts w:ascii="Arial" w:hAnsi="Arial" w:cs="Arial"/>
-          <w:b/>
-          <w:bCs/>
-        </w:rPr>
-        <w:t>the Study</w:t>
-      </w:r>
-      <w:proofErr w:type="gramEnd"/>
+        <w:t>Significance of the Study</w:t>
+      </w:r>
     </w:p>
     <w:p>
       <w:pPr>
@@ -3354,7 +2999,6 @@
           <w:b/>
           <w:bCs/>
         </w:rPr>
-        <w:lastRenderedPageBreak/>
         <w:t xml:space="preserve">For Students. </w:t>
       </w:r>
       <w:r>
@@ -3385,21 +3029,14 @@
         <w:rPr>
           <w:rFonts w:ascii="Arial" w:hAnsi="Arial" w:cs="Arial"/>
         </w:rPr>
-        <w:t xml:space="preserve">The RFID system helps get information about when students enter and exit school. It works by checking RFID tags that each student has. This way there is no need for people to write down who is coming and going. It stops mistakes from happening. Make sure the time each student arrives, and leaves </w:t>
-      </w:r>
-      <w:proofErr w:type="gramStart"/>
-      <w:r>
-        <w:rPr>
-          <w:rFonts w:ascii="Arial" w:hAnsi="Arial" w:cs="Arial"/>
-        </w:rPr>
-        <w:t>is</w:t>
-      </w:r>
-      <w:proofErr w:type="gramEnd"/>
-      <w:r>
-        <w:rPr>
-          <w:rFonts w:ascii="Arial" w:hAnsi="Arial" w:cs="Arial"/>
-        </w:rPr>
-        <w:t xml:space="preserve"> recorded right away</w:t>
+        <w:t xml:space="preserve">The RFID system helps get information about when students enter and exit school. It works by checking RFID tags that each student has. This way there is no need for people to write down who is coming and going. It stops </w:t>
+      </w:r>
+      <w:r>
+        <w:rPr>
+          <w:rFonts w:ascii="Arial" w:hAnsi="Arial" w:cs="Arial"/>
+        </w:rPr>
+        <w:lastRenderedPageBreak/>
+        <w:t>mistakes from happening. Make sure the time each student arrives, and leaves is recorded right away</w:t>
       </w:r>
       <w:r>
         <w:rPr>
@@ -3578,6 +3215,7 @@
           <w:b/>
           <w:bCs/>
         </w:rPr>
+        <w:lastRenderedPageBreak/>
         <w:t>Chapter 2</w:t>
       </w:r>
     </w:p>
@@ -3656,25 +3294,7 @@
           <w:b/>
           <w:bCs/>
         </w:rPr>
-        <w:t>Muñoz-</w:t>
-      </w:r>
-      <w:proofErr w:type="spellStart"/>
-      <w:r>
-        <w:rPr>
-          <w:rFonts w:ascii="Arial" w:hAnsi="Arial" w:cs="Arial"/>
-          <w:b/>
-          <w:bCs/>
-        </w:rPr>
-        <w:t>Ausecha</w:t>
-      </w:r>
-      <w:proofErr w:type="spellEnd"/>
-      <w:r>
-        <w:rPr>
-          <w:rFonts w:ascii="Arial" w:hAnsi="Arial" w:cs="Arial"/>
-          <w:b/>
-          <w:bCs/>
-        </w:rPr>
-        <w:t xml:space="preserve"> et al., (2021)</w:t>
+        <w:t>Muñoz-Ausecha et al., (2021)</w:t>
       </w:r>
       <w:r>
         <w:rPr>
@@ -3712,54 +3332,19 @@
         </w:rPr>
         <w:t xml:space="preserve">” by </w:t>
       </w:r>
-      <w:proofErr w:type="spellStart"/>
-      <w:r>
-        <w:rPr>
-          <w:rFonts w:ascii="Arial" w:hAnsi="Arial" w:cs="Arial"/>
-          <w:b/>
-          <w:bCs/>
-        </w:rPr>
-        <w:t>Begmanov</w:t>
-      </w:r>
-      <w:proofErr w:type="spellEnd"/>
-      <w:r>
-        <w:rPr>
-          <w:rFonts w:ascii="Arial" w:hAnsi="Arial" w:cs="Arial"/>
-          <w:b/>
-          <w:bCs/>
-        </w:rPr>
-        <w:t xml:space="preserve"> and </w:t>
-      </w:r>
-      <w:proofErr w:type="spellStart"/>
-      <w:r>
-        <w:rPr>
-          <w:rFonts w:ascii="Arial" w:hAnsi="Arial" w:cs="Arial"/>
-          <w:b/>
-          <w:bCs/>
-        </w:rPr>
-        <w:t>Yenradee</w:t>
-      </w:r>
-      <w:proofErr w:type="spellEnd"/>
-      <w:r>
-        <w:rPr>
-          <w:rFonts w:ascii="Arial" w:hAnsi="Arial" w:cs="Arial"/>
-          <w:b/>
-          <w:bCs/>
-        </w:rPr>
-        <w:t xml:space="preserve"> (2021)</w:t>
-      </w:r>
-      <w:r>
-        <w:rPr>
-          <w:rFonts w:ascii="Arial" w:hAnsi="Arial" w:cs="Arial"/>
-        </w:rPr>
-        <w:t xml:space="preserve"> developed an RFID system to monitor fixed assets in a university environment. Their research aimed to replace traditional manual inventory checking with an automated RFID-based monitoring system. RFID tags were attached to </w:t>
-      </w:r>
-      <w:r>
-        <w:rPr>
-          <w:rFonts w:ascii="Arial" w:hAnsi="Arial" w:cs="Arial"/>
-        </w:rPr>
-        <w:lastRenderedPageBreak/>
-        <w:t>assets while readers were used to scan and track items within specific locations. Experimental results showed that the RFID system achieved 100% tag readability and significantly reduced the time needed to check and monitor assets compared to manual inventory systems. The study concluded that RFID technology improves monitoring efficiency, enhances security of institutional assets, and supports accurate tracking of equipment in large facilities.</w:t>
+      <w:r>
+        <w:rPr>
+          <w:rFonts w:ascii="Arial" w:hAnsi="Arial" w:cs="Arial"/>
+          <w:b/>
+          <w:bCs/>
+        </w:rPr>
+        <w:t>Begmanov and Yenradee (2021)</w:t>
+      </w:r>
+      <w:r>
+        <w:rPr>
+          <w:rFonts w:ascii="Arial" w:hAnsi="Arial" w:cs="Arial"/>
+        </w:rPr>
+        <w:t xml:space="preserve"> developed an RFID system to monitor fixed assets in a university environment. Their research aimed to replace traditional manual inventory checking with an automated RFID-based monitoring system. RFID tags were attached to assets while readers were used to scan and track items within specific locations. Experimental results showed that the RFID system achieved 100% tag readability and significantly reduced the time needed to check and monitor assets compared to manual inventory systems. The study concluded that RFID technology improves monitoring efficiency, enhances security of institutional assets, and supports accurate tracking of equipment in large facilities.</w:t>
       </w:r>
     </w:p>
     <w:p>
@@ -3797,7 +3382,14 @@
         <w:rPr>
           <w:rFonts w:ascii="Arial" w:hAnsi="Arial" w:cs="Arial"/>
         </w:rPr>
-        <w:t>. The aim of the study was to address the issue of security guards falling asleep during duty, thereby improving overall security management. The system integrates RFID tags and readers to track the presence and movement of guards within the premises, while IoT sensors monitor real-time environmental conditions. Data collected from these devices is transmitted to a centralized server for analysis, enabling real-time alerts and remote supervision (Sahoo et al., 2024). This suggests that combining RFID and IoT technologies can significantly enhance the reliability and efficiency of security personnel monitoring.</w:t>
+        <w:t xml:space="preserve">. The aim of the study was to address the issue of security </w:t>
+      </w:r>
+      <w:r>
+        <w:rPr>
+          <w:rFonts w:ascii="Arial" w:hAnsi="Arial" w:cs="Arial"/>
+        </w:rPr>
+        <w:lastRenderedPageBreak/>
+        <w:t>guards falling asleep during duty, thereby improving overall security management. The system integrates RFID tags and readers to track the presence and movement of guards within the premises, while IoT sensors monitor real-time environmental conditions. Data collected from these devices is transmitted to a centralized server for analysis, enabling real-time alerts and remote supervision (Sahoo et al., 2024). This suggests that combining RFID and IoT technologies can significantly enhance the reliability and efficiency of security personnel monitoring.</w:t>
       </w:r>
     </w:p>
     <w:p>
@@ -3841,14 +3433,7 @@
         <w:rPr>
           <w:rFonts w:ascii="Arial" w:hAnsi="Arial" w:cs="Arial"/>
         </w:rPr>
-        <w:t xml:space="preserve"> that reviewed the use of RFID technology in security and tracking systems. The study explained that RFID enables automatic identification and monitoring of objects or individuals through radio frequency signals transmitted between RFID tags and readers. This technology allows organizations to track movements and activities in real time, improving monitoring accuracy and reducing manual errors. The researchers emphasized that RFID systems are widely applied in access control, asset management, </w:t>
-      </w:r>
-      <w:r>
-        <w:rPr>
-          <w:rFonts w:ascii="Arial" w:hAnsi="Arial" w:cs="Arial"/>
-        </w:rPr>
-        <w:lastRenderedPageBreak/>
-        <w:t>and security monitoring because they provide efficient data collection and reliable identification processes.</w:t>
+        <w:t xml:space="preserve"> that reviewed the use of RFID technology in security and tracking systems. The study explained that RFID enables automatic identification and monitoring of objects or individuals through radio frequency signals transmitted between RFID tags and readers. This technology allows organizations to track movements and activities in real time, improving monitoring accuracy and reducing manual errors. The researchers emphasized that RFID systems are widely applied in access control, asset management, and security monitoring because they provide efficient data collection and reliable identification processes.</w:t>
       </w:r>
     </w:p>
     <w:p>
@@ -3892,7 +3477,14 @@
         <w:rPr>
           <w:rFonts w:ascii="Arial" w:hAnsi="Arial" w:cs="Arial"/>
         </w:rPr>
-        <w:t xml:space="preserve"> proposed an RFID-based smart lock system integrated with a real-time attendance monitoring system for educational institutions. In their system, RFID cards are used as identification credentials for students and staff. When the card is scanned by an RFID reader, the system verifies the user’s identity and automatically grants or denies access while simultaneously recording attendance data. The researchers found that the RFID system improved security and monitoring by preventing unauthorized entry and maintaining accurate records of individuals accessing the facility.</w:t>
+        <w:t xml:space="preserve"> proposed an RFID-based smart lock system integrated with a real-time attendance monitoring system for educational institutions. In their system, RFID cards are used as identification credentials for students and staff. When the card is scanned by an RFID reader, the system verifies the user’s identity and automatically grants or denies access while simultaneously recording attendance data. The </w:t>
+      </w:r>
+      <w:r>
+        <w:rPr>
+          <w:rFonts w:ascii="Arial" w:hAnsi="Arial" w:cs="Arial"/>
+        </w:rPr>
+        <w:lastRenderedPageBreak/>
+        <w:t>researchers found that the RFID system improved security and monitoring by preventing unauthorized entry and maintaining accurate records of individuals accessing the facility.</w:t>
       </w:r>
     </w:p>
     <w:p>
@@ -3910,41 +3502,13 @@
         </w:rPr>
         <w:t xml:space="preserve">According to </w:t>
       </w:r>
-      <w:proofErr w:type="spellStart"/>
-      <w:r>
-        <w:rPr>
-          <w:rFonts w:ascii="Arial" w:hAnsi="Arial" w:cs="Arial"/>
-          <w:b/>
-          <w:bCs/>
-        </w:rPr>
-        <w:t>Ramly</w:t>
-      </w:r>
-      <w:proofErr w:type="spellEnd"/>
-      <w:r>
-        <w:rPr>
-          <w:rFonts w:ascii="Arial" w:hAnsi="Arial" w:cs="Arial"/>
-          <w:b/>
-          <w:bCs/>
-        </w:rPr>
-        <w:t xml:space="preserve"> and </w:t>
-      </w:r>
-      <w:proofErr w:type="spellStart"/>
-      <w:r>
-        <w:rPr>
-          <w:rFonts w:ascii="Arial" w:hAnsi="Arial" w:cs="Arial"/>
-          <w:b/>
-          <w:bCs/>
-        </w:rPr>
-        <w:t>Supirno</w:t>
-      </w:r>
-      <w:proofErr w:type="spellEnd"/>
-      <w:r>
-        <w:rPr>
-          <w:rFonts w:ascii="Arial" w:hAnsi="Arial" w:cs="Arial"/>
-          <w:b/>
-          <w:bCs/>
-        </w:rPr>
-        <w:t xml:space="preserve"> (2025)</w:t>
+      <w:r>
+        <w:rPr>
+          <w:rFonts w:ascii="Arial" w:hAnsi="Arial" w:cs="Arial"/>
+          <w:b/>
+          <w:bCs/>
+        </w:rPr>
+        <w:t>Ramly and Supirno (2025)</w:t>
       </w:r>
       <w:r>
         <w:rPr>
@@ -3958,29 +3522,13 @@
           <w:b/>
           <w:bCs/>
         </w:rPr>
-        <w:t xml:space="preserve">Integration of RFID and IoT for Storeroom </w:t>
-      </w:r>
-      <w:proofErr w:type="gramStart"/>
-      <w:r>
-        <w:rPr>
-          <w:rFonts w:ascii="Arial" w:hAnsi="Arial" w:cs="Arial"/>
-          <w:b/>
-          <w:bCs/>
-        </w:rPr>
-        <w:t>Monitoring“</w:t>
-      </w:r>
-      <w:r>
-        <w:rPr>
-          <w:rFonts w:ascii="Arial" w:hAnsi="Arial" w:cs="Arial"/>
-        </w:rPr>
-        <w:t xml:space="preserve"> explored</w:t>
-      </w:r>
-      <w:proofErr w:type="gramEnd"/>
-      <w:r>
-        <w:rPr>
-          <w:rFonts w:ascii="Arial" w:hAnsi="Arial" w:cs="Arial"/>
-        </w:rPr>
-        <w:t xml:space="preserve"> the integration of RFID and low-cost Internet of Things (IoT) technology to develop a storeroom monitoring system. The study addressed the limitations of traditional storeroom management systems that rely heavily on manual monitoring and lack adequate security measures. By implementing RFID tags for item identification and IoT sensors for environmental monitoring, the system enables real-time tracking of assets and detection of unauthorized access. The research demonstrated that combining RFID with IoT improves monitoring efficiency, enhances security, and provides better control of valuable resources stored in restricted areas.</w:t>
+        <w:t>Integration of RFID and IoT for Storeroom Monitoring“</w:t>
+      </w:r>
+      <w:r>
+        <w:rPr>
+          <w:rFonts w:ascii="Arial" w:hAnsi="Arial" w:cs="Arial"/>
+        </w:rPr>
+        <w:t xml:space="preserve"> explored the integration of RFID and low-cost Internet of Things (IoT) technology to develop a storeroom monitoring system. The study addressed the limitations of traditional storeroom management systems that rely heavily on manual monitoring and lack adequate security measures. By implementing RFID tags for item identification and IoT sensors for environmental monitoring, the system enables real-time tracking of assets and detection of unauthorized access. The research demonstrated that combining RFID with IoT improves monitoring efficiency, enhances security, and provides better control of valuable resources stored in restricted areas.</w:t>
       </w:r>
     </w:p>
     <w:p>
@@ -4035,14 +3583,7 @@
         <w:rPr>
           <w:rFonts w:ascii="Arial" w:hAnsi="Arial" w:cs="Arial"/>
         </w:rPr>
-        <w:t xml:space="preserve"> provides a foundational discussion of RFID technology, tracing its development and explaining how it works using radio waves for automatic identification and data capture. The study </w:t>
-      </w:r>
-      <w:r>
-        <w:rPr>
-          <w:rFonts w:ascii="Arial" w:hAnsi="Arial" w:cs="Arial"/>
-        </w:rPr>
-        <w:lastRenderedPageBreak/>
-        <w:t>describes the key components of RFID systems, including tags, readers, and backend databases. It highlights that RFID is widely used in logistics, security systems, and identification processes due to its ability to scan objects or individuals without physical contact or line-of-sight requirements. In relation to campus security, this study supports the idea that RFID can significantly improve identification efficiency, reduce manual checking errors, and enhance automated monitoring systems in educational institutions.</w:t>
+        <w:t xml:space="preserve"> provides a foundational discussion of RFID technology, tracing its development and explaining how it works using radio waves for automatic identification and data capture. The study describes the key components of RFID systems, including tags, readers, and backend databases. It highlights that RFID is widely used in logistics, security systems, and identification processes due to its ability to scan objects or individuals without physical contact or line-of-sight requirements. In relation to campus security, this study supports the idea that RFID can significantly improve identification efficiency, reduce manual checking errors, and enhance automated monitoring systems in educational institutions.</w:t>
       </w:r>
     </w:p>
     <w:p>
@@ -4080,7 +3621,14 @@
         <w:rPr>
           <w:rFonts w:ascii="Arial" w:hAnsi="Arial" w:cs="Arial"/>
         </w:rPr>
-        <w:t>focus on the security aspects of RFID systems, particularly in access control applications. The study provides guidelines for securing RFID implementations and explains how RFID can prevent unauthorized access through automated identity verification. It also discusses potential risks such as data interception and cloning, recommending security measures to protect RFID systems. In educational institutions, this study is relevant because it shows how RFID-based ID scanning can strengthen campus security by ensuring that only registered individuals are granted access to facilities while maintaining proper data protection practices.</w:t>
+        <w:t xml:space="preserve">focus on the security aspects of RFID systems, particularly in access control </w:t>
+      </w:r>
+      <w:r>
+        <w:rPr>
+          <w:rFonts w:ascii="Arial" w:hAnsi="Arial" w:cs="Arial"/>
+        </w:rPr>
+        <w:lastRenderedPageBreak/>
+        <w:t>applications. The study provides guidelines for securing RFID implementations and explains how RFID can prevent unauthorized access through automated identity verification. It also discusses potential risks such as data interception and cloning, recommending security measures to protect RFID systems. In educational institutions, this study is relevant because it shows how RFID-based ID scanning can strengthen campus security by ensuring that only registered individuals are granted access to facilities while maintaining proper data protection practices.</w:t>
       </w:r>
     </w:p>
     <w:p>
@@ -4156,14 +3704,7 @@
         <w:rPr>
           <w:rFonts w:ascii="Arial" w:hAnsi="Arial" w:cs="Arial"/>
         </w:rPr>
-        <w:t xml:space="preserve">explored the use of RFID combined with ICT systems for campus-wide applications such as access control, attendance tracking, and facility monitoring. The study emphasizes </w:t>
-      </w:r>
-      <w:r>
-        <w:rPr>
-          <w:rFonts w:ascii="Arial" w:hAnsi="Arial" w:cs="Arial"/>
-        </w:rPr>
-        <w:lastRenderedPageBreak/>
-        <w:t>RFID’s ability to enhance security by enabling automated identification and controlled access across multiple university services, making it highly relevant for campus security systems.</w:t>
+        <w:t>explored the use of RFID combined with ICT systems for campus-wide applications such as access control, attendance tracking, and facility monitoring. The study emphasizes RFID’s ability to enhance security by enabling automated identification and controlled access across multiple university services, making it highly relevant for campus security systems.</w:t>
       </w:r>
     </w:p>
     <w:p>
@@ -4272,47 +3813,15 @@
           <w:rFonts w:ascii="Arial" w:hAnsi="Arial" w:cs="Arial"/>
           <w:lang w:val="en-PH"/>
         </w:rPr>
-        <w:t xml:space="preserve"> chapter provides a comprehensive overview of the technologies, tools, and platforms utilized in the development and deployment of the RFID-Based Student Identification System for Security and Monitoring at Benedicto College. The technical foundation encompasses standalone network hardware components, frontend and backend frameworks, database management systems, communication technologies, development tools, and deployment platforms that collectively enable the creation of a secure, efficient, and user-friendly campus identification and monitoring system. ​RFID Technology ​Radio Frequency Identification (RFID) ​Radio Frequency Identification (RFID) is a wireless technology that uses electromagnetic fields to automatically </w:t>
-      </w:r>
-      <w:proofErr w:type="gramStart"/>
+        <w:t xml:space="preserve"> chapter provides a comprehensive overview of the technologies, tools, and platforms utilized in the development and deployment of the RFID-Based Student Identification System for Security and Monitoring at Benedicto College. The technical foundation encompasses standalone network hardware components, frontend and backend frameworks, database management systems, communication technologies, development tools, and deployment platforms that collectively enable the creation of a secure, efficient, and user-friendly campus identification and monitoring system. ​RFID Technology ​Radio Frequency Identification (RFID) ​Radio Frequency Identification (RFID) is a wireless technology that uses electromagnetic fields to automatically identify and track tags attached to objects or embedded in identification cards. An RFID system consists of three primary components: RFID tags, RFID readers, and a backend processing system. RFID tags store data in a microchip and transmit it using an antenna when energized by the reader's radio frequency signal. ​In the context of this project, RFID serves as the core identification mechanism. RFID-enabled student ID cards are scanned at entry and exit points to automate attendance recording and access control. Unlike barcode systems that require line-of-sight scanning, RFID allows contactless, near-instantaneous identification, making it highly suitable for high-traffic environments such as school entrances. The system supports real-time data capture and eliminates the manual errors inherent in traditional ID verification processes. ​Standalone TCP/IP HTTP Client RFID Readers and Tags ​For this project, instead of using low-level prototyping microcontrollers (such as Arduino or Raspberry Pi) that require complex custom </w:t>
+      </w:r>
       <w:r>
         <w:rPr>
           <w:rFonts w:ascii="Arial" w:hAnsi="Arial" w:cs="Arial"/>
           <w:lang w:val="en-PH"/>
         </w:rPr>
-        <w:t>identify</w:t>
-      </w:r>
-      <w:proofErr w:type="gramEnd"/>
-      <w:r>
-        <w:rPr>
-          <w:rFonts w:ascii="Arial" w:hAnsi="Arial" w:cs="Arial"/>
-          <w:lang w:val="en-PH"/>
-        </w:rPr>
-        <w:t xml:space="preserve"> and track tags attached to objects or embedded in identification cards. An RFID system consists of three primary components: RFID tags, RFID readers, and a backend processing system. RFID tags store data in a microchip and transmit it using an antenna when energized by the reader's radio frequency signal. ​In the context of this project, RFID serves as the core identification mechanism. RFID-enabled student ID cards are scanned at entry and exit points to automate attendance recording and access control. Unlike barcode systems that require line-of-sight scanning, RFID allows contactless, near-instantaneous identification, making it highly suitable for high-traffic environments such as school entrances. The system supports real-time data capture and eliminates the manual errors inherent in traditional ID verification processes. ​Standalone TCP/IP HTTP Client RFID Readers and Tags ​For this project, instead of using low-level prototyping microcontrollers (such as Arduino or Raspberry Pi) that require complex custom </w:t>
-      </w:r>
-      <w:r>
-        <w:rPr>
-          <w:rFonts w:ascii="Arial" w:hAnsi="Arial" w:cs="Arial"/>
-          <w:lang w:val="en-PH"/>
-        </w:rPr>
         <w:lastRenderedPageBreak/>
-        <w:t>embedded programming and introduce hardware failure points, an industrial-grade Standalone TCP/IP Ethernet RFID Reader with Native HTTP Client Capabilities is utilized. These readers operate on a standard 13.56 MHz high-frequency (HF) band, compatible with ISO 14443 Type A (</w:t>
-      </w:r>
-      <w:proofErr w:type="spellStart"/>
-      <w:r>
-        <w:rPr>
-          <w:rFonts w:ascii="Arial" w:hAnsi="Arial" w:cs="Arial"/>
-          <w:lang w:val="en-PH"/>
-        </w:rPr>
-        <w:t>Mifare</w:t>
-      </w:r>
-      <w:proofErr w:type="spellEnd"/>
-      <w:r>
-        <w:rPr>
-          <w:rFonts w:ascii="Arial" w:hAnsi="Arial" w:cs="Arial"/>
-          <w:lang w:val="en-PH"/>
-        </w:rPr>
-        <w:t>) standard RFID cards.</w:t>
+        <w:t>embedded programming and introduce hardware failure points, an industrial-grade Standalone TCP/IP Ethernet RFID Reader with Native HTTP Client Capabilities is utilized. These readers operate on a standard 13.56 MHz high-frequency (HF) band, compatible with ISO 14443 Type A (Mifare) standard RFID cards.</w:t>
       </w:r>
       <w:r>
         <w:rPr>
@@ -4392,35 +3901,7 @@
         <w:rPr>
           <w:rFonts w:ascii="Arial" w:eastAsia="Times New Roman" w:hAnsi="Arial" w:cs="Arial"/>
         </w:rPr>
-        <w:t xml:space="preserve">React is a widely used JavaScript library for building dynamic and interactive user interfaces. It follows </w:t>
-      </w:r>
-      <w:proofErr w:type="gramStart"/>
-      <w:r>
-        <w:rPr>
-          <w:rFonts w:ascii="Arial" w:eastAsia="Times New Roman" w:hAnsi="Arial" w:cs="Arial"/>
-        </w:rPr>
-        <w:t>a component</w:t>
-      </w:r>
-      <w:proofErr w:type="gramEnd"/>
-      <w:r>
-        <w:rPr>
-          <w:rFonts w:ascii="Arial" w:eastAsia="Times New Roman" w:hAnsi="Arial" w:cs="Arial"/>
-        </w:rPr>
-        <w:t xml:space="preserve">-based architecture, enabling developers to create reusable and modular UI components that enhance maintainability and scalability. One of </w:t>
-      </w:r>
-      <w:proofErr w:type="spellStart"/>
-      <w:r>
-        <w:rPr>
-          <w:rFonts w:ascii="Arial" w:eastAsia="Times New Roman" w:hAnsi="Arial" w:cs="Arial"/>
-        </w:rPr>
-        <w:t>React's</w:t>
-      </w:r>
-      <w:proofErr w:type="spellEnd"/>
-      <w:r>
-        <w:rPr>
-          <w:rFonts w:ascii="Arial" w:eastAsia="Times New Roman" w:hAnsi="Arial" w:cs="Arial"/>
-        </w:rPr>
-        <w:t xml:space="preserve"> key advantages is its Virtual DOM, which efficiently updates only the necessary </w:t>
+        <w:t xml:space="preserve">React is a widely used JavaScript library for building dynamic and interactive user interfaces. It follows a component-based architecture, enabling developers to create reusable and modular UI components that enhance maintainability and scalability. One of React's key advantages is its Virtual DOM, which efficiently updates only the necessary </w:t>
       </w:r>
       <w:r>
         <w:rPr>
@@ -4443,21 +3924,7 @@
         <w:rPr>
           <w:rFonts w:ascii="Arial" w:eastAsia="Times New Roman" w:hAnsi="Arial" w:cs="Arial"/>
         </w:rPr>
-        <w:t xml:space="preserve">In this project, React is used to build the frontend dashboard interface, including the attendance monitoring dashboard, student profile pages, and RFID registration module. </w:t>
-      </w:r>
-      <w:proofErr w:type="spellStart"/>
-      <w:r>
-        <w:rPr>
-          <w:rFonts w:ascii="Arial" w:eastAsia="Times New Roman" w:hAnsi="Arial" w:cs="Arial"/>
-        </w:rPr>
-        <w:t>React's</w:t>
-      </w:r>
-      <w:proofErr w:type="spellEnd"/>
-      <w:r>
-        <w:rPr>
-          <w:rFonts w:ascii="Arial" w:eastAsia="Times New Roman" w:hAnsi="Arial" w:cs="Arial"/>
-        </w:rPr>
-        <w:t xml:space="preserve"> component-based structure allows the team to efficiently manage and update the interface as new data arrives from the backend, ensuring that administrators and security personnel always have access to the most current monitoring information.</w:t>
+        <w:t>In this project, React is used to build the frontend dashboard interface, including the attendance monitoring dashboard, student profile pages, and RFID registration module. React's component-based structure allows the team to efficiently manage and update the interface as new data arrives from the backend, ensuring that administrators and security personnel always have access to the most current monitoring information.</w:t>
       </w:r>
     </w:p>
     <w:p>
@@ -4592,21 +4059,7 @@
         <w:rPr>
           <w:rFonts w:ascii="Arial" w:eastAsia="Times New Roman" w:hAnsi="Arial" w:cs="Arial"/>
         </w:rPr>
-        <w:t xml:space="preserve">TypeScript is a superset of JavaScript that introduces static typing, enabling developers to catch errors early and write more robust and maintainable code. Developed by Microsoft, it enhances JavaScript with strong type definitions, interfaces, and modern ES6+ features, making development more predictable and scalable. With better tooling support, TypeScript improves the developer experience by providing </w:t>
-      </w:r>
-      <w:proofErr w:type="gramStart"/>
-      <w:r>
-        <w:rPr>
-          <w:rFonts w:ascii="Arial" w:eastAsia="Times New Roman" w:hAnsi="Arial" w:cs="Arial"/>
-        </w:rPr>
-        <w:t>auto-completion</w:t>
-      </w:r>
-      <w:proofErr w:type="gramEnd"/>
-      <w:r>
-        <w:rPr>
-          <w:rFonts w:ascii="Arial" w:eastAsia="Times New Roman" w:hAnsi="Arial" w:cs="Arial"/>
-        </w:rPr>
-        <w:t>, code navigation, and intelligent refactoring.</w:t>
+        <w:t>TypeScript is a superset of JavaScript that introduces static typing, enabling developers to catch errors early and write more robust and maintainable code. Developed by Microsoft, it enhances JavaScript with strong type definitions, interfaces, and modern ES6+ features, making development more predictable and scalable. With better tooling support, TypeScript improves the developer experience by providing auto-completion, code navigation, and intelligent refactoring.</w:t>
       </w:r>
     </w:p>
     <w:p>
@@ -4719,21 +4172,7 @@
         <w:rPr>
           <w:rFonts w:ascii="Arial" w:eastAsia="Times New Roman" w:hAnsi="Arial" w:cs="Arial"/>
         </w:rPr>
-        <w:t xml:space="preserve">MySQL is one of the world's most popular open-source relational database management systems (RDBMS). It operates on a structured, table-based schema that enforces strict relationships between data fields </w:t>
-      </w:r>
-      <w:proofErr w:type="gramStart"/>
-      <w:r>
-        <w:rPr>
-          <w:rFonts w:ascii="Arial" w:eastAsia="Times New Roman" w:hAnsi="Arial" w:cs="Arial"/>
-        </w:rPr>
-        <w:t>through the use of</w:t>
-      </w:r>
-      <w:proofErr w:type="gramEnd"/>
-      <w:r>
-        <w:rPr>
-          <w:rFonts w:ascii="Arial" w:eastAsia="Times New Roman" w:hAnsi="Arial" w:cs="Arial"/>
-        </w:rPr>
-        <w:t xml:space="preserve"> primary keys, foreign keys, and indexes. Known for its high speed, exceptional reliability, and ease of optimization, MySQL is heavily used in corporate and educational environments to manage thousands of concurrent relational entries safely.</w:t>
+        <w:t>MySQL is one of the world's most popular open-source relational database management systems (RDBMS). It operates on a structured, table-based schema that enforces strict relationships between data fields through the use of primary keys, foreign keys, and indexes. Known for its high speed, exceptional reliability, and ease of optimization, MySQL is heavily used in corporate and educational environments to manage thousands of concurrent relational entries safely.</w:t>
       </w:r>
     </w:p>
     <w:p>
@@ -4766,23 +4205,13 @@
           <w:rFonts w:ascii="Arial" w:hAnsi="Arial" w:cs="Arial"/>
         </w:rPr>
       </w:pPr>
-      <w:proofErr w:type="spellStart"/>
       <w:r>
         <w:rPr>
           <w:rFonts w:ascii="Arial" w:eastAsia="Times New Roman" w:hAnsi="Arial" w:cs="Arial"/>
           <w:b/>
           <w:bCs/>
         </w:rPr>
-        <w:t>Sequelize</w:t>
-      </w:r>
-      <w:proofErr w:type="spellEnd"/>
-      <w:r>
-        <w:rPr>
-          <w:rFonts w:ascii="Arial" w:eastAsia="Times New Roman" w:hAnsi="Arial" w:cs="Arial"/>
-          <w:b/>
-          <w:bCs/>
-        </w:rPr>
-        <w:t xml:space="preserve"> ORM</w:t>
+        <w:t>Sequelize ORM</w:t>
       </w:r>
     </w:p>
     <w:p>
@@ -4795,69 +4224,12 @@
           <w:lang w:val="en-PH"/>
         </w:rPr>
       </w:pPr>
-      <w:proofErr w:type="spellStart"/>
       <w:r>
         <w:rPr>
           <w:rFonts w:ascii="Arial" w:hAnsi="Arial" w:cs="Arial"/>
           <w:lang w:val="en-PH"/>
         </w:rPr>
-        <w:t>Sequelize</w:t>
-      </w:r>
-      <w:proofErr w:type="spellEnd"/>
-      <w:r>
-        <w:rPr>
-          <w:rFonts w:ascii="Arial" w:hAnsi="Arial" w:cs="Arial"/>
-          <w:lang w:val="en-PH"/>
-        </w:rPr>
-        <w:t xml:space="preserve"> is a modern, promise-based Object-Relational Mapping (ORM) library designed specifically for Node.js. It bridges the gap between software code and database management by mapping JavaScript objects directly into MySQL rows and columns. </w:t>
-      </w:r>
-      <w:proofErr w:type="spellStart"/>
-      <w:r>
-        <w:rPr>
-          <w:rFonts w:ascii="Arial" w:hAnsi="Arial" w:cs="Arial"/>
-          <w:lang w:val="en-PH"/>
-        </w:rPr>
-        <w:t>Sequelize</w:t>
-      </w:r>
-      <w:proofErr w:type="spellEnd"/>
-      <w:r>
-        <w:rPr>
-          <w:rFonts w:ascii="Arial" w:hAnsi="Arial" w:cs="Arial"/>
-          <w:lang w:val="en-PH"/>
-        </w:rPr>
-        <w:t xml:space="preserve"> handles schema synchronization, models generation, association mappings (such as </w:t>
-      </w:r>
-      <w:proofErr w:type="spellStart"/>
-      <w:r>
-        <w:rPr>
-          <w:rFonts w:ascii="Arial" w:hAnsi="Arial" w:cs="Arial"/>
-          <w:lang w:val="en-PH"/>
-        </w:rPr>
-        <w:t>hasMany</w:t>
-      </w:r>
-      <w:proofErr w:type="spellEnd"/>
-      <w:r>
-        <w:rPr>
-          <w:rFonts w:ascii="Arial" w:hAnsi="Arial" w:cs="Arial"/>
-          <w:lang w:val="en-PH"/>
-        </w:rPr>
-        <w:t xml:space="preserve"> and </w:t>
-      </w:r>
-      <w:proofErr w:type="spellStart"/>
-      <w:r>
-        <w:rPr>
-          <w:rFonts w:ascii="Arial" w:hAnsi="Arial" w:cs="Arial"/>
-          <w:lang w:val="en-PH"/>
-        </w:rPr>
-        <w:t>belongsTo</w:t>
-      </w:r>
-      <w:proofErr w:type="spellEnd"/>
-      <w:r>
-        <w:rPr>
-          <w:rFonts w:ascii="Arial" w:hAnsi="Arial" w:cs="Arial"/>
-          <w:lang w:val="en-PH"/>
-        </w:rPr>
-        <w:t>), and provides built-in protection against security threads like SQL injection through automated query parameterization.</w:t>
+        <w:t>Sequelize is a modern, promise-based Object-Relational Mapping (ORM) library designed specifically for Node.js. It bridges the gap between software code and database management by mapping JavaScript objects directly into MySQL rows and columns. Sequelize handles schema synchronization, models generation, association mappings (such as hasMany and belongsTo), and provides built-in protection against security threads like SQL injection through automated query parameterization.</w:t>
       </w:r>
     </w:p>
     <w:p>
@@ -4874,39 +4246,7 @@
           <w:rFonts w:ascii="Arial" w:hAnsi="Arial" w:cs="Arial"/>
           <w:lang w:val="en-PH"/>
         </w:rPr>
-        <w:t xml:space="preserve">In this system, </w:t>
-      </w:r>
-      <w:proofErr w:type="spellStart"/>
-      <w:r>
-        <w:rPr>
-          <w:rFonts w:ascii="Arial" w:hAnsi="Arial" w:cs="Arial"/>
-          <w:lang w:val="en-PH"/>
-        </w:rPr>
-        <w:t>Sequelize</w:t>
-      </w:r>
-      <w:proofErr w:type="spellEnd"/>
-      <w:r>
-        <w:rPr>
-          <w:rFonts w:ascii="Arial" w:hAnsi="Arial" w:cs="Arial"/>
-          <w:lang w:val="en-PH"/>
-        </w:rPr>
-        <w:t xml:space="preserve"> ORM handles all programmatic interactions between the Express.js backend application and the MySQL database. It eliminates the need to write raw, manual SQL query strings inside the server routing files. Instead, developers can query the attendance logs using clean JavaScript commands, while </w:t>
-      </w:r>
-      <w:proofErr w:type="spellStart"/>
-      <w:r>
-        <w:rPr>
-          <w:rFonts w:ascii="Arial" w:hAnsi="Arial" w:cs="Arial"/>
-          <w:lang w:val="en-PH"/>
-        </w:rPr>
-        <w:t>Sequelize</w:t>
-      </w:r>
-      <w:proofErr w:type="spellEnd"/>
-      <w:r>
-        <w:rPr>
-          <w:rFonts w:ascii="Arial" w:hAnsi="Arial" w:cs="Arial"/>
-          <w:lang w:val="en-PH"/>
-        </w:rPr>
-        <w:t xml:space="preserve"> manages the schema migrations securely behind the scenes to keep data structural integrity intact throughout development cycles.</w:t>
+        <w:t>In this system, Sequelize ORM handles all programmatic interactions between the Express.js backend application and the MySQL database. It eliminates the need to write raw, manual SQL query strings inside the server routing files. Instead, developers can query the attendance logs using clean JavaScript commands, while Sequelize manages the schema migrations securely behind the scenes to keep data structural integrity intact throughout development cycles.</w:t>
       </w:r>
     </w:p>
     <w:p>
@@ -5431,27 +4771,7 @@
           <w:iCs/>
           <w:lang w:val="en-PH"/>
         </w:rPr>
-        <w:t xml:space="preserve">AMD </w:t>
-      </w:r>
-      <w:proofErr w:type="gramStart"/>
-      <w:r>
-        <w:rPr>
-          <w:rFonts w:ascii="Arial" w:hAnsi="Arial" w:cs="Arial"/>
-          <w:i/>
-          <w:iCs/>
-          <w:lang w:val="en-PH"/>
-        </w:rPr>
-        <w:t>Radeon(</w:t>
-      </w:r>
-      <w:proofErr w:type="gramEnd"/>
-      <w:r>
-        <w:rPr>
-          <w:rFonts w:ascii="Arial" w:hAnsi="Arial" w:cs="Arial"/>
-          <w:i/>
-          <w:iCs/>
-          <w:lang w:val="en-PH"/>
-        </w:rPr>
-        <w:t>TM) graphics</w:t>
+        <w:t>AMD Radeon(TM) graphics</w:t>
       </w:r>
       <w:r>
         <w:rPr>
@@ -5582,2037 +4902,3367 @@
           <w:i/>
           <w:iCs/>
         </w:rPr>
-        <w:t xml:space="preserve">Power over Ethernet (PoE) Splitters/Injectors: Utilized to inject steady electric currents directly into the terminal network cables, powering the standalone terminals continuously over local LAN </w:t>
-      </w:r>
-      <w:proofErr w:type="spellStart"/>
-      <w:r>
-        <w:rPr>
-          <w:rFonts w:ascii="Arial" w:eastAsia="Times New Roman" w:hAnsi="Arial" w:cs="Arial"/>
+        <w:t>Power over Ethernet (PoE) Splitters/Injectors: Utilized to inject steady electric currents directly into the terminal network cables, powering the standalone terminals continuously over local LAN lin</w:t>
+      </w:r>
+    </w:p>
+    <w:p>
+      <w:pPr>
+        <w:spacing w:after="0"/>
+        <w:jc w:val="center"/>
+        <w:rPr>
+          <w:rFonts w:ascii="Arial" w:hAnsi="Arial" w:cs="Arial"/>
+          <w:b/>
+          <w:bCs/>
+        </w:rPr>
+      </w:pPr>
+      <w:r>
+        <w:rPr>
+          <w:rFonts w:ascii="Arial" w:hAnsi="Arial" w:cs="Arial"/>
+          <w:b/>
+          <w:bCs/>
+        </w:rPr>
+        <w:lastRenderedPageBreak/>
+        <w:t>Chapter</w:t>
+      </w:r>
+      <w:r>
+        <w:rPr>
+          <w:rFonts w:ascii="Arial" w:hAnsi="Arial" w:cs="Arial"/>
+        </w:rPr>
+        <w:t xml:space="preserve"> </w:t>
+      </w:r>
+      <w:r>
+        <w:rPr>
+          <w:rFonts w:ascii="Arial" w:hAnsi="Arial" w:cs="Arial"/>
+          <w:b/>
+          <w:bCs/>
+        </w:rPr>
+        <w:t>4</w:t>
+      </w:r>
+    </w:p>
+    <w:p>
+      <w:pPr>
+        <w:spacing w:before="240" w:after="0"/>
+        <w:jc w:val="center"/>
+        <w:rPr>
+          <w:rFonts w:ascii="Arial" w:hAnsi="Arial" w:cs="Arial"/>
+          <w:b/>
+          <w:bCs/>
+        </w:rPr>
+      </w:pPr>
+      <w:r>
+        <w:rPr>
+          <w:rFonts w:ascii="Arial" w:hAnsi="Arial" w:cs="Arial"/>
+          <w:b/>
+          <w:bCs/>
+        </w:rPr>
+        <w:t>METHODOLOGY</w:t>
+      </w:r>
+    </w:p>
+    <w:p>
+      <w:pPr>
+        <w:spacing w:before="240" w:after="0"/>
+        <w:rPr>
+          <w:rFonts w:ascii="Arial" w:hAnsi="Arial" w:cs="Arial"/>
+          <w:b/>
+          <w:bCs/>
+        </w:rPr>
+      </w:pPr>
+      <w:r>
+        <w:rPr>
+          <w:rFonts w:ascii="Arial" w:hAnsi="Arial" w:cs="Arial"/>
+          <w:b/>
+          <w:bCs/>
+        </w:rPr>
+        <w:t>Project Feasibility</w:t>
+      </w:r>
+    </w:p>
+    <w:p>
+      <w:pPr>
+        <w:spacing w:before="240" w:after="0" w:line="480" w:lineRule="auto"/>
+        <w:ind w:firstLine="720"/>
+        <w:jc w:val="both"/>
+        <w:rPr>
+          <w:rFonts w:ascii="Arial" w:hAnsi="Arial" w:cs="Arial"/>
+        </w:rPr>
+      </w:pPr>
+      <w:r>
+        <w:rPr>
+          <w:rFonts w:ascii="Arial" w:hAnsi="Arial" w:cs="Arial"/>
+        </w:rPr>
+        <w:t>The feasibility evaluation of the Integrated Web-Based RFID-Enabled Students' Security and Monitoring System was conducted to determine whether the developed system is suitable for implementation at Benedicto College. The evaluation examined four key dimensions: technical feasibility, operational feasibility, economic feasibility, and schedule feasibility. These dimensions were assessed to determine whether the system functions reliably, addresses the institution's student monitoring requirements, utilizes available resources effectively, and can be completed within the prescribed project duration. The evaluation results indicate that the developed system satisfies these feasibility requirements and demonstrates its capability to improve campus security and student monitoring within the institution.</w:t>
+      </w:r>
+    </w:p>
+    <w:p>
+      <w:pPr>
+        <w:spacing w:after="0" w:line="480" w:lineRule="auto"/>
+        <w:jc w:val="both"/>
+        <w:rPr>
+          <w:rFonts w:ascii="Arial" w:hAnsi="Arial" w:cs="Arial"/>
+        </w:rPr>
+      </w:pPr>
+      <w:r>
+        <w:rPr>
+          <w:rFonts w:ascii="Arial" w:hAnsi="Arial" w:cs="Arial"/>
+        </w:rPr>
+        <w:t xml:space="preserve">  In terms of technical feasibility, the findings revealed that the developed system can be effectively implemented within the existing technological environment of Benedicto College. During development and system testing, the integration of RFID technology with the web-based application consistently functioned as intended. The RFID reader accurately recognized registered identification cards and immediately transmitted the captured information to the centralized database, allowing real-time recording of student entry and exit transactions. This automated process eliminated delays associated with manual data encoding and reduced the possibility of recording errors. The hardware components, including RFID readers, RFID cards, computers, and networking devices, operated efficiently with the software environment developed using standard web </w:t>
+      </w:r>
+      <w:r>
+        <w:rPr>
+          <w:rFonts w:ascii="Arial" w:hAnsi="Arial" w:cs="Arial"/>
+        </w:rPr>
+        <w:lastRenderedPageBreak/>
+        <w:t>technologies and a relational database management system. Furthermore, performance testing demonstrated that the application remained stable during continuous RFID scanning and data retrieval, enabling authorized personnel to monitor student activities and generate reports without significant processing delays. These findings suggest that the existing technological resources of Benedicto College are sufficient to support the deployment of the proposed system while providing opportunities for future expansion and system enhancement.</w:t>
+      </w:r>
+    </w:p>
+    <w:p>
+      <w:pPr>
+        <w:spacing w:after="0" w:line="480" w:lineRule="auto"/>
+        <w:jc w:val="both"/>
+        <w:rPr>
+          <w:rFonts w:ascii="Arial" w:hAnsi="Arial" w:cs="Arial"/>
+        </w:rPr>
+      </w:pPr>
+      <w:r>
+        <w:rPr>
+          <w:rFonts w:ascii="Arial" w:hAnsi="Arial" w:cs="Arial"/>
+        </w:rPr>
+        <w:t>  </w:t>
+      </w:r>
+      <w:r>
+        <w:rPr>
+          <w:rFonts w:ascii="Arial" w:hAnsi="Arial" w:cs="Arial"/>
+        </w:rPr>
+        <w:t>Regarding</w:t>
+      </w:r>
+      <w:r>
+        <w:rPr>
+          <w:rFonts w:ascii="Arial" w:hAnsi="Arial" w:cs="Arial"/>
+        </w:rPr>
+        <w:t xml:space="preserve"> operational feasibility, the evaluation showed that the system effectively supports the daily monitoring and security operations of Benedicto College. Compared with the conventional logbook-based procedure, the RFID-enabled process simplifies student identification by automatically recording attendance and movement whenever a registered RFID card is scanned. This automation minimizes repetitive administrative work while improving the accuracy, consistency, and completeness of monitoring records. The developed web-based platform also enables authorized administrators, guidance personnel, and security staff to retrieve student information immediately through a centralized dashboard instead of manually searching paper records. Such functionality is particularly beneficial during attendance verification, emergency situations, security investigations, and other administrative concerns that require immediate access to reliable information. Moreover, user evaluation indicated that the interface is intuitive and easy to navigate, allowing users with varying levels of technical knowledge to perform system functions with minimal orientation. This demonstrates that the system can be readily adopted within the institution without requiring extensive technical training.</w:t>
+      </w:r>
+    </w:p>
+    <w:p>
+      <w:pPr>
+        <w:spacing w:after="0" w:line="480" w:lineRule="auto"/>
+        <w:jc w:val="both"/>
+        <w:rPr>
+          <w:rFonts w:ascii="Arial" w:hAnsi="Arial" w:cs="Arial"/>
+        </w:rPr>
+      </w:pPr>
+      <w:r>
+        <w:rPr>
+          <w:rFonts w:ascii="Arial" w:hAnsi="Arial" w:cs="Arial"/>
+        </w:rPr>
+        <w:lastRenderedPageBreak/>
+        <w:t>  From an economic feasibility perspective, the findings indicate that the developed system represents a practical investment for Benedicto College. Although the implementation requires initial expenditures for RFID hardware, networking devices, and system deployment, these costs are offset by the long-term operational benefits achieved through automation. The implementation of the system reduces the institution's dependence on paper-based monitoring records, minimizing recurring expenses associated with printing, document storage, and manual record management. In addition, automating attendance recording and student monitoring decreases the amount of administrative time required for encoding and verifying records, allowing personnel to focus on other institutional responsibilities. The reduction of human errors likewise decreases the need for repeated corrections and additional administrative work. Beyond financial savings, the system enhances institutional efficiency by providing centralized digital records that improve information retrieval, reporting, and decision-making while strengthening campus security.</w:t>
+      </w:r>
+    </w:p>
+    <w:p>
+      <w:pPr>
+        <w:spacing w:after="0" w:line="480" w:lineRule="auto"/>
+        <w:jc w:val="both"/>
+        <w:rPr>
+          <w:rFonts w:ascii="Arial" w:hAnsi="Arial" w:cs="Arial"/>
+        </w:rPr>
+      </w:pPr>
+      <w:r>
+        <w:rPr>
+          <w:rFonts w:ascii="Arial" w:hAnsi="Arial" w:cs="Arial"/>
+        </w:rPr>
+        <w:t xml:space="preserve">  Concerning schedule feasibility, the results demonstrate that the project was completed within the timeframe established for the Bachelor of Science in Information Technology (BSIT) capstone program at Benedicto College. The development process followed the phases of the Software Development Life Cycle (SDLC), beginning with requirements gathering and system analysis, followed by system design, software development, RFID integration, testing, implementation, and evaluation. Each phase was completed according to the planned schedule, allowing sufficient time for debugging, system refinement, functionality testing, and final validation before deployment. The availability of commercially accessible RFID hardware and established web development </w:t>
+      </w:r>
+      <w:r>
+        <w:rPr>
+          <w:rFonts w:ascii="Arial" w:hAnsi="Arial" w:cs="Arial"/>
+        </w:rPr>
+        <w:lastRenderedPageBreak/>
+        <w:t>technologies contributed to the efficient completion of the project without causing significant implementation delays. These findings demonstrate that technology-based solutions of similar scope can be successfully developed within the academic timeline while maintaining acceptable standards of functionality and quality.</w:t>
+      </w:r>
+    </w:p>
+    <w:p>
+      <w:pPr>
+        <w:spacing w:line="480" w:lineRule="auto"/>
+        <w:jc w:val="both"/>
+        <w:rPr>
+          <w:rFonts w:ascii="Arial" w:hAnsi="Arial" w:cs="Arial"/>
+        </w:rPr>
+      </w:pPr>
+      <w:r>
+        <w:rPr>
+          <w:rFonts w:ascii="Arial" w:hAnsi="Arial" w:cs="Arial"/>
+        </w:rPr>
+        <w:t>  Overall, the feasibility evaluation confirms that the Integrated Web-Based RFID-Enabled Students' Security and Monitoring System is suitable for implementation at Benedicto College. The findings demonstrate that the system is technically reliable, operationally practical, economically beneficial, and achievable within the project's designated schedule. By integrating RFID technology with a centralized web-based platform, the system provides a more efficient approach to student monitoring through automated data collection, real-time record management, and immediate access to monitoring information. Consequently, the developed system has the potential to strengthen campus security, improve administrative efficiency, and support the institution's continuing initiatives toward digital transformation. Furthermore, the system establishes a flexible technological foundation that may accommodate future enhancements, including mobile access, notification services, and integration with other institutional information systems as the needs of the college continue to evolve.</w:t>
+      </w:r>
+    </w:p>
+    <w:p>
+      <w:pPr>
+        <w:spacing w:line="480" w:lineRule="auto"/>
+        <w:jc w:val="both"/>
+        <w:rPr>
+          <w:rFonts w:ascii="Arial" w:hAnsi="Arial" w:cs="Arial"/>
+        </w:rPr>
+      </w:pPr>
+    </w:p>
+    <w:p>
+      <w:pPr>
+        <w:rPr>
+          <w:rFonts w:ascii="Arial" w:hAnsi="Arial" w:cs="Arial"/>
+        </w:rPr>
+      </w:pPr>
+    </w:p>
+    <w:p>
+      <w:pPr>
+        <w:rPr>
+          <w:rFonts w:ascii="Arial" w:hAnsi="Arial" w:cs="Arial"/>
+        </w:rPr>
+      </w:pPr>
+    </w:p>
+    <w:p>
+      <w:pPr>
+        <w:rPr>
+          <w:rFonts w:ascii="Arial" w:hAnsi="Arial" w:cs="Arial"/>
+        </w:rPr>
+      </w:pPr>
+    </w:p>
+    <w:p>
+      <w:pPr>
+        <w:rPr>
+          <w:rFonts w:ascii="Arial" w:hAnsi="Arial" w:cs="Arial"/>
+        </w:rPr>
+      </w:pPr>
+    </w:p>
+    <w:p>
+      <w:pPr>
+        <w:rPr>
+          <w:rFonts w:ascii="Arial" w:hAnsi="Arial" w:cs="Arial"/>
+        </w:rPr>
+      </w:pPr>
+    </w:p>
+    <w:p>
+      <w:pPr>
+        <w:rPr>
+          <w:rFonts w:ascii="Arial" w:hAnsi="Arial" w:cs="Arial"/>
+          <w:b/>
+          <w:bCs/>
+        </w:rPr>
+      </w:pPr>
+    </w:p>
+    <w:p>
+      <w:pPr>
+        <w:jc w:val="center"/>
+        <w:rPr>
+          <w:rFonts w:ascii="Arial" w:hAnsi="Arial" w:cs="Arial"/>
+          <w:b/>
+          <w:bCs/>
+        </w:rPr>
+      </w:pPr>
+      <w:r>
+        <w:rPr>
+          <w:noProof/>
+          <w14:ligatures w14:val="none"/>
+        </w:rPr>
+        <w:lastRenderedPageBreak/>
+        <mc:AlternateContent>
+          <mc:Choice Requires="wps">
+            <w:drawing>
+              <wp:anchor distT="0" distB="0" distL="114300" distR="114300" simplePos="0" relativeHeight="251670016" behindDoc="0" locked="0" layoutInCell="1" allowOverlap="1" wp14:anchorId="4AFD5CB5" wp14:editId="79792CAD">
+                <wp:simplePos x="0" y="0"/>
+                <wp:positionH relativeFrom="column">
+                  <wp:posOffset>5612765</wp:posOffset>
+                </wp:positionH>
+                <wp:positionV relativeFrom="paragraph">
+                  <wp:posOffset>1551305</wp:posOffset>
+                </wp:positionV>
+                <wp:extent cx="0" cy="510540"/>
+                <wp:effectExtent l="95250" t="19050" r="76200" b="99060"/>
+                <wp:wrapNone/>
+                <wp:docPr id="2020453492" name="Straight Arrow Connector 3"/>
+                <wp:cNvGraphicFramePr/>
+                <a:graphic xmlns:a="http://schemas.openxmlformats.org/drawingml/2006/main">
+                  <a:graphicData uri="http://schemas.microsoft.com/office/word/2010/wordprocessingShape">
+                    <wps:wsp>
+                      <wps:cNvCnPr/>
+                      <wps:spPr>
+                        <a:xfrm>
+                          <a:off x="0" y="0"/>
+                          <a:ext cx="0" cy="510540"/>
+                        </a:xfrm>
+                        <a:prstGeom prst="straightConnector1">
+                          <a:avLst/>
+                        </a:prstGeom>
+                        <a:ln>
+                          <a:tailEnd type="triangle"/>
+                        </a:ln>
+                      </wps:spPr>
+                      <wps:style>
+                        <a:lnRef idx="2">
+                          <a:schemeClr val="accent1"/>
+                        </a:lnRef>
+                        <a:fillRef idx="0">
+                          <a:schemeClr val="accent1"/>
+                        </a:fillRef>
+                        <a:effectRef idx="1">
+                          <a:schemeClr val="accent1"/>
+                        </a:effectRef>
+                        <a:fontRef idx="minor">
+                          <a:schemeClr val="tx1"/>
+                        </a:fontRef>
+                      </wps:style>
+                      <wps:bodyPr/>
+                    </wps:wsp>
+                  </a:graphicData>
+                </a:graphic>
+              </wp:anchor>
+            </w:drawing>
+          </mc:Choice>
+          <mc:Fallback>
+            <w:pict>
+              <v:shape w14:anchorId="678F9B52" id="Straight Arrow Connector 3" o:spid="_x0000_s1026" type="#_x0000_t32" style="position:absolute;margin-left:441.95pt;margin-top:122.15pt;width:0;height:40.2pt;z-index:251670016;visibility:visible;mso-wrap-style:square;mso-wrap-distance-left:9pt;mso-wrap-distance-top:0;mso-wrap-distance-right:9pt;mso-wrap-distance-bottom:0;mso-position-horizontal:absolute;mso-position-horizontal-relative:text;mso-position-vertical:absolute;mso-position-vertical-relative:text" o:gfxdata="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" strokecolor="#4f81bd [3204]" strokeweight="2pt">
+                <v:stroke endarrow="block"/>
+                <v:shadow on="t" color="black" opacity="24903f" origin=",.5" offset="0,.55556mm"/>
+              </v:shape>
+            </w:pict>
+          </mc:Fallback>
+        </mc:AlternateContent>
+      </w:r>
+      <w:r>
+        <w:rPr>
+          <w:noProof/>
+          <w14:ligatures w14:val="none"/>
+        </w:rPr>
+        <mc:AlternateContent>
+          <mc:Choice Requires="wps">
+            <w:drawing>
+              <wp:anchor distT="0" distB="0" distL="114300" distR="114300" simplePos="0" relativeHeight="251668992" behindDoc="0" locked="0" layoutInCell="1" allowOverlap="1" wp14:anchorId="1775DFCF" wp14:editId="0D87196E">
+                <wp:simplePos x="0" y="0"/>
+                <wp:positionH relativeFrom="column">
+                  <wp:posOffset>4317365</wp:posOffset>
+                </wp:positionH>
+                <wp:positionV relativeFrom="paragraph">
+                  <wp:posOffset>1543685</wp:posOffset>
+                </wp:positionV>
+                <wp:extent cx="0" cy="510540"/>
+                <wp:effectExtent l="95250" t="19050" r="76200" b="99060"/>
+                <wp:wrapNone/>
+                <wp:docPr id="547582681" name="Straight Arrow Connector 3"/>
+                <wp:cNvGraphicFramePr/>
+                <a:graphic xmlns:a="http://schemas.openxmlformats.org/drawingml/2006/main">
+                  <a:graphicData uri="http://schemas.microsoft.com/office/word/2010/wordprocessingShape">
+                    <wps:wsp>
+                      <wps:cNvCnPr/>
+                      <wps:spPr>
+                        <a:xfrm>
+                          <a:off x="0" y="0"/>
+                          <a:ext cx="0" cy="510540"/>
+                        </a:xfrm>
+                        <a:prstGeom prst="straightConnector1">
+                          <a:avLst/>
+                        </a:prstGeom>
+                        <a:ln>
+                          <a:tailEnd type="triangle"/>
+                        </a:ln>
+                      </wps:spPr>
+                      <wps:style>
+                        <a:lnRef idx="2">
+                          <a:schemeClr val="accent1"/>
+                        </a:lnRef>
+                        <a:fillRef idx="0">
+                          <a:schemeClr val="accent1"/>
+                        </a:fillRef>
+                        <a:effectRef idx="1">
+                          <a:schemeClr val="accent1"/>
+                        </a:effectRef>
+                        <a:fontRef idx="minor">
+                          <a:schemeClr val="tx1"/>
+                        </a:fontRef>
+                      </wps:style>
+                      <wps:bodyPr/>
+                    </wps:wsp>
+                  </a:graphicData>
+                </a:graphic>
+              </wp:anchor>
+            </w:drawing>
+          </mc:Choice>
+          <mc:Fallback>
+            <w:pict>
+              <v:shape w14:anchorId="57F94FA3" id="Straight Arrow Connector 3" o:spid="_x0000_s1026" type="#_x0000_t32" style="position:absolute;margin-left:339.95pt;margin-top:121.55pt;width:0;height:40.2pt;z-index:251668992;visibility:visible;mso-wrap-style:square;mso-wrap-distance-left:9pt;mso-wrap-distance-top:0;mso-wrap-distance-right:9pt;mso-wrap-distance-bottom:0;mso-position-horizontal:absolute;mso-position-horizontal-relative:text;mso-position-vertical:absolute;mso-position-vertical-relative:text" o:gfxdata="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" strokecolor="#4f81bd [3204]" strokeweight="2pt">
+                <v:stroke endarrow="block"/>
+                <v:shadow on="t" color="black" opacity="24903f" origin=",.5" offset="0,.55556mm"/>
+              </v:shape>
+            </w:pict>
+          </mc:Fallback>
+        </mc:AlternateContent>
+      </w:r>
+      <w:r>
+        <w:rPr>
+          <w:noProof/>
+          <w14:ligatures w14:val="none"/>
+        </w:rPr>
+        <mc:AlternateContent>
+          <mc:Choice Requires="wps">
+            <w:drawing>
+              <wp:anchor distT="0" distB="0" distL="114300" distR="114300" simplePos="0" relativeHeight="251666944" behindDoc="0" locked="0" layoutInCell="1" allowOverlap="1" wp14:anchorId="3CC6DB9F" wp14:editId="786A3FF9">
+                <wp:simplePos x="0" y="0"/>
+                <wp:positionH relativeFrom="margin">
+                  <wp:posOffset>2981325</wp:posOffset>
+                </wp:positionH>
+                <wp:positionV relativeFrom="paragraph">
+                  <wp:posOffset>1526540</wp:posOffset>
+                </wp:positionV>
+                <wp:extent cx="0" cy="510540"/>
+                <wp:effectExtent l="95250" t="19050" r="76200" b="99060"/>
+                <wp:wrapNone/>
+                <wp:docPr id="1521815058" name="Straight Arrow Connector 3"/>
+                <wp:cNvGraphicFramePr/>
+                <a:graphic xmlns:a="http://schemas.openxmlformats.org/drawingml/2006/main">
+                  <a:graphicData uri="http://schemas.microsoft.com/office/word/2010/wordprocessingShape">
+                    <wps:wsp>
+                      <wps:cNvCnPr/>
+                      <wps:spPr>
+                        <a:xfrm>
+                          <a:off x="0" y="0"/>
+                          <a:ext cx="0" cy="510540"/>
+                        </a:xfrm>
+                        <a:prstGeom prst="straightConnector1">
+                          <a:avLst/>
+                        </a:prstGeom>
+                        <a:ln>
+                          <a:tailEnd type="triangle"/>
+                        </a:ln>
+                      </wps:spPr>
+                      <wps:style>
+                        <a:lnRef idx="2">
+                          <a:schemeClr val="accent1"/>
+                        </a:lnRef>
+                        <a:fillRef idx="0">
+                          <a:schemeClr val="accent1"/>
+                        </a:fillRef>
+                        <a:effectRef idx="1">
+                          <a:schemeClr val="accent1"/>
+                        </a:effectRef>
+                        <a:fontRef idx="minor">
+                          <a:schemeClr val="tx1"/>
+                        </a:fontRef>
+                      </wps:style>
+                      <wps:bodyPr/>
+                    </wps:wsp>
+                  </a:graphicData>
+                </a:graphic>
+              </wp:anchor>
+            </w:drawing>
+          </mc:Choice>
+          <mc:Fallback>
+            <w:pict>
+              <v:shape w14:anchorId="29819681" id="Straight Arrow Connector 3" o:spid="_x0000_s1026" type="#_x0000_t32" style="position:absolute;margin-left:234.75pt;margin-top:120.2pt;width:0;height:40.2pt;z-index:251666944;visibility:visible;mso-wrap-style:square;mso-wrap-distance-left:9pt;mso-wrap-distance-top:0;mso-wrap-distance-right:9pt;mso-wrap-distance-bottom:0;mso-position-horizontal:absolute;mso-position-horizontal-relative:margin;mso-position-vertical:absolute;mso-position-vertical-relative:text" o:gfxdata="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" strokecolor="#4f81bd [3204]" strokeweight="2pt">
+                <v:stroke endarrow="block"/>
+                <v:shadow on="t" color="black" opacity="24903f" origin=",.5" offset="0,.55556mm"/>
+                <w10:wrap anchorx="margin"/>
+              </v:shape>
+            </w:pict>
+          </mc:Fallback>
+        </mc:AlternateContent>
+      </w:r>
+      <w:r>
+        <w:rPr>
+          <w:noProof/>
+          <w14:ligatures w14:val="none"/>
+        </w:rPr>
+        <mc:AlternateContent>
+          <mc:Choice Requires="wps">
+            <w:drawing>
+              <wp:anchor distT="0" distB="0" distL="114300" distR="114300" simplePos="0" relativeHeight="251667968" behindDoc="0" locked="0" layoutInCell="1" allowOverlap="1" wp14:anchorId="52B4171F" wp14:editId="72A387E9">
+                <wp:simplePos x="0" y="0"/>
+                <wp:positionH relativeFrom="column">
+                  <wp:posOffset>1600835</wp:posOffset>
+                </wp:positionH>
+                <wp:positionV relativeFrom="paragraph">
+                  <wp:posOffset>1509395</wp:posOffset>
+                </wp:positionV>
+                <wp:extent cx="0" cy="510540"/>
+                <wp:effectExtent l="95250" t="19050" r="76200" b="99060"/>
+                <wp:wrapNone/>
+                <wp:docPr id="1769169538" name="Straight Arrow Connector 3"/>
+                <wp:cNvGraphicFramePr/>
+                <a:graphic xmlns:a="http://schemas.openxmlformats.org/drawingml/2006/main">
+                  <a:graphicData uri="http://schemas.microsoft.com/office/word/2010/wordprocessingShape">
+                    <wps:wsp>
+                      <wps:cNvCnPr/>
+                      <wps:spPr>
+                        <a:xfrm>
+                          <a:off x="0" y="0"/>
+                          <a:ext cx="0" cy="510540"/>
+                        </a:xfrm>
+                        <a:prstGeom prst="straightConnector1">
+                          <a:avLst/>
+                        </a:prstGeom>
+                        <a:ln>
+                          <a:tailEnd type="triangle"/>
+                        </a:ln>
+                      </wps:spPr>
+                      <wps:style>
+                        <a:lnRef idx="2">
+                          <a:schemeClr val="accent1"/>
+                        </a:lnRef>
+                        <a:fillRef idx="0">
+                          <a:schemeClr val="accent1"/>
+                        </a:fillRef>
+                        <a:effectRef idx="1">
+                          <a:schemeClr val="accent1"/>
+                        </a:effectRef>
+                        <a:fontRef idx="minor">
+                          <a:schemeClr val="tx1"/>
+                        </a:fontRef>
+                      </wps:style>
+                      <wps:bodyPr/>
+                    </wps:wsp>
+                  </a:graphicData>
+                </a:graphic>
+              </wp:anchor>
+            </w:drawing>
+          </mc:Choice>
+          <mc:Fallback>
+            <w:pict>
+              <v:shape w14:anchorId="614C015D" id="Straight Arrow Connector 3" o:spid="_x0000_s1026" type="#_x0000_t32" style="position:absolute;margin-left:126.05pt;margin-top:118.85pt;width:0;height:40.2pt;z-index:251667968;visibility:visible;mso-wrap-style:square;mso-wrap-distance-left:9pt;mso-wrap-distance-top:0;mso-wrap-distance-right:9pt;mso-wrap-distance-bottom:0;mso-position-horizontal:absolute;mso-position-horizontal-relative:text;mso-position-vertical:absolute;mso-position-vertical-relative:text" o:gfxdata="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" strokecolor="#4f81bd [3204]" strokeweight="2pt">
+                <v:stroke endarrow="block"/>
+                <v:shadow on="t" color="black" opacity="24903f" origin=",.5" offset="0,.55556mm"/>
+              </v:shape>
+            </w:pict>
+          </mc:Fallback>
+        </mc:AlternateContent>
+      </w:r>
+      <w:r>
+        <w:rPr>
+          <w:noProof/>
+          <w14:ligatures w14:val="none"/>
+        </w:rPr>
+        <mc:AlternateContent>
+          <mc:Choice Requires="wps">
+            <w:drawing>
+              <wp:anchor distT="0" distB="0" distL="114300" distR="114300" simplePos="0" relativeHeight="251665920" behindDoc="0" locked="0" layoutInCell="1" allowOverlap="1" wp14:anchorId="2505B2ED" wp14:editId="32487006">
+                <wp:simplePos x="0" y="0"/>
+                <wp:positionH relativeFrom="column">
+                  <wp:posOffset>242570</wp:posOffset>
+                </wp:positionH>
+                <wp:positionV relativeFrom="paragraph">
+                  <wp:posOffset>1492885</wp:posOffset>
+                </wp:positionV>
+                <wp:extent cx="0" cy="510540"/>
+                <wp:effectExtent l="95250" t="19050" r="76200" b="99060"/>
+                <wp:wrapNone/>
+                <wp:docPr id="1783800449" name="Straight Arrow Connector 3"/>
+                <wp:cNvGraphicFramePr/>
+                <a:graphic xmlns:a="http://schemas.openxmlformats.org/drawingml/2006/main">
+                  <a:graphicData uri="http://schemas.microsoft.com/office/word/2010/wordprocessingShape">
+                    <wps:wsp>
+                      <wps:cNvCnPr/>
+                      <wps:spPr>
+                        <a:xfrm>
+                          <a:off x="0" y="0"/>
+                          <a:ext cx="0" cy="510540"/>
+                        </a:xfrm>
+                        <a:prstGeom prst="straightConnector1">
+                          <a:avLst/>
+                        </a:prstGeom>
+                        <a:ln>
+                          <a:tailEnd type="triangle"/>
+                        </a:ln>
+                      </wps:spPr>
+                      <wps:style>
+                        <a:lnRef idx="2">
+                          <a:schemeClr val="accent1"/>
+                        </a:lnRef>
+                        <a:fillRef idx="0">
+                          <a:schemeClr val="accent1"/>
+                        </a:fillRef>
+                        <a:effectRef idx="1">
+                          <a:schemeClr val="accent1"/>
+                        </a:effectRef>
+                        <a:fontRef idx="minor">
+                          <a:schemeClr val="tx1"/>
+                        </a:fontRef>
+                      </wps:style>
+                      <wps:bodyPr/>
+                    </wps:wsp>
+                  </a:graphicData>
+                </a:graphic>
+              </wp:anchor>
+            </w:drawing>
+          </mc:Choice>
+          <mc:Fallback>
+            <w:pict>
+              <v:shape w14:anchorId="164B6BC1" id="Straight Arrow Connector 3" o:spid="_x0000_s1026" type="#_x0000_t32" style="position:absolute;margin-left:19.1pt;margin-top:117.55pt;width:0;height:40.2pt;z-index:251665920;visibility:visible;mso-wrap-style:square;mso-wrap-distance-left:9pt;mso-wrap-distance-top:0;mso-wrap-distance-right:9pt;mso-wrap-distance-bottom:0;mso-position-horizontal:absolute;mso-position-horizontal-relative:text;mso-position-vertical:absolute;mso-position-vertical-relative:text" o:gfxdata="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" strokecolor="#4f81bd [3204]" strokeweight="2pt">
+                <v:stroke endarrow="block"/>
+                <v:shadow on="t" color="black" opacity="24903f" origin=",.5" offset="0,.55556mm"/>
+              </v:shape>
+            </w:pict>
+          </mc:Fallback>
+        </mc:AlternateContent>
+      </w:r>
+      <w:r>
+        <w:rPr>
+          <w:rFonts w:ascii="Arial" w:hAnsi="Arial" w:cs="Arial"/>
+          <w:b/>
+          <w:bCs/>
+        </w:rPr>
+        <w:drawing>
+          <wp:anchor distT="0" distB="0" distL="114300" distR="114300" simplePos="0" relativeHeight="251680256" behindDoc="0" locked="0" layoutInCell="1" allowOverlap="1" wp14:anchorId="77E8D162" wp14:editId="508ED68F">
+            <wp:simplePos x="0" y="0"/>
+            <wp:positionH relativeFrom="column">
+              <wp:posOffset>5052060</wp:posOffset>
+            </wp:positionH>
+            <wp:positionV relativeFrom="paragraph">
+              <wp:posOffset>972332</wp:posOffset>
+            </wp:positionV>
+            <wp:extent cx="1129665" cy="609600"/>
+            <wp:effectExtent l="0" t="0" r="0" b="0"/>
+            <wp:wrapSquare wrapText="bothSides"/>
+            <wp:docPr id="2072905269" name="Picture 233"/>
+            <wp:cNvGraphicFramePr>
+              <a:graphicFrameLocks xmlns:a="http://schemas.openxmlformats.org/drawingml/2006/main" noChangeAspect="1"/>
+            </wp:cNvGraphicFramePr>
+            <a:graphic xmlns:a="http://schemas.openxmlformats.org/drawingml/2006/main">
+              <a:graphicData uri="http://schemas.openxmlformats.org/drawingml/2006/picture">
+                <pic:pic xmlns:pic="http://schemas.openxmlformats.org/drawingml/2006/picture">
+                  <pic:nvPicPr>
+                    <pic:cNvPr id="0" name="Picture 993"/>
+                    <pic:cNvPicPr>
+                      <a:picLocks noChangeAspect="1" noChangeArrowheads="1"/>
+                    </pic:cNvPicPr>
+                  </pic:nvPicPr>
+                  <pic:blipFill>
+                    <a:blip r:embed="rId11">
+                      <a:extLst>
+                        <a:ext uri="{28A0092B-C50C-407E-A947-70E740481C1C}">
+                          <a14:useLocalDpi xmlns:a14="http://schemas.microsoft.com/office/drawing/2010/main" val="0"/>
+                        </a:ext>
+                      </a:extLst>
+                    </a:blip>
+                    <a:srcRect/>
+                    <a:stretch>
+                      <a:fillRect/>
+                    </a:stretch>
+                  </pic:blipFill>
+                  <pic:spPr bwMode="auto">
+                    <a:xfrm>
+                      <a:off x="0" y="0"/>
+                      <a:ext cx="1129665" cy="609600"/>
+                    </a:xfrm>
+                    <a:prstGeom prst="rect">
+                      <a:avLst/>
+                    </a:prstGeom>
+                    <a:noFill/>
+                    <a:ln>
+                      <a:noFill/>
+                    </a:ln>
+                  </pic:spPr>
+                </pic:pic>
+              </a:graphicData>
+            </a:graphic>
+            <wp14:sizeRelH relativeFrom="margin">
+              <wp14:pctWidth>0</wp14:pctWidth>
+            </wp14:sizeRelH>
+            <wp14:sizeRelV relativeFrom="margin">
+              <wp14:pctHeight>0</wp14:pctHeight>
+            </wp14:sizeRelV>
+          </wp:anchor>
+        </w:drawing>
+      </w:r>
+      <w:r>
+        <w:rPr>
+          <w:rFonts w:ascii="Arial" w:hAnsi="Arial" w:cs="Arial"/>
+          <w:b/>
+          <w:bCs/>
+        </w:rPr>
+        <w:drawing>
+          <wp:anchor distT="0" distB="0" distL="114300" distR="114300" simplePos="0" relativeHeight="251679232" behindDoc="0" locked="0" layoutInCell="1" allowOverlap="1" wp14:anchorId="34BA685A" wp14:editId="38DBE7F0">
+            <wp:simplePos x="0" y="0"/>
+            <wp:positionH relativeFrom="column">
+              <wp:posOffset>3762375</wp:posOffset>
+            </wp:positionH>
+            <wp:positionV relativeFrom="paragraph">
+              <wp:posOffset>972332</wp:posOffset>
+            </wp:positionV>
+            <wp:extent cx="1101725" cy="615315"/>
+            <wp:effectExtent l="0" t="0" r="3175" b="0"/>
+            <wp:wrapSquare wrapText="bothSides"/>
+            <wp:docPr id="287697311" name="Picture 231"/>
+            <wp:cNvGraphicFramePr>
+              <a:graphicFrameLocks xmlns:a="http://schemas.openxmlformats.org/drawingml/2006/main" noChangeAspect="1"/>
+            </wp:cNvGraphicFramePr>
+            <a:graphic xmlns:a="http://schemas.openxmlformats.org/drawingml/2006/main">
+              <a:graphicData uri="http://schemas.openxmlformats.org/drawingml/2006/picture">
+                <pic:pic xmlns:pic="http://schemas.openxmlformats.org/drawingml/2006/picture">
+                  <pic:nvPicPr>
+                    <pic:cNvPr id="0" name="Picture 995"/>
+                    <pic:cNvPicPr>
+                      <a:picLocks noChangeAspect="1" noChangeArrowheads="1"/>
+                    </pic:cNvPicPr>
+                  </pic:nvPicPr>
+                  <pic:blipFill>
+                    <a:blip r:embed="rId12">
+                      <a:extLst>
+                        <a:ext uri="{28A0092B-C50C-407E-A947-70E740481C1C}">
+                          <a14:useLocalDpi xmlns:a14="http://schemas.microsoft.com/office/drawing/2010/main" val="0"/>
+                        </a:ext>
+                      </a:extLst>
+                    </a:blip>
+                    <a:srcRect/>
+                    <a:stretch>
+                      <a:fillRect/>
+                    </a:stretch>
+                  </pic:blipFill>
+                  <pic:spPr bwMode="auto">
+                    <a:xfrm>
+                      <a:off x="0" y="0"/>
+                      <a:ext cx="1101725" cy="615315"/>
+                    </a:xfrm>
+                    <a:prstGeom prst="rect">
+                      <a:avLst/>
+                    </a:prstGeom>
+                    <a:noFill/>
+                    <a:ln>
+                      <a:noFill/>
+                    </a:ln>
+                  </pic:spPr>
+                </pic:pic>
+              </a:graphicData>
+            </a:graphic>
+            <wp14:sizeRelH relativeFrom="margin">
+              <wp14:pctWidth>0</wp14:pctWidth>
+            </wp14:sizeRelH>
+            <wp14:sizeRelV relativeFrom="margin">
+              <wp14:pctHeight>0</wp14:pctHeight>
+            </wp14:sizeRelV>
+          </wp:anchor>
+        </w:drawing>
+      </w:r>
+      <w:r>
+        <w:rPr>
+          <w:rFonts w:ascii="Arial" w:hAnsi="Arial" w:cs="Arial"/>
+          <w:b/>
+          <w:bCs/>
+        </w:rPr>
+        <w:drawing>
+          <wp:inline distT="0" distB="0" distL="0" distR="0" wp14:anchorId="49F85D98" wp14:editId="13B8657E">
+            <wp:extent cx="3208020" cy="754380"/>
+            <wp:effectExtent l="0" t="0" r="0" b="7620"/>
+            <wp:docPr id="323694373" name="Picture 228"/>
+            <wp:cNvGraphicFramePr>
+              <a:graphicFrameLocks xmlns:a="http://schemas.openxmlformats.org/drawingml/2006/main" noChangeAspect="1"/>
+            </wp:cNvGraphicFramePr>
+            <a:graphic xmlns:a="http://schemas.openxmlformats.org/drawingml/2006/main">
+              <a:graphicData uri="http://schemas.openxmlformats.org/drawingml/2006/picture">
+                <pic:pic xmlns:pic="http://schemas.openxmlformats.org/drawingml/2006/picture">
+                  <pic:nvPicPr>
+                    <pic:cNvPr id="0" name="Picture 998"/>
+                    <pic:cNvPicPr>
+                      <a:picLocks noChangeAspect="1" noChangeArrowheads="1"/>
+                    </pic:cNvPicPr>
+                  </pic:nvPicPr>
+                  <pic:blipFill>
+                    <a:blip r:embed="rId13">
+                      <a:extLst>
+                        <a:ext uri="{28A0092B-C50C-407E-A947-70E740481C1C}">
+                          <a14:useLocalDpi xmlns:a14="http://schemas.microsoft.com/office/drawing/2010/main" val="0"/>
+                        </a:ext>
+                      </a:extLst>
+                    </a:blip>
+                    <a:srcRect/>
+                    <a:stretch>
+                      <a:fillRect/>
+                    </a:stretch>
+                  </pic:blipFill>
+                  <pic:spPr bwMode="auto">
+                    <a:xfrm>
+                      <a:off x="0" y="0"/>
+                      <a:ext cx="3208020" cy="754380"/>
+                    </a:xfrm>
+                    <a:prstGeom prst="rect">
+                      <a:avLst/>
+                    </a:prstGeom>
+                    <a:noFill/>
+                    <a:ln>
+                      <a:noFill/>
+                    </a:ln>
+                  </pic:spPr>
+                </pic:pic>
+              </a:graphicData>
+            </a:graphic>
+          </wp:inline>
+        </w:drawing>
+      </w:r>
+    </w:p>
+    <w:p>
+      <w:pPr>
+        <w:jc w:val="center"/>
+        <w:rPr>
+          <w:rFonts w:ascii="Arial" w:hAnsi="Arial" w:cs="Arial"/>
+          <w:b/>
+          <w:bCs/>
+        </w:rPr>
+      </w:pPr>
+      <w:r>
+        <w:rPr>
+          <w:rFonts w:ascii="Arial" w:hAnsi="Arial" w:cs="Arial"/>
+          <w:b/>
+          <w:bCs/>
+        </w:rPr>
+        <w:drawing>
+          <wp:anchor distT="0" distB="0" distL="114300" distR="114300" simplePos="0" relativeHeight="251676160" behindDoc="0" locked="0" layoutInCell="1" allowOverlap="1" wp14:anchorId="7C310E3A" wp14:editId="1B0143CE">
+            <wp:simplePos x="0" y="0"/>
+            <wp:positionH relativeFrom="column">
+              <wp:posOffset>-295275</wp:posOffset>
+            </wp:positionH>
+            <wp:positionV relativeFrom="paragraph">
+              <wp:posOffset>99548</wp:posOffset>
+            </wp:positionV>
+            <wp:extent cx="1103630" cy="609600"/>
+            <wp:effectExtent l="0" t="0" r="1270" b="0"/>
+            <wp:wrapSquare wrapText="bothSides"/>
+            <wp:docPr id="1097055921" name="Picture 229"/>
+            <wp:cNvGraphicFramePr>
+              <a:graphicFrameLocks xmlns:a="http://schemas.openxmlformats.org/drawingml/2006/main" noChangeAspect="1"/>
+            </wp:cNvGraphicFramePr>
+            <a:graphic xmlns:a="http://schemas.openxmlformats.org/drawingml/2006/main">
+              <a:graphicData uri="http://schemas.openxmlformats.org/drawingml/2006/picture">
+                <pic:pic xmlns:pic="http://schemas.openxmlformats.org/drawingml/2006/picture">
+                  <pic:nvPicPr>
+                    <pic:cNvPr id="0" name="Picture 997"/>
+                    <pic:cNvPicPr>
+                      <a:picLocks noChangeAspect="1" noChangeArrowheads="1"/>
+                    </pic:cNvPicPr>
+                  </pic:nvPicPr>
+                  <pic:blipFill>
+                    <a:blip r:embed="rId14">
+                      <a:extLst>
+                        <a:ext uri="{28A0092B-C50C-407E-A947-70E740481C1C}">
+                          <a14:useLocalDpi xmlns:a14="http://schemas.microsoft.com/office/drawing/2010/main" val="0"/>
+                        </a:ext>
+                      </a:extLst>
+                    </a:blip>
+                    <a:srcRect/>
+                    <a:stretch>
+                      <a:fillRect/>
+                    </a:stretch>
+                  </pic:blipFill>
+                  <pic:spPr bwMode="auto">
+                    <a:xfrm>
+                      <a:off x="0" y="0"/>
+                      <a:ext cx="1103630" cy="609600"/>
+                    </a:xfrm>
+                    <a:prstGeom prst="rect">
+                      <a:avLst/>
+                    </a:prstGeom>
+                    <a:noFill/>
+                    <a:ln>
+                      <a:noFill/>
+                    </a:ln>
+                  </pic:spPr>
+                </pic:pic>
+              </a:graphicData>
+            </a:graphic>
+          </wp:anchor>
+        </w:drawing>
+      </w:r>
+      <w:r>
+        <w:rPr>
+          <w:rFonts w:ascii="Arial" w:hAnsi="Arial" w:cs="Arial"/>
+          <w:b/>
+          <w:bCs/>
+        </w:rPr>
+        <w:drawing>
+          <wp:anchor distT="0" distB="0" distL="114300" distR="114300" simplePos="0" relativeHeight="251677184" behindDoc="0" locked="0" layoutInCell="1" allowOverlap="1" wp14:anchorId="40332818" wp14:editId="595E6A22">
+            <wp:simplePos x="0" y="0"/>
+            <wp:positionH relativeFrom="column">
+              <wp:posOffset>1060206</wp:posOffset>
+            </wp:positionH>
+            <wp:positionV relativeFrom="paragraph">
+              <wp:posOffset>93247</wp:posOffset>
+            </wp:positionV>
+            <wp:extent cx="1118235" cy="617855"/>
+            <wp:effectExtent l="0" t="0" r="5715" b="0"/>
+            <wp:wrapSquare wrapText="bothSides"/>
+            <wp:docPr id="1775910734" name="Picture 230"/>
+            <wp:cNvGraphicFramePr>
+              <a:graphicFrameLocks xmlns:a="http://schemas.openxmlformats.org/drawingml/2006/main" noChangeAspect="1"/>
+            </wp:cNvGraphicFramePr>
+            <a:graphic xmlns:a="http://schemas.openxmlformats.org/drawingml/2006/main">
+              <a:graphicData uri="http://schemas.openxmlformats.org/drawingml/2006/picture">
+                <pic:pic xmlns:pic="http://schemas.openxmlformats.org/drawingml/2006/picture">
+                  <pic:nvPicPr>
+                    <pic:cNvPr id="0" name="Picture 996"/>
+                    <pic:cNvPicPr>
+                      <a:picLocks noChangeAspect="1" noChangeArrowheads="1"/>
+                    </pic:cNvPicPr>
+                  </pic:nvPicPr>
+                  <pic:blipFill>
+                    <a:blip r:embed="rId15">
+                      <a:extLst>
+                        <a:ext uri="{28A0092B-C50C-407E-A947-70E740481C1C}">
+                          <a14:useLocalDpi xmlns:a14="http://schemas.microsoft.com/office/drawing/2010/main" val="0"/>
+                        </a:ext>
+                      </a:extLst>
+                    </a:blip>
+                    <a:srcRect/>
+                    <a:stretch>
+                      <a:fillRect/>
+                    </a:stretch>
+                  </pic:blipFill>
+                  <pic:spPr bwMode="auto">
+                    <a:xfrm>
+                      <a:off x="0" y="0"/>
+                      <a:ext cx="1118235" cy="617855"/>
+                    </a:xfrm>
+                    <a:prstGeom prst="rect">
+                      <a:avLst/>
+                    </a:prstGeom>
+                    <a:noFill/>
+                    <a:ln>
+                      <a:noFill/>
+                    </a:ln>
+                  </pic:spPr>
+                </pic:pic>
+              </a:graphicData>
+            </a:graphic>
+          </wp:anchor>
+        </w:drawing>
+      </w:r>
+      <w:r>
+        <w:rPr>
+          <w:rFonts w:ascii="Arial" w:hAnsi="Arial" w:cs="Arial"/>
+          <w:b/>
+          <w:bCs/>
+        </w:rPr>
+        <w:drawing>
+          <wp:anchor distT="0" distB="0" distL="114300" distR="114300" simplePos="0" relativeHeight="251678208" behindDoc="0" locked="0" layoutInCell="1" allowOverlap="1" wp14:anchorId="5A9238BF" wp14:editId="492B3CFE">
+            <wp:simplePos x="0" y="0"/>
+            <wp:positionH relativeFrom="margin">
+              <wp:align>center</wp:align>
+            </wp:positionH>
+            <wp:positionV relativeFrom="paragraph">
+              <wp:posOffset>80303</wp:posOffset>
+            </wp:positionV>
+            <wp:extent cx="1141095" cy="630555"/>
+            <wp:effectExtent l="0" t="0" r="1905" b="0"/>
+            <wp:wrapSquare wrapText="bothSides"/>
+            <wp:docPr id="237920036" name="Picture 232"/>
+            <wp:cNvGraphicFramePr>
+              <a:graphicFrameLocks xmlns:a="http://schemas.openxmlformats.org/drawingml/2006/main" noChangeAspect="1"/>
+            </wp:cNvGraphicFramePr>
+            <a:graphic xmlns:a="http://schemas.openxmlformats.org/drawingml/2006/main">
+              <a:graphicData uri="http://schemas.openxmlformats.org/drawingml/2006/picture">
+                <pic:pic xmlns:pic="http://schemas.openxmlformats.org/drawingml/2006/picture">
+                  <pic:nvPicPr>
+                    <pic:cNvPr id="0" name="Picture 994"/>
+                    <pic:cNvPicPr>
+                      <a:picLocks noChangeAspect="1" noChangeArrowheads="1"/>
+                    </pic:cNvPicPr>
+                  </pic:nvPicPr>
+                  <pic:blipFill>
+                    <a:blip r:embed="rId16">
+                      <a:extLst>
+                        <a:ext uri="{28A0092B-C50C-407E-A947-70E740481C1C}">
+                          <a14:useLocalDpi xmlns:a14="http://schemas.microsoft.com/office/drawing/2010/main" val="0"/>
+                        </a:ext>
+                      </a:extLst>
+                    </a:blip>
+                    <a:srcRect/>
+                    <a:stretch>
+                      <a:fillRect/>
+                    </a:stretch>
+                  </pic:blipFill>
+                  <pic:spPr bwMode="auto">
+                    <a:xfrm>
+                      <a:off x="0" y="0"/>
+                      <a:ext cx="1141095" cy="630555"/>
+                    </a:xfrm>
+                    <a:prstGeom prst="rect">
+                      <a:avLst/>
+                    </a:prstGeom>
+                    <a:noFill/>
+                    <a:ln>
+                      <a:noFill/>
+                    </a:ln>
+                  </pic:spPr>
+                </pic:pic>
+              </a:graphicData>
+            </a:graphic>
+          </wp:anchor>
+        </w:drawing>
+      </w:r>
+    </w:p>
+    <w:p>
+      <w:pPr>
+        <w:jc w:val="center"/>
+        <w:rPr>
+          <w:rFonts w:ascii="Arial" w:hAnsi="Arial" w:cs="Arial"/>
+          <w:b/>
+          <w:bCs/>
+        </w:rPr>
+      </w:pPr>
+      <w:r>
+        <w:rPr>
+          <w:rFonts w:ascii="Arial" w:hAnsi="Arial" w:cs="Arial"/>
+          <w:b/>
+          <w:bCs/>
+        </w:rPr>
+        <w:drawing>
+          <wp:anchor distT="0" distB="0" distL="114300" distR="114300" simplePos="0" relativeHeight="251675136" behindDoc="0" locked="0" layoutInCell="1" allowOverlap="1" wp14:anchorId="1E6496AD" wp14:editId="67601FFE">
+            <wp:simplePos x="0" y="0"/>
+            <wp:positionH relativeFrom="column">
+              <wp:posOffset>5038725</wp:posOffset>
+            </wp:positionH>
+            <wp:positionV relativeFrom="paragraph">
+              <wp:posOffset>199390</wp:posOffset>
+            </wp:positionV>
+            <wp:extent cx="1270000" cy="2333625"/>
+            <wp:effectExtent l="0" t="0" r="6350" b="9525"/>
+            <wp:wrapSquare wrapText="bothSides"/>
+            <wp:docPr id="36870154" name="Picture 261"/>
+            <wp:cNvGraphicFramePr>
+              <a:graphicFrameLocks xmlns:a="http://schemas.openxmlformats.org/drawingml/2006/main" noChangeAspect="1"/>
+            </wp:cNvGraphicFramePr>
+            <a:graphic xmlns:a="http://schemas.openxmlformats.org/drawingml/2006/main">
+              <a:graphicData uri="http://schemas.openxmlformats.org/drawingml/2006/picture">
+                <pic:pic xmlns:pic="http://schemas.openxmlformats.org/drawingml/2006/picture">
+                  <pic:nvPicPr>
+                    <pic:cNvPr id="0" name="Picture 1102"/>
+                    <pic:cNvPicPr>
+                      <a:picLocks noChangeAspect="1" noChangeArrowheads="1"/>
+                    </pic:cNvPicPr>
+                  </pic:nvPicPr>
+                  <pic:blipFill>
+                    <a:blip r:embed="rId17">
+                      <a:extLst>
+                        <a:ext uri="{28A0092B-C50C-407E-A947-70E740481C1C}">
+                          <a14:useLocalDpi xmlns:a14="http://schemas.microsoft.com/office/drawing/2010/main" val="0"/>
+                        </a:ext>
+                      </a:extLst>
+                    </a:blip>
+                    <a:srcRect/>
+                    <a:stretch>
+                      <a:fillRect/>
+                    </a:stretch>
+                  </pic:blipFill>
+                  <pic:spPr bwMode="auto">
+                    <a:xfrm>
+                      <a:off x="0" y="0"/>
+                      <a:ext cx="1270000" cy="2333625"/>
+                    </a:xfrm>
+                    <a:prstGeom prst="rect">
+                      <a:avLst/>
+                    </a:prstGeom>
+                    <a:noFill/>
+                    <a:ln>
+                      <a:noFill/>
+                    </a:ln>
+                  </pic:spPr>
+                </pic:pic>
+              </a:graphicData>
+            </a:graphic>
+            <wp14:sizeRelH relativeFrom="margin">
+              <wp14:pctWidth>0</wp14:pctWidth>
+            </wp14:sizeRelH>
+            <wp14:sizeRelV relativeFrom="margin">
+              <wp14:pctHeight>0</wp14:pctHeight>
+            </wp14:sizeRelV>
+          </wp:anchor>
+        </w:drawing>
+      </w:r>
+      <w:r>
+        <w:rPr>
+          <w:rFonts w:ascii="Arial" w:hAnsi="Arial" w:cs="Arial"/>
+          <w:b/>
+          <w:bCs/>
+        </w:rPr>
+        <w:drawing>
+          <wp:anchor distT="0" distB="0" distL="114300" distR="114300" simplePos="0" relativeHeight="251674112" behindDoc="0" locked="0" layoutInCell="1" allowOverlap="1" wp14:anchorId="485C7796" wp14:editId="103FEA48">
+            <wp:simplePos x="0" y="0"/>
+            <wp:positionH relativeFrom="margin">
+              <wp:posOffset>3676650</wp:posOffset>
+            </wp:positionH>
+            <wp:positionV relativeFrom="paragraph">
+              <wp:posOffset>199390</wp:posOffset>
+            </wp:positionV>
+            <wp:extent cx="1289685" cy="2333625"/>
+            <wp:effectExtent l="0" t="0" r="5715" b="9525"/>
+            <wp:wrapSquare wrapText="bothSides"/>
+            <wp:docPr id="1703391243" name="Picture 262"/>
+            <wp:cNvGraphicFramePr>
+              <a:graphicFrameLocks xmlns:a="http://schemas.openxmlformats.org/drawingml/2006/main" noChangeAspect="1"/>
+            </wp:cNvGraphicFramePr>
+            <a:graphic xmlns:a="http://schemas.openxmlformats.org/drawingml/2006/main">
+              <a:graphicData uri="http://schemas.openxmlformats.org/drawingml/2006/picture">
+                <pic:pic xmlns:pic="http://schemas.openxmlformats.org/drawingml/2006/picture">
+                  <pic:nvPicPr>
+                    <pic:cNvPr id="0" name="Picture 1101"/>
+                    <pic:cNvPicPr>
+                      <a:picLocks noChangeAspect="1" noChangeArrowheads="1"/>
+                    </pic:cNvPicPr>
+                  </pic:nvPicPr>
+                  <pic:blipFill>
+                    <a:blip r:embed="rId18">
+                      <a:extLst>
+                        <a:ext uri="{28A0092B-C50C-407E-A947-70E740481C1C}">
+                          <a14:useLocalDpi xmlns:a14="http://schemas.microsoft.com/office/drawing/2010/main" val="0"/>
+                        </a:ext>
+                      </a:extLst>
+                    </a:blip>
+                    <a:srcRect/>
+                    <a:stretch>
+                      <a:fillRect/>
+                    </a:stretch>
+                  </pic:blipFill>
+                  <pic:spPr bwMode="auto">
+                    <a:xfrm>
+                      <a:off x="0" y="0"/>
+                      <a:ext cx="1289685" cy="2333625"/>
+                    </a:xfrm>
+                    <a:prstGeom prst="rect">
+                      <a:avLst/>
+                    </a:prstGeom>
+                    <a:noFill/>
+                    <a:ln>
+                      <a:noFill/>
+                    </a:ln>
+                  </pic:spPr>
+                </pic:pic>
+              </a:graphicData>
+            </a:graphic>
+            <wp14:sizeRelH relativeFrom="margin">
+              <wp14:pctWidth>0</wp14:pctWidth>
+            </wp14:sizeRelH>
+            <wp14:sizeRelV relativeFrom="margin">
+              <wp14:pctHeight>0</wp14:pctHeight>
+            </wp14:sizeRelV>
+          </wp:anchor>
+        </w:drawing>
+      </w:r>
+      <w:r>
+        <w:rPr>
+          <w:rFonts w:ascii="Arial" w:hAnsi="Arial" w:cs="Arial"/>
+          <w:b/>
+          <w:bCs/>
+        </w:rPr>
+        <w:drawing>
+          <wp:anchor distT="0" distB="0" distL="114300" distR="114300" simplePos="0" relativeHeight="251673088" behindDoc="0" locked="0" layoutInCell="1" allowOverlap="1" wp14:anchorId="1928AC08" wp14:editId="23F09347">
+            <wp:simplePos x="0" y="0"/>
+            <wp:positionH relativeFrom="column">
+              <wp:posOffset>2314575</wp:posOffset>
+            </wp:positionH>
+            <wp:positionV relativeFrom="paragraph">
+              <wp:posOffset>180340</wp:posOffset>
+            </wp:positionV>
+            <wp:extent cx="1304925" cy="2333625"/>
+            <wp:effectExtent l="0" t="0" r="9525" b="9525"/>
+            <wp:wrapSquare wrapText="bothSides"/>
+            <wp:docPr id="334087396" name="Picture 263"/>
+            <wp:cNvGraphicFramePr>
+              <a:graphicFrameLocks xmlns:a="http://schemas.openxmlformats.org/drawingml/2006/main" noChangeAspect="1"/>
+            </wp:cNvGraphicFramePr>
+            <a:graphic xmlns:a="http://schemas.openxmlformats.org/drawingml/2006/main">
+              <a:graphicData uri="http://schemas.openxmlformats.org/drawingml/2006/picture">
+                <pic:pic xmlns:pic="http://schemas.openxmlformats.org/drawingml/2006/picture">
+                  <pic:nvPicPr>
+                    <pic:cNvPr id="0" name="Picture 1100"/>
+                    <pic:cNvPicPr>
+                      <a:picLocks noChangeAspect="1" noChangeArrowheads="1"/>
+                    </pic:cNvPicPr>
+                  </pic:nvPicPr>
+                  <pic:blipFill>
+                    <a:blip r:embed="rId19">
+                      <a:extLst>
+                        <a:ext uri="{28A0092B-C50C-407E-A947-70E740481C1C}">
+                          <a14:useLocalDpi xmlns:a14="http://schemas.microsoft.com/office/drawing/2010/main" val="0"/>
+                        </a:ext>
+                      </a:extLst>
+                    </a:blip>
+                    <a:srcRect/>
+                    <a:stretch>
+                      <a:fillRect/>
+                    </a:stretch>
+                  </pic:blipFill>
+                  <pic:spPr bwMode="auto">
+                    <a:xfrm>
+                      <a:off x="0" y="0"/>
+                      <a:ext cx="1304925" cy="2333625"/>
+                    </a:xfrm>
+                    <a:prstGeom prst="rect">
+                      <a:avLst/>
+                    </a:prstGeom>
+                    <a:noFill/>
+                    <a:ln>
+                      <a:noFill/>
+                    </a:ln>
+                  </pic:spPr>
+                </pic:pic>
+              </a:graphicData>
+            </a:graphic>
+            <wp14:sizeRelH relativeFrom="margin">
+              <wp14:pctWidth>0</wp14:pctWidth>
+            </wp14:sizeRelH>
+            <wp14:sizeRelV relativeFrom="margin">
+              <wp14:pctHeight>0</wp14:pctHeight>
+            </wp14:sizeRelV>
+          </wp:anchor>
+        </w:drawing>
+      </w:r>
+      <w:r>
+        <w:rPr>
+          <w:rFonts w:ascii="Arial" w:hAnsi="Arial" w:cs="Arial"/>
+          <w:b/>
+          <w:bCs/>
+        </w:rPr>
+        <w:drawing>
+          <wp:anchor distT="0" distB="0" distL="114300" distR="114300" simplePos="0" relativeHeight="251671040" behindDoc="0" locked="0" layoutInCell="1" allowOverlap="1" wp14:anchorId="17568162" wp14:editId="31DE3E7F">
+            <wp:simplePos x="0" y="0"/>
+            <wp:positionH relativeFrom="column">
+              <wp:posOffset>-424815</wp:posOffset>
+            </wp:positionH>
+            <wp:positionV relativeFrom="paragraph">
+              <wp:posOffset>132715</wp:posOffset>
+            </wp:positionV>
+            <wp:extent cx="1310640" cy="2339975"/>
+            <wp:effectExtent l="0" t="0" r="3810" b="3175"/>
+            <wp:wrapSquare wrapText="bothSides"/>
+            <wp:docPr id="1059299480" name="Picture 260"/>
+            <wp:cNvGraphicFramePr>
+              <a:graphicFrameLocks xmlns:a="http://schemas.openxmlformats.org/drawingml/2006/main" noChangeAspect="1"/>
+            </wp:cNvGraphicFramePr>
+            <a:graphic xmlns:a="http://schemas.openxmlformats.org/drawingml/2006/main">
+              <a:graphicData uri="http://schemas.openxmlformats.org/drawingml/2006/picture">
+                <pic:pic xmlns:pic="http://schemas.openxmlformats.org/drawingml/2006/picture">
+                  <pic:nvPicPr>
+                    <pic:cNvPr id="0" name="Picture 1103"/>
+                    <pic:cNvPicPr>
+                      <a:picLocks noChangeAspect="1" noChangeArrowheads="1"/>
+                    </pic:cNvPicPr>
+                  </pic:nvPicPr>
+                  <pic:blipFill>
+                    <a:blip r:embed="rId20">
+                      <a:extLst>
+                        <a:ext uri="{28A0092B-C50C-407E-A947-70E740481C1C}">
+                          <a14:useLocalDpi xmlns:a14="http://schemas.microsoft.com/office/drawing/2010/main" val="0"/>
+                        </a:ext>
+                      </a:extLst>
+                    </a:blip>
+                    <a:srcRect/>
+                    <a:stretch>
+                      <a:fillRect/>
+                    </a:stretch>
+                  </pic:blipFill>
+                  <pic:spPr bwMode="auto">
+                    <a:xfrm>
+                      <a:off x="0" y="0"/>
+                      <a:ext cx="1310640" cy="2339975"/>
+                    </a:xfrm>
+                    <a:prstGeom prst="rect">
+                      <a:avLst/>
+                    </a:prstGeom>
+                    <a:noFill/>
+                    <a:ln>
+                      <a:noFill/>
+                    </a:ln>
+                  </pic:spPr>
+                </pic:pic>
+              </a:graphicData>
+            </a:graphic>
+            <wp14:sizeRelV relativeFrom="margin">
+              <wp14:pctHeight>0</wp14:pctHeight>
+            </wp14:sizeRelV>
+          </wp:anchor>
+        </w:drawing>
+      </w:r>
+      <w:r>
+        <w:rPr>
+          <w:rFonts w:ascii="Arial" w:hAnsi="Arial" w:cs="Arial"/>
+          <w:b/>
+          <w:bCs/>
+        </w:rPr>
+        <w:drawing>
+          <wp:anchor distT="0" distB="0" distL="114300" distR="114300" simplePos="0" relativeHeight="251672064" behindDoc="0" locked="0" layoutInCell="1" allowOverlap="1" wp14:anchorId="5969964F" wp14:editId="03048055">
+            <wp:simplePos x="0" y="0"/>
+            <wp:positionH relativeFrom="column">
+              <wp:posOffset>942975</wp:posOffset>
+            </wp:positionH>
+            <wp:positionV relativeFrom="paragraph">
+              <wp:posOffset>151765</wp:posOffset>
+            </wp:positionV>
+            <wp:extent cx="1310640" cy="2343150"/>
+            <wp:effectExtent l="0" t="0" r="3810" b="0"/>
+            <wp:wrapSquare wrapText="bothSides"/>
+            <wp:docPr id="1020294484" name="Picture 259"/>
+            <wp:cNvGraphicFramePr>
+              <a:graphicFrameLocks xmlns:a="http://schemas.openxmlformats.org/drawingml/2006/main" noChangeAspect="1"/>
+            </wp:cNvGraphicFramePr>
+            <a:graphic xmlns:a="http://schemas.openxmlformats.org/drawingml/2006/main">
+              <a:graphicData uri="http://schemas.openxmlformats.org/drawingml/2006/picture">
+                <pic:pic xmlns:pic="http://schemas.openxmlformats.org/drawingml/2006/picture">
+                  <pic:nvPicPr>
+                    <pic:cNvPr id="0" name="Picture 1104"/>
+                    <pic:cNvPicPr>
+                      <a:picLocks noChangeAspect="1" noChangeArrowheads="1"/>
+                    </pic:cNvPicPr>
+                  </pic:nvPicPr>
+                  <pic:blipFill>
+                    <a:blip r:embed="rId21">
+                      <a:extLst>
+                        <a:ext uri="{28A0092B-C50C-407E-A947-70E740481C1C}">
+                          <a14:useLocalDpi xmlns:a14="http://schemas.microsoft.com/office/drawing/2010/main" val="0"/>
+                        </a:ext>
+                      </a:extLst>
+                    </a:blip>
+                    <a:srcRect/>
+                    <a:stretch>
+                      <a:fillRect/>
+                    </a:stretch>
+                  </pic:blipFill>
+                  <pic:spPr bwMode="auto">
+                    <a:xfrm>
+                      <a:off x="0" y="0"/>
+                      <a:ext cx="1310640" cy="2343150"/>
+                    </a:xfrm>
+                    <a:prstGeom prst="rect">
+                      <a:avLst/>
+                    </a:prstGeom>
+                    <a:noFill/>
+                    <a:ln>
+                      <a:noFill/>
+                    </a:ln>
+                  </pic:spPr>
+                </pic:pic>
+              </a:graphicData>
+            </a:graphic>
+            <wp14:sizeRelV relativeFrom="margin">
+              <wp14:pctHeight>0</wp14:pctHeight>
+            </wp14:sizeRelV>
+          </wp:anchor>
+        </w:drawing>
+      </w:r>
+    </w:p>
+    <w:p>
+      <w:pPr>
+        <w:jc w:val="center"/>
+        <w:rPr>
+          <w:rFonts w:ascii="Arial" w:hAnsi="Arial" w:cs="Arial"/>
+          <w:b/>
+          <w:bCs/>
+        </w:rPr>
+      </w:pPr>
+    </w:p>
+    <w:p>
+      <w:pPr>
+        <w:jc w:val="center"/>
+        <w:rPr>
+          <w:rFonts w:ascii="Arial" w:hAnsi="Arial" w:cs="Arial"/>
+          <w:b/>
+          <w:bCs/>
+        </w:rPr>
+      </w:pPr>
+      <w:r>
+        <w:rPr>
+          <w:rFonts w:ascii="Arial" w:hAnsi="Arial" w:cs="Arial"/>
+          <w:b/>
+          <w:bCs/>
+        </w:rPr>
+        <w:drawing>
+          <wp:anchor distT="0" distB="0" distL="114300" distR="114300" simplePos="0" relativeHeight="251681280" behindDoc="0" locked="0" layoutInCell="1" allowOverlap="1" wp14:anchorId="11E74164" wp14:editId="17EBF126">
+            <wp:simplePos x="0" y="0"/>
+            <wp:positionH relativeFrom="column">
+              <wp:posOffset>1211580</wp:posOffset>
+            </wp:positionH>
+            <wp:positionV relativeFrom="paragraph">
+              <wp:posOffset>33655</wp:posOffset>
+            </wp:positionV>
+            <wp:extent cx="1310640" cy="723900"/>
+            <wp:effectExtent l="0" t="0" r="3810" b="0"/>
+            <wp:wrapSquare wrapText="bothSides"/>
+            <wp:docPr id="1403913409" name="Picture 267"/>
+            <wp:cNvGraphicFramePr>
+              <a:graphicFrameLocks xmlns:a="http://schemas.openxmlformats.org/drawingml/2006/main" noChangeAspect="1"/>
+            </wp:cNvGraphicFramePr>
+            <a:graphic xmlns:a="http://schemas.openxmlformats.org/drawingml/2006/main">
+              <a:graphicData uri="http://schemas.openxmlformats.org/drawingml/2006/picture">
+                <pic:pic xmlns:pic="http://schemas.openxmlformats.org/drawingml/2006/picture">
+                  <pic:nvPicPr>
+                    <pic:cNvPr id="0" name="Picture 1120"/>
+                    <pic:cNvPicPr>
+                      <a:picLocks noChangeAspect="1" noChangeArrowheads="1"/>
+                    </pic:cNvPicPr>
+                  </pic:nvPicPr>
+                  <pic:blipFill>
+                    <a:blip r:embed="rId22">
+                      <a:extLst>
+                        <a:ext uri="{28A0092B-C50C-407E-A947-70E740481C1C}">
+                          <a14:useLocalDpi xmlns:a14="http://schemas.microsoft.com/office/drawing/2010/main" val="0"/>
+                        </a:ext>
+                      </a:extLst>
+                    </a:blip>
+                    <a:srcRect/>
+                    <a:stretch>
+                      <a:fillRect/>
+                    </a:stretch>
+                  </pic:blipFill>
+                  <pic:spPr bwMode="auto">
+                    <a:xfrm>
+                      <a:off x="0" y="0"/>
+                      <a:ext cx="1310640" cy="723900"/>
+                    </a:xfrm>
+                    <a:prstGeom prst="rect">
+                      <a:avLst/>
+                    </a:prstGeom>
+                    <a:noFill/>
+                    <a:ln>
+                      <a:noFill/>
+                    </a:ln>
+                  </pic:spPr>
+                </pic:pic>
+              </a:graphicData>
+            </a:graphic>
+          </wp:anchor>
+        </w:drawing>
+      </w:r>
+      <w:r>
+        <w:rPr>
+          <w:rFonts w:ascii="Arial" w:hAnsi="Arial" w:cs="Arial"/>
+          <w:b/>
+          <w:bCs/>
+        </w:rPr>
+        <w:drawing>
+          <wp:anchor distT="0" distB="0" distL="114300" distR="114300" simplePos="0" relativeHeight="251682304" behindDoc="0" locked="0" layoutInCell="1" allowOverlap="1" wp14:anchorId="6FC44B74" wp14:editId="795339CC">
+            <wp:simplePos x="0" y="0"/>
+            <wp:positionH relativeFrom="column">
+              <wp:posOffset>3376930</wp:posOffset>
+            </wp:positionH>
+            <wp:positionV relativeFrom="paragraph">
+              <wp:posOffset>50165</wp:posOffset>
+            </wp:positionV>
+            <wp:extent cx="1310640" cy="723900"/>
+            <wp:effectExtent l="0" t="0" r="3810" b="0"/>
+            <wp:wrapSquare wrapText="bothSides"/>
+            <wp:docPr id="184702304" name="Picture 266"/>
+            <wp:cNvGraphicFramePr>
+              <a:graphicFrameLocks xmlns:a="http://schemas.openxmlformats.org/drawingml/2006/main" noChangeAspect="1"/>
+            </wp:cNvGraphicFramePr>
+            <a:graphic xmlns:a="http://schemas.openxmlformats.org/drawingml/2006/main">
+              <a:graphicData uri="http://schemas.openxmlformats.org/drawingml/2006/picture">
+                <pic:pic xmlns:pic="http://schemas.openxmlformats.org/drawingml/2006/picture">
+                  <pic:nvPicPr>
+                    <pic:cNvPr id="0" name="Picture 1121"/>
+                    <pic:cNvPicPr>
+                      <a:picLocks noChangeAspect="1" noChangeArrowheads="1"/>
+                    </pic:cNvPicPr>
+                  </pic:nvPicPr>
+                  <pic:blipFill>
+                    <a:blip r:embed="rId23">
+                      <a:extLst>
+                        <a:ext uri="{28A0092B-C50C-407E-A947-70E740481C1C}">
+                          <a14:useLocalDpi xmlns:a14="http://schemas.microsoft.com/office/drawing/2010/main" val="0"/>
+                        </a:ext>
+                      </a:extLst>
+                    </a:blip>
+                    <a:srcRect/>
+                    <a:stretch>
+                      <a:fillRect/>
+                    </a:stretch>
+                  </pic:blipFill>
+                  <pic:spPr bwMode="auto">
+                    <a:xfrm>
+                      <a:off x="0" y="0"/>
+                      <a:ext cx="1310640" cy="723900"/>
+                    </a:xfrm>
+                    <a:prstGeom prst="rect">
+                      <a:avLst/>
+                    </a:prstGeom>
+                    <a:noFill/>
+                    <a:ln>
+                      <a:noFill/>
+                    </a:ln>
+                  </pic:spPr>
+                </pic:pic>
+              </a:graphicData>
+            </a:graphic>
+          </wp:anchor>
+        </w:drawing>
+      </w:r>
+    </w:p>
+    <w:p>
+      <w:pPr>
+        <w:rPr>
+          <w:rFonts w:ascii="Arial" w:hAnsi="Arial" w:cs="Arial"/>
+          <w:b/>
+          <w:bCs/>
+        </w:rPr>
+      </w:pPr>
+    </w:p>
+    <w:p>
+      <w:pPr>
+        <w:rPr>
+          <w:rFonts w:ascii="Arial" w:hAnsi="Arial" w:cs="Arial"/>
+          <w:b/>
+          <w:bCs/>
+        </w:rPr>
+      </w:pPr>
+    </w:p>
+    <w:p>
+      <w:pPr>
+        <w:rPr>
+          <w:rFonts w:ascii="Arial" w:hAnsi="Arial" w:cs="Arial"/>
+          <w:b/>
+          <w:bCs/>
+        </w:rPr>
+      </w:pPr>
+      <w:r>
+        <w:rPr>
+          <w:rFonts w:ascii="Arial" w:hAnsi="Arial" w:cs="Arial"/>
+          <w:b/>
+          <w:bCs/>
+        </w:rPr>
+        <w:drawing>
+          <wp:anchor distT="0" distB="0" distL="114300" distR="114300" simplePos="0" relativeHeight="251684352" behindDoc="0" locked="0" layoutInCell="1" allowOverlap="1" wp14:anchorId="35277C73" wp14:editId="5B8AA6F6">
+            <wp:simplePos x="0" y="0"/>
+            <wp:positionH relativeFrom="column">
+              <wp:posOffset>3057525</wp:posOffset>
+            </wp:positionH>
+            <wp:positionV relativeFrom="paragraph">
+              <wp:posOffset>69850</wp:posOffset>
+            </wp:positionV>
+            <wp:extent cx="1924050" cy="1531620"/>
+            <wp:effectExtent l="0" t="0" r="0" b="0"/>
+            <wp:wrapSquare wrapText="bothSides"/>
+            <wp:docPr id="1332981344" name="Picture 270"/>
+            <wp:cNvGraphicFramePr>
+              <a:graphicFrameLocks xmlns:a="http://schemas.openxmlformats.org/drawingml/2006/main" noChangeAspect="1"/>
+            </wp:cNvGraphicFramePr>
+            <a:graphic xmlns:a="http://schemas.openxmlformats.org/drawingml/2006/main">
+              <a:graphicData uri="http://schemas.openxmlformats.org/drawingml/2006/picture">
+                <pic:pic xmlns:pic="http://schemas.openxmlformats.org/drawingml/2006/picture">
+                  <pic:nvPicPr>
+                    <pic:cNvPr id="0" name="Picture 1135"/>
+                    <pic:cNvPicPr>
+                      <a:picLocks noChangeAspect="1" noChangeArrowheads="1"/>
+                    </pic:cNvPicPr>
+                  </pic:nvPicPr>
+                  <pic:blipFill>
+                    <a:blip r:embed="rId24">
+                      <a:extLst>
+                        <a:ext uri="{28A0092B-C50C-407E-A947-70E740481C1C}">
+                          <a14:useLocalDpi xmlns:a14="http://schemas.microsoft.com/office/drawing/2010/main" val="0"/>
+                        </a:ext>
+                      </a:extLst>
+                    </a:blip>
+                    <a:srcRect/>
+                    <a:stretch>
+                      <a:fillRect/>
+                    </a:stretch>
+                  </pic:blipFill>
+                  <pic:spPr bwMode="auto">
+                    <a:xfrm>
+                      <a:off x="0" y="0"/>
+                      <a:ext cx="1924050" cy="1531620"/>
+                    </a:xfrm>
+                    <a:prstGeom prst="rect">
+                      <a:avLst/>
+                    </a:prstGeom>
+                    <a:noFill/>
+                    <a:ln>
+                      <a:noFill/>
+                    </a:ln>
+                  </pic:spPr>
+                </pic:pic>
+              </a:graphicData>
+            </a:graphic>
+            <wp14:sizeRelH relativeFrom="margin">
+              <wp14:pctWidth>0</wp14:pctWidth>
+            </wp14:sizeRelH>
+            <wp14:sizeRelV relativeFrom="margin">
+              <wp14:pctHeight>0</wp14:pctHeight>
+            </wp14:sizeRelV>
+          </wp:anchor>
+        </w:drawing>
+      </w:r>
+      <w:r>
+        <w:rPr>
+          <w:rFonts w:ascii="Arial" w:hAnsi="Arial" w:cs="Arial"/>
+          <w:b/>
+          <w:bCs/>
+        </w:rPr>
+        <w:drawing>
+          <wp:anchor distT="0" distB="0" distL="114300" distR="114300" simplePos="0" relativeHeight="251683328" behindDoc="0" locked="0" layoutInCell="1" allowOverlap="1" wp14:anchorId="39E22EBB" wp14:editId="064B926A">
+            <wp:simplePos x="0" y="0"/>
+            <wp:positionH relativeFrom="column">
+              <wp:posOffset>883920</wp:posOffset>
+            </wp:positionH>
+            <wp:positionV relativeFrom="paragraph">
+              <wp:posOffset>46990</wp:posOffset>
+            </wp:positionV>
+            <wp:extent cx="1924050" cy="1524000"/>
+            <wp:effectExtent l="0" t="0" r="0" b="0"/>
+            <wp:wrapSquare wrapText="bothSides"/>
+            <wp:docPr id="2104752600" name="Picture 271"/>
+            <wp:cNvGraphicFramePr>
+              <a:graphicFrameLocks xmlns:a="http://schemas.openxmlformats.org/drawingml/2006/main" noChangeAspect="1"/>
+            </wp:cNvGraphicFramePr>
+            <a:graphic xmlns:a="http://schemas.openxmlformats.org/drawingml/2006/main">
+              <a:graphicData uri="http://schemas.openxmlformats.org/drawingml/2006/picture">
+                <pic:pic xmlns:pic="http://schemas.openxmlformats.org/drawingml/2006/picture">
+                  <pic:nvPicPr>
+                    <pic:cNvPr id="0" name="Picture 1134"/>
+                    <pic:cNvPicPr>
+                      <a:picLocks noChangeAspect="1" noChangeArrowheads="1"/>
+                    </pic:cNvPicPr>
+                  </pic:nvPicPr>
+                  <pic:blipFill>
+                    <a:blip r:embed="rId25">
+                      <a:extLst>
+                        <a:ext uri="{28A0092B-C50C-407E-A947-70E740481C1C}">
+                          <a14:useLocalDpi xmlns:a14="http://schemas.microsoft.com/office/drawing/2010/main" val="0"/>
+                        </a:ext>
+                      </a:extLst>
+                    </a:blip>
+                    <a:srcRect/>
+                    <a:stretch>
+                      <a:fillRect/>
+                    </a:stretch>
+                  </pic:blipFill>
+                  <pic:spPr bwMode="auto">
+                    <a:xfrm>
+                      <a:off x="0" y="0"/>
+                      <a:ext cx="1924050" cy="1524000"/>
+                    </a:xfrm>
+                    <a:prstGeom prst="rect">
+                      <a:avLst/>
+                    </a:prstGeom>
+                    <a:noFill/>
+                    <a:ln>
+                      <a:noFill/>
+                    </a:ln>
+                  </pic:spPr>
+                </pic:pic>
+              </a:graphicData>
+            </a:graphic>
+            <wp14:sizeRelH relativeFrom="margin">
+              <wp14:pctWidth>0</wp14:pctWidth>
+            </wp14:sizeRelH>
+            <wp14:sizeRelV relativeFrom="margin">
+              <wp14:pctHeight>0</wp14:pctHeight>
+            </wp14:sizeRelV>
+          </wp:anchor>
+        </w:drawing>
+      </w:r>
+    </w:p>
+    <w:p>
+      <w:pPr>
+        <w:rPr>
+          <w:rFonts w:ascii="Arial" w:hAnsi="Arial" w:cs="Arial"/>
+          <w:b/>
+          <w:bCs/>
+        </w:rPr>
+      </w:pPr>
+    </w:p>
+    <w:p>
+      <w:pPr>
+        <w:rPr>
+          <w:rFonts w:ascii="Arial" w:hAnsi="Arial" w:cs="Arial"/>
+          <w:b/>
+          <w:bCs/>
+        </w:rPr>
+      </w:pPr>
+    </w:p>
+    <w:p>
+      <w:pPr>
+        <w:rPr>
+          <w:rFonts w:ascii="Arial" w:hAnsi="Arial" w:cs="Arial"/>
+          <w:b/>
+          <w:bCs/>
+        </w:rPr>
+      </w:pPr>
+    </w:p>
+    <w:p>
+      <w:pPr>
+        <w:rPr>
+          <w:rFonts w:ascii="Arial" w:hAnsi="Arial" w:cs="Arial"/>
+          <w:b/>
+          <w:bCs/>
+        </w:rPr>
+      </w:pPr>
+    </w:p>
+    <w:p>
+      <w:pPr>
+        <w:rPr>
+          <w:rFonts w:ascii="Arial" w:hAnsi="Arial" w:cs="Arial"/>
+          <w:b/>
+          <w:bCs/>
+        </w:rPr>
+      </w:pPr>
+    </w:p>
+    <w:p>
+      <w:pPr>
+        <w:jc w:val="center"/>
+        <w:rPr>
+          <w:rFonts w:ascii="Arial" w:hAnsi="Arial" w:cs="Arial"/>
+          <w:b/>
+          <w:bCs/>
+        </w:rPr>
+      </w:pPr>
+    </w:p>
+    <w:p>
+      <w:pPr>
+        <w:jc w:val="center"/>
+        <w:rPr>
+          <w:rFonts w:ascii="Arial" w:hAnsi="Arial" w:cs="Arial"/>
+          <w:b/>
+          <w:bCs/>
+        </w:rPr>
+      </w:pPr>
+      <w:r>
+        <w:rPr>
+          <w:rFonts w:ascii="Arial" w:hAnsi="Arial" w:cs="Arial"/>
+          <w:b/>
+          <w:bCs/>
+        </w:rPr>
+        <w:t>Work Breakdown Structure</w:t>
+      </w:r>
+    </w:p>
+    <w:p>
+      <w:pPr>
+        <w:jc w:val="center"/>
+        <w:rPr>
+          <w:rFonts w:ascii="Arial" w:hAnsi="Arial" w:cs="Arial"/>
+          <w:b/>
+          <w:bCs/>
+        </w:rPr>
+      </w:pPr>
+      <w:r>
+        <w:rPr>
+          <w:rFonts w:ascii="Arial" w:hAnsi="Arial" w:cs="Arial"/>
+          <w:b/>
+          <w:bCs/>
+        </w:rPr>
+        <w:t>Figure 2.</w:t>
+      </w:r>
+    </w:p>
+    <w:p>
+      <w:pPr>
+        <w:rPr>
+          <w:rFonts w:ascii="Arial" w:hAnsi="Arial" w:cs="Arial"/>
+          <w:b/>
+          <w:bCs/>
+        </w:rPr>
+      </w:pPr>
+      <w:r>
+        <w:rPr>
+          <w:rFonts w:ascii="Arial" w:hAnsi="Arial" w:cs="Arial"/>
+          <w:b/>
+          <w:bCs/>
+        </w:rPr>
+        <w:lastRenderedPageBreak/>
+        <w:t>Cost and Benefits Analysis</w:t>
+      </w:r>
+    </w:p>
+    <w:p>
+      <w:pPr>
+        <w:jc w:val="center"/>
+        <w:rPr>
+          <w:rFonts w:ascii="Arial" w:hAnsi="Arial" w:cs="Arial"/>
+          <w:b/>
+          <w:bCs/>
+        </w:rPr>
+      </w:pPr>
+      <w:r>
+        <w:rPr>
+          <w:rFonts w:ascii="Arial" w:hAnsi="Arial" w:cs="Arial"/>
+          <w:b/>
+          <w:bCs/>
+        </w:rPr>
+        <w:t>Table 1: Existing Annual Cost (Manual System)</w:t>
+      </w:r>
+    </w:p>
+    <w:p>
+      <w:pPr>
+        <w:jc w:val="center"/>
+        <w:rPr>
+          <w:rFonts w:ascii="Arial" w:hAnsi="Arial" w:cs="Arial"/>
+          <w:b/>
+          <w:bCs/>
+        </w:rPr>
+      </w:pPr>
+      <w:r>
+        <w:rPr>
+          <w:rFonts w:ascii="Arial" w:hAnsi="Arial" w:cs="Arial"/>
+          <w:b/>
+          <w:bCs/>
+        </w:rPr>
+        <w:t>(table)</w:t>
+      </w:r>
+    </w:p>
+    <w:p>
+      <w:pPr>
+        <w:jc w:val="center"/>
+        <w:rPr>
+          <w:rFonts w:ascii="Arial" w:hAnsi="Arial" w:cs="Arial"/>
+          <w:b/>
+          <w:bCs/>
+        </w:rPr>
+      </w:pPr>
+      <w:r>
+        <w:rPr>
+          <w:rFonts w:ascii="Arial" w:hAnsi="Arial" w:cs="Arial"/>
+          <w:b/>
+          <w:bCs/>
+        </w:rPr>
+        <w:t>Table 2: New System Development Cost (One-Time Investment)</w:t>
+      </w:r>
+    </w:p>
+    <w:p>
+      <w:pPr>
+        <w:jc w:val="center"/>
+        <w:rPr>
+          <w:rFonts w:ascii="Arial" w:hAnsi="Arial" w:cs="Arial"/>
+          <w:b/>
+          <w:bCs/>
+        </w:rPr>
+      </w:pPr>
+      <w:r>
+        <w:rPr>
+          <w:rFonts w:ascii="Arial" w:hAnsi="Arial" w:cs="Arial"/>
+          <w:b/>
+          <w:bCs/>
+        </w:rPr>
+        <w:t>(table)</w:t>
+      </w:r>
+    </w:p>
+    <w:p>
+      <w:pPr>
+        <w:jc w:val="center"/>
+        <w:rPr>
+          <w:rFonts w:ascii="Arial" w:hAnsi="Arial" w:cs="Arial"/>
+          <w:b/>
+          <w:bCs/>
+        </w:rPr>
+      </w:pPr>
+      <w:r>
+        <w:rPr>
+          <w:rFonts w:ascii="Arial" w:hAnsi="Arial" w:cs="Arial"/>
+          <w:b/>
+          <w:bCs/>
+        </w:rPr>
+        <w:t>Table 3: Annual Operating Cost (New System)</w:t>
+      </w:r>
+    </w:p>
+    <w:p>
+      <w:pPr>
+        <w:jc w:val="center"/>
+        <w:rPr>
+          <w:rFonts w:ascii="Arial" w:hAnsi="Arial" w:cs="Arial"/>
+          <w:b/>
+          <w:bCs/>
+        </w:rPr>
+      </w:pPr>
+      <w:r>
+        <w:rPr>
+          <w:rFonts w:ascii="Arial" w:hAnsi="Arial" w:cs="Arial"/>
+          <w:b/>
+          <w:bCs/>
+        </w:rPr>
+        <w:t>(table)</w:t>
+      </w:r>
+    </w:p>
+    <w:p>
+      <w:pPr>
+        <w:rPr>
+          <w:rFonts w:ascii="Arial" w:hAnsi="Arial" w:cs="Arial"/>
+          <w:b/>
+          <w:bCs/>
+        </w:rPr>
+      </w:pPr>
+      <w:r>
+        <w:rPr>
+          <w:rFonts w:ascii="Arial" w:hAnsi="Arial" w:cs="Arial"/>
+          <w:b/>
+          <w:bCs/>
+        </w:rPr>
+        <w:t>Return on Investment (ROI) Analysis</w:t>
+      </w:r>
+    </w:p>
+    <w:p>
+      <w:pPr>
+        <w:jc w:val="center"/>
+        <w:rPr>
+          <w:rFonts w:ascii="Arial" w:hAnsi="Arial" w:cs="Arial"/>
+          <w:b/>
+          <w:bCs/>
+        </w:rPr>
+      </w:pPr>
+      <w:r>
+        <w:rPr>
+          <w:rFonts w:ascii="Arial" w:hAnsi="Arial" w:cs="Arial"/>
+          <w:b/>
+          <w:bCs/>
+        </w:rPr>
+        <w:t>MoSCoW</w:t>
+      </w:r>
+    </w:p>
+    <w:p>
+      <w:pPr>
+        <w:spacing w:line="360" w:lineRule="auto"/>
+        <w:jc w:val="center"/>
+        <w:rPr>
+          <w:rFonts w:ascii="Arial" w:eastAsia="Segoe UI Historic" w:hAnsi="Arial" w:cs="Arial"/>
+          <w:b/>
+          <w:bCs/>
+        </w:rPr>
+      </w:pPr>
+      <w:r>
+        <w:rPr>
+          <w:rFonts w:ascii="Arial" w:eastAsia="Segoe UI Historic" w:hAnsi="Arial" w:cs="Arial"/>
+          <w:b/>
+          <w:bCs/>
+        </w:rPr>
+        <w:t>INTEGRATED WEB-BASED RFID: ENABLED STUDENTS’ SECURITY AND MONITORING SYSTEM</w:t>
+      </w:r>
+    </w:p>
+    <w:p>
+      <w:pPr>
+        <w:spacing w:line="480" w:lineRule="auto"/>
+        <w:rPr>
+          <w:rFonts w:ascii="Arial" w:hAnsi="Arial" w:cs="Arial"/>
+        </w:rPr>
+      </w:pPr>
+      <w:r>
+        <w:rPr>
+          <w:rFonts w:ascii="Arial" w:hAnsi="Arial" w:cs="Arial"/>
+          <w:b/>
+          <w:bCs/>
+        </w:rPr>
+        <w:t>Must Have:</w:t>
+      </w:r>
+    </w:p>
+    <w:p>
+      <w:pPr>
+        <w:spacing w:line="480" w:lineRule="auto"/>
+        <w:rPr>
+          <w:rFonts w:ascii="Arial" w:hAnsi="Arial" w:cs="Arial"/>
+        </w:rPr>
+      </w:pPr>
+      <w:r>
+        <w:rPr>
+          <w:rFonts w:ascii="Arial" w:hAnsi="Arial" w:cs="Arial"/>
+        </w:rPr>
+        <w:t>1. RFID Card Scanning</w:t>
+      </w:r>
+    </w:p>
+    <w:p>
+      <w:pPr>
+        <w:spacing w:line="480" w:lineRule="auto"/>
+        <w:rPr>
+          <w:rFonts w:ascii="Arial" w:hAnsi="Arial" w:cs="Arial"/>
+        </w:rPr>
+      </w:pPr>
+      <w:r>
+        <w:rPr>
+          <w:rFonts w:ascii="Arial" w:hAnsi="Arial" w:cs="Arial"/>
+        </w:rPr>
+        <w:t>2. Student Identification</w:t>
+      </w:r>
+    </w:p>
+    <w:p>
+      <w:pPr>
+        <w:spacing w:line="480" w:lineRule="auto"/>
+        <w:rPr>
+          <w:rFonts w:ascii="Arial" w:hAnsi="Arial" w:cs="Arial"/>
+        </w:rPr>
+      </w:pPr>
+      <w:r>
+        <w:rPr>
+          <w:rFonts w:ascii="Arial" w:hAnsi="Arial" w:cs="Arial"/>
+        </w:rPr>
+        <w:t>3. Authentication &amp; Authorization</w:t>
+      </w:r>
+    </w:p>
+    <w:p>
+      <w:pPr>
+        <w:spacing w:line="480" w:lineRule="auto"/>
+        <w:rPr>
+          <w:rFonts w:ascii="Arial" w:hAnsi="Arial" w:cs="Arial"/>
+        </w:rPr>
+      </w:pPr>
+      <w:r>
+        <w:rPr>
+          <w:rFonts w:ascii="Arial" w:hAnsi="Arial" w:cs="Arial"/>
+        </w:rPr>
+        <w:t>4. Database Integration (CRUD Operations)</w:t>
+      </w:r>
+    </w:p>
+    <w:p>
+      <w:pPr>
+        <w:spacing w:line="480" w:lineRule="auto"/>
+        <w:rPr>
+          <w:rFonts w:ascii="Arial" w:hAnsi="Arial" w:cs="Arial"/>
+        </w:rPr>
+      </w:pPr>
+      <w:r>
+        <w:rPr>
+          <w:rFonts w:ascii="Arial" w:hAnsi="Arial" w:cs="Arial"/>
+        </w:rPr>
+        <w:t>5. Attendance Recording</w:t>
+      </w:r>
+    </w:p>
+    <w:p>
+      <w:pPr>
+        <w:spacing w:line="480" w:lineRule="auto"/>
+        <w:rPr>
+          <w:rFonts w:ascii="Arial" w:hAnsi="Arial" w:cs="Arial"/>
+        </w:rPr>
+      </w:pPr>
+      <w:r>
+        <w:rPr>
+          <w:rFonts w:ascii="Arial" w:hAnsi="Arial" w:cs="Arial"/>
+        </w:rPr>
+        <w:t>6. Secure Data Storage</w:t>
+      </w:r>
+    </w:p>
+    <w:p>
+      <w:pPr>
+        <w:spacing w:line="480" w:lineRule="auto"/>
+        <w:rPr>
+          <w:rFonts w:ascii="Arial" w:hAnsi="Arial" w:cs="Arial"/>
+        </w:rPr>
+      </w:pPr>
+      <w:r>
+        <w:rPr>
+          <w:rFonts w:ascii="Arial" w:hAnsi="Arial" w:cs="Arial"/>
+        </w:rPr>
+        <w:t>7. Logout Function</w:t>
+      </w:r>
+    </w:p>
+    <w:p>
+      <w:pPr>
+        <w:spacing w:line="480" w:lineRule="auto"/>
+        <w:rPr>
+          <w:rFonts w:ascii="Arial" w:hAnsi="Arial" w:cs="Arial"/>
+        </w:rPr>
+      </w:pPr>
+      <w:r>
+        <w:rPr>
+          <w:rFonts w:ascii="Arial" w:hAnsi="Arial" w:cs="Arial"/>
+          <w:b/>
+          <w:bCs/>
+        </w:rPr>
+        <w:t>Should Have:</w:t>
+      </w:r>
+    </w:p>
+    <w:p>
+      <w:pPr>
+        <w:spacing w:line="480" w:lineRule="auto"/>
+        <w:rPr>
+          <w:rFonts w:ascii="Arial" w:hAnsi="Arial" w:cs="Arial"/>
+        </w:rPr>
+      </w:pPr>
+      <w:r>
+        <w:rPr>
+          <w:rFonts w:ascii="Arial" w:hAnsi="Arial" w:cs="Arial"/>
+        </w:rPr>
+        <w:t>1. Attendance Dashboard</w:t>
+      </w:r>
+    </w:p>
+    <w:p>
+      <w:pPr>
+        <w:spacing w:line="480" w:lineRule="auto"/>
+        <w:rPr>
+          <w:rFonts w:ascii="Arial" w:hAnsi="Arial" w:cs="Arial"/>
+        </w:rPr>
+      </w:pPr>
+      <w:r>
+        <w:rPr>
+          <w:rFonts w:ascii="Arial" w:hAnsi="Arial" w:cs="Arial"/>
+        </w:rPr>
+        <w:t>2. RFID Registration Module</w:t>
+      </w:r>
+    </w:p>
+    <w:p>
+      <w:pPr>
+        <w:spacing w:line="480" w:lineRule="auto"/>
+        <w:rPr>
+          <w:rFonts w:ascii="Arial" w:hAnsi="Arial" w:cs="Arial"/>
+        </w:rPr>
+      </w:pPr>
+      <w:r>
+        <w:rPr>
+          <w:rFonts w:ascii="Arial" w:hAnsi="Arial" w:cs="Arial"/>
+        </w:rPr>
+        <w:lastRenderedPageBreak/>
+        <w:t>3. Student Profile Page</w:t>
+      </w:r>
+    </w:p>
+    <w:p>
+      <w:pPr>
+        <w:spacing w:line="480" w:lineRule="auto"/>
+        <w:rPr>
+          <w:rFonts w:ascii="Arial" w:hAnsi="Arial" w:cs="Arial"/>
+        </w:rPr>
+      </w:pPr>
+      <w:r>
+        <w:rPr>
+          <w:rFonts w:ascii="Arial" w:hAnsi="Arial" w:cs="Arial"/>
+        </w:rPr>
+        <w:t>4. Mobile Compatibility (Responsive Design)</w:t>
+      </w:r>
+    </w:p>
+    <w:p>
+      <w:pPr>
+        <w:spacing w:line="480" w:lineRule="auto"/>
+        <w:rPr>
+          <w:rFonts w:ascii="Arial" w:hAnsi="Arial" w:cs="Arial"/>
+        </w:rPr>
+      </w:pPr>
+      <w:r>
+        <w:rPr>
+          <w:rFonts w:ascii="Arial" w:hAnsi="Arial" w:cs="Arial"/>
+        </w:rPr>
+        <w:t>5. Report Generation</w:t>
+      </w:r>
+    </w:p>
+    <w:p>
+      <w:pPr>
+        <w:spacing w:line="480" w:lineRule="auto"/>
+        <w:rPr>
+          <w:rFonts w:ascii="Arial" w:hAnsi="Arial" w:cs="Arial"/>
+        </w:rPr>
+      </w:pPr>
+      <w:r>
+        <w:rPr>
+          <w:rFonts w:ascii="Arial" w:hAnsi="Arial" w:cs="Arial"/>
+        </w:rPr>
+        <w:t>6. Notification Alerts</w:t>
+      </w:r>
+    </w:p>
+    <w:p>
+      <w:pPr>
+        <w:spacing w:line="480" w:lineRule="auto"/>
+        <w:rPr>
+          <w:rFonts w:ascii="Arial" w:hAnsi="Arial" w:cs="Arial"/>
+        </w:rPr>
+      </w:pPr>
+      <w:r>
+        <w:rPr>
+          <w:rFonts w:ascii="Arial" w:hAnsi="Arial" w:cs="Arial"/>
+          <w:b/>
+          <w:bCs/>
+        </w:rPr>
+        <w:t>Could Have:</w:t>
+      </w:r>
+    </w:p>
+    <w:p>
+      <w:pPr>
+        <w:spacing w:line="480" w:lineRule="auto"/>
+        <w:rPr>
+          <w:rFonts w:ascii="Arial" w:hAnsi="Arial" w:cs="Arial"/>
+        </w:rPr>
+      </w:pPr>
+      <w:r>
+        <w:rPr>
+          <w:rFonts w:ascii="Arial" w:hAnsi="Arial" w:cs="Arial"/>
+        </w:rPr>
+        <w:t>1. Real-Time Monitoring Screen</w:t>
+      </w:r>
+    </w:p>
+    <w:p>
+      <w:pPr>
+        <w:spacing w:line="480" w:lineRule="auto"/>
+        <w:rPr>
+          <w:rFonts w:ascii="Arial" w:hAnsi="Arial" w:cs="Arial"/>
+        </w:rPr>
+      </w:pPr>
+      <w:r>
+        <w:rPr>
+          <w:rFonts w:ascii="Arial" w:hAnsi="Arial" w:cs="Arial"/>
+        </w:rPr>
+        <w:t>2. SMS / Email Notifications</w:t>
+      </w:r>
+    </w:p>
+    <w:p>
+      <w:pPr>
+        <w:spacing w:line="480" w:lineRule="auto"/>
+        <w:rPr>
+          <w:rFonts w:ascii="Arial" w:hAnsi="Arial" w:cs="Arial"/>
+        </w:rPr>
+      </w:pPr>
+      <w:r>
+        <w:rPr>
+          <w:rFonts w:ascii="Arial" w:hAnsi="Arial" w:cs="Arial"/>
+        </w:rPr>
+        <w:t>3. Dark Mode</w:t>
+      </w:r>
+    </w:p>
+    <w:p>
+      <w:pPr>
+        <w:spacing w:line="480" w:lineRule="auto"/>
+        <w:rPr>
+          <w:rFonts w:ascii="Arial" w:hAnsi="Arial" w:cs="Arial"/>
+        </w:rPr>
+      </w:pPr>
+      <w:r>
+        <w:rPr>
+          <w:rFonts w:ascii="Arial" w:hAnsi="Arial" w:cs="Arial"/>
+        </w:rPr>
+        <w:t>4. Activity Logs</w:t>
+      </w:r>
+    </w:p>
+    <w:p>
+      <w:pPr>
+        <w:spacing w:line="480" w:lineRule="auto"/>
+        <w:rPr>
+          <w:rFonts w:ascii="Arial" w:hAnsi="Arial" w:cs="Arial"/>
+        </w:rPr>
+      </w:pPr>
+      <w:r>
+        <w:rPr>
+          <w:rFonts w:ascii="Arial" w:hAnsi="Arial" w:cs="Arial"/>
+          <w:b/>
+          <w:bCs/>
+        </w:rPr>
+        <w:br/>
+        <w:t>Won’t Have:</w:t>
+      </w:r>
+    </w:p>
+    <w:p>
+      <w:pPr>
+        <w:spacing w:line="480" w:lineRule="auto"/>
+        <w:rPr>
+          <w:rFonts w:ascii="Arial" w:hAnsi="Arial" w:cs="Arial"/>
+        </w:rPr>
+      </w:pPr>
+      <w:r>
+        <w:rPr>
+          <w:rFonts w:ascii="Arial" w:hAnsi="Arial" w:cs="Arial"/>
+        </w:rPr>
+        <w:t>1. Online Payment Integration</w:t>
+      </w:r>
+    </w:p>
+    <w:p>
+      <w:pPr>
+        <w:spacing w:line="480" w:lineRule="auto"/>
+        <w:rPr>
+          <w:rFonts w:ascii="Arial" w:hAnsi="Arial" w:cs="Arial"/>
+        </w:rPr>
+      </w:pPr>
+      <w:r>
+        <w:rPr>
+          <w:rFonts w:ascii="Arial" w:hAnsi="Arial" w:cs="Arial"/>
+        </w:rPr>
+        <w:t>2. Biometric Fingerprint Integration</w:t>
+      </w:r>
+    </w:p>
+    <w:p>
+      <w:pPr>
+        <w:spacing w:line="480" w:lineRule="auto"/>
+        <w:rPr>
+          <w:rFonts w:ascii="Arial" w:hAnsi="Arial" w:cs="Arial"/>
+        </w:rPr>
+      </w:pPr>
+      <w:r>
+        <w:rPr>
+          <w:rFonts w:ascii="Arial" w:hAnsi="Arial" w:cs="Arial"/>
+        </w:rPr>
+        <w:t>3. Facial Recognition System</w:t>
+      </w:r>
+    </w:p>
+    <w:p>
+      <w:pPr>
+        <w:spacing w:line="480" w:lineRule="auto"/>
+        <w:rPr>
+          <w:rFonts w:ascii="Arial" w:hAnsi="Arial" w:cs="Arial"/>
+        </w:rPr>
+      </w:pPr>
+      <w:r>
+        <w:rPr>
+          <w:rFonts w:ascii="Arial" w:hAnsi="Arial" w:cs="Arial"/>
+        </w:rPr>
+        <w:t>4. GPS Tracking</w:t>
+      </w:r>
+    </w:p>
+    <w:p>
+      <w:pPr>
+        <w:spacing w:line="480" w:lineRule="auto"/>
+        <w:rPr>
+          <w:rFonts w:ascii="Arial" w:hAnsi="Arial" w:cs="Arial"/>
+        </w:rPr>
+      </w:pPr>
+      <w:r>
+        <w:rPr>
+          <w:rFonts w:ascii="Arial" w:hAnsi="Arial" w:cs="Arial"/>
+        </w:rPr>
+        <w:t>5. Advanced Analytics / Machine Learning Predictions</w:t>
+      </w:r>
+    </w:p>
+    <w:p>
+      <w:pPr>
+        <w:jc w:val="center"/>
+        <w:rPr>
+          <w:rFonts w:ascii="Arial" w:hAnsi="Arial" w:cs="Arial"/>
+          <w:b/>
+          <w:bCs/>
+        </w:rPr>
+      </w:pPr>
+    </w:p>
+    <w:p>
+      <w:pPr>
+        <w:jc w:val="center"/>
+        <w:rPr>
+          <w:rFonts w:ascii="Arial" w:hAnsi="Arial" w:cs="Arial"/>
+          <w:b/>
+          <w:bCs/>
+        </w:rPr>
+      </w:pPr>
+      <w:r>
+        <w:rPr>
+          <w:rFonts w:ascii="Arial" w:hAnsi="Arial" w:cs="Arial"/>
+          <w:b/>
+          <w:bCs/>
+        </w:rPr>
+        <w:t>(chart)</w:t>
+      </w:r>
+    </w:p>
+    <w:p>
+      <w:pPr>
+        <w:jc w:val="center"/>
+        <w:rPr>
+          <w:rFonts w:ascii="Arial" w:hAnsi="Arial" w:cs="Arial"/>
+          <w:b/>
+          <w:bCs/>
+        </w:rPr>
+      </w:pPr>
+      <w:r>
+        <w:rPr>
+          <w:rFonts w:ascii="Arial" w:hAnsi="Arial" w:cs="Arial"/>
+          <w:b/>
+          <w:bCs/>
+        </w:rPr>
+        <w:t>Gantt Chart</w:t>
+      </w:r>
+    </w:p>
+    <w:p>
+      <w:pPr>
+        <w:jc w:val="center"/>
+        <w:rPr>
+          <w:rFonts w:ascii="Arial" w:hAnsi="Arial" w:cs="Arial"/>
+          <w:b/>
+          <w:bCs/>
+        </w:rPr>
+      </w:pPr>
+      <w:r>
+        <w:rPr>
+          <w:rFonts w:ascii="Arial" w:hAnsi="Arial" w:cs="Arial"/>
+          <w:b/>
+          <w:bCs/>
+        </w:rPr>
+        <w:t>Figure 3</w:t>
+      </w:r>
+    </w:p>
+    <w:p>
+      <w:pPr>
+        <w:jc w:val="center"/>
+        <w:rPr>
+          <w:rFonts w:ascii="Arial" w:hAnsi="Arial" w:cs="Arial"/>
+          <w:b/>
+          <w:bCs/>
+        </w:rPr>
+      </w:pPr>
+    </w:p>
+    <w:p>
+      <w:pPr>
+        <w:jc w:val="center"/>
+        <w:rPr>
+          <w:rFonts w:ascii="Arial" w:hAnsi="Arial" w:cs="Arial"/>
+          <w:b/>
+          <w:bCs/>
+        </w:rPr>
+      </w:pPr>
+      <w:r>
+        <w:rPr>
+          <w:rFonts w:ascii="Arial" w:hAnsi="Arial" w:cs="Arial"/>
+          <w:b/>
+          <w:bCs/>
+        </w:rPr>
+        <w:t>(chart)</w:t>
+      </w:r>
+    </w:p>
+    <w:p>
+      <w:pPr>
+        <w:jc w:val="center"/>
+        <w:rPr>
+          <w:rFonts w:ascii="Arial" w:hAnsi="Arial" w:cs="Arial"/>
+          <w:b/>
+          <w:bCs/>
+        </w:rPr>
+      </w:pPr>
+      <w:r>
+        <w:rPr>
+          <w:rFonts w:ascii="Arial" w:hAnsi="Arial" w:cs="Arial"/>
+          <w:b/>
+          <w:bCs/>
+        </w:rPr>
+        <w:t>Critical Path</w:t>
+      </w:r>
+    </w:p>
+    <w:p>
+      <w:pPr>
+        <w:jc w:val="center"/>
+        <w:rPr>
+          <w:rFonts w:ascii="Arial" w:hAnsi="Arial" w:cs="Arial"/>
+          <w:b/>
+          <w:bCs/>
+        </w:rPr>
+      </w:pPr>
+      <w:r>
+        <w:rPr>
+          <w:rFonts w:ascii="Arial" w:hAnsi="Arial" w:cs="Arial"/>
+          <w:b/>
+          <w:bCs/>
+        </w:rPr>
+        <w:t>Figure 4</w:t>
+      </w:r>
+    </w:p>
+    <w:p>
+      <w:pPr>
+        <w:rPr>
+          <w:rFonts w:ascii="Arial" w:hAnsi="Arial" w:cs="Arial"/>
+          <w:b/>
+          <w:bCs/>
+        </w:rPr>
+      </w:pPr>
+    </w:p>
+    <w:p>
+      <w:pPr>
+        <w:rPr>
+          <w:rFonts w:ascii="Arial" w:hAnsi="Arial" w:cs="Arial"/>
+          <w:b/>
+          <w:bCs/>
+        </w:rPr>
+      </w:pPr>
+      <w:r>
+        <w:rPr>
+          <w:rFonts w:ascii="Arial" w:hAnsi="Arial" w:cs="Arial"/>
+          <w:b/>
+          <w:bCs/>
+        </w:rPr>
+        <w:t>Data and Process Modeling</w:t>
+      </w:r>
+      <w:r>
+        <w:rPr>
+          <w:rFonts w:ascii="Arial" w:hAnsi="Arial" w:cs="Arial"/>
+          <w:b/>
+          <w:bCs/>
+        </w:rPr>
+        <w:tab/>
+      </w:r>
+    </w:p>
+    <w:p>
+      <w:pPr>
+        <w:spacing w:after="0" w:line="480" w:lineRule="auto"/>
+        <w:ind w:firstLine="720"/>
+        <w:jc w:val="both"/>
+        <w:rPr>
+          <w:rFonts w:ascii="Arial" w:hAnsi="Arial" w:cs="Arial"/>
+        </w:rPr>
+      </w:pPr>
+      <w:r>
+        <w:rPr>
+          <w:rFonts w:ascii="Arial" w:hAnsi="Arial" w:cs="Arial"/>
+        </w:rPr>
+        <w:t>The Data and Process Modeling defines how student information is received, verified, recorded, and communicated throughout the security and monitoring process of Benedicto College. It represents the movement of information beginning with a student's identification at the campus entrance and continuing through access verification, record storage, monitoring, and notification. The model was developed around the actual requirements of the proposed system, particularly the need to make student entry and exit monitoring more organized while reducing dependence on manual documentation.</w:t>
+      </w:r>
+    </w:p>
+    <w:p>
+      <w:pPr>
+        <w:spacing w:after="0" w:line="480" w:lineRule="auto"/>
+        <w:ind w:firstLine="720"/>
+        <w:jc w:val="both"/>
+        <w:rPr>
+          <w:rFonts w:ascii="Arial" w:hAnsi="Arial" w:cs="Arial"/>
+        </w:rPr>
+      </w:pPr>
+      <w:r>
+        <w:rPr>
+          <w:rFonts w:ascii="Arial" w:hAnsi="Arial" w:cs="Arial"/>
+        </w:rPr>
+        <w:t>Under the existing procedure, campus access depends largely on the presentation and verification of a student's identification. Students who have no available ID may need to proceed to the Data Center to provide the required information and process their identification before they can be permitted to enter. Once access is approved, student details may be recorded manually for monitoring purposes. Although this procedure provides a means of controlling access, the reliance on physical identification and written records can make the process more time-consuming and may require additional effort when checking previous student movements or preparing reports.</w:t>
+      </w:r>
+    </w:p>
+    <w:p>
+      <w:pPr>
+        <w:spacing w:after="0" w:line="480" w:lineRule="auto"/>
+        <w:ind w:firstLine="720"/>
+        <w:jc w:val="both"/>
+        <w:rPr>
+          <w:rFonts w:ascii="Arial" w:hAnsi="Arial" w:cs="Arial"/>
+        </w:rPr>
+      </w:pPr>
+      <w:r>
+        <w:rPr>
+          <w:rFonts w:ascii="Arial" w:hAnsi="Arial" w:cs="Arial"/>
+        </w:rPr>
+        <w:t xml:space="preserve">The proposed process changes this procedure by using an RFID card as the student's electronic identifier. When a student taps the assigned RFID card on the reader, the system captures the card information and compares it with the registered student </w:t>
+      </w:r>
+      <w:r>
+        <w:rPr>
+          <w:rFonts w:ascii="Arial" w:hAnsi="Arial" w:cs="Arial"/>
+        </w:rPr>
+        <w:lastRenderedPageBreak/>
+        <w:t>record in the database. A valid RFID transaction is then classified according to whether the student is entering or leaving Benedicto College, and the system automatically records the corresponding date and time. This removes the need for students to repeatedly write their information in a physical logbook during normal entry and exit transactions.</w:t>
+      </w:r>
+    </w:p>
+    <w:p>
+      <w:pPr>
+        <w:spacing w:after="0" w:line="480" w:lineRule="auto"/>
+        <w:ind w:firstLine="720"/>
+        <w:jc w:val="both"/>
+        <w:rPr>
+          <w:rFonts w:ascii="Arial" w:hAnsi="Arial" w:cs="Arial"/>
+        </w:rPr>
+      </w:pPr>
+      <w:r>
+        <w:rPr>
+          <w:rFonts w:ascii="Arial" w:hAnsi="Arial" w:cs="Arial"/>
+        </w:rPr>
+        <w:t>The process also extends beyond simply recording attendance. After a successful transaction, the system sends an automatic SMS notification to the authorized contact number provided for the student, informing the recipient whether the student has entered or exited the campus. The transaction is simultaneously stored in the centralized database and made available through the web-based monitoring interface for authorized school personnel. This allows security personnel and administrators to review current and previous records, monitor student movements, and generate the necessary attendance and security reports.</w:t>
+      </w:r>
+    </w:p>
+    <w:p>
+      <w:pPr>
+        <w:spacing w:after="0" w:line="480" w:lineRule="auto"/>
+        <w:ind w:firstLine="720"/>
+        <w:jc w:val="both"/>
+        <w:rPr>
+          <w:rFonts w:ascii="Arial" w:hAnsi="Arial" w:cs="Arial"/>
+        </w:rPr>
+      </w:pPr>
+      <w:r>
+        <w:rPr>
+          <w:rFonts w:ascii="Arial" w:hAnsi="Arial" w:cs="Arial"/>
+        </w:rPr>
+        <w:t>Through this process, the proposed system establishes a continuous information flow from RFID identification → verification → entry/exit recording → database storage → SMS notification → web-based monitoring → report generation. This integrated approach is specifically intended to support the student security requirements of Benedicto College by making campus monitoring more immediate, organized, and accessible while maintaining a digital record of student movements.</w:t>
+      </w:r>
+    </w:p>
+    <w:p/>
+    <w:p>
+      <w:pPr>
+        <w:rPr>
+          <w:rFonts w:ascii="Arial" w:hAnsi="Arial" w:cs="Arial"/>
+          <w:b/>
+          <w:bCs/>
+        </w:rPr>
+      </w:pPr>
+    </w:p>
+    <w:p>
+      <w:pPr>
+        <w:jc w:val="center"/>
+        <w:rPr>
+          <w:rFonts w:ascii="Arial" w:hAnsi="Arial" w:cs="Arial"/>
+          <w:b/>
+          <w:bCs/>
+        </w:rPr>
+      </w:pPr>
+      <w:r>
+        <w:rPr>
+          <w:rFonts w:ascii="Arial" w:hAnsi="Arial" w:cs="Arial"/>
+          <w:b/>
+          <w:bCs/>
+          <w:noProof/>
+        </w:rPr>
+        <w:lastRenderedPageBreak/>
+        <w:drawing>
+          <wp:inline distT="0" distB="0" distL="0" distR="0" wp14:anchorId="54461E36" wp14:editId="730A0E16">
+            <wp:extent cx="6118290" cy="7365501"/>
+            <wp:effectExtent l="0" t="0" r="0" b="6985"/>
+            <wp:docPr id="1283260666" name="Picture 20"/>
+            <wp:cNvGraphicFramePr>
+              <a:graphicFrameLocks xmlns:a="http://schemas.openxmlformats.org/drawingml/2006/main" noChangeAspect="1"/>
+            </wp:cNvGraphicFramePr>
+            <a:graphic xmlns:a="http://schemas.openxmlformats.org/drawingml/2006/main">
+              <a:graphicData uri="http://schemas.openxmlformats.org/drawingml/2006/picture">
+                <pic:pic xmlns:pic="http://schemas.openxmlformats.org/drawingml/2006/picture">
+                  <pic:nvPicPr>
+                    <pic:cNvPr id="0" name="Picture 2"/>
+                    <pic:cNvPicPr>
+                      <a:picLocks noChangeAspect="1" noChangeArrowheads="1"/>
+                    </pic:cNvPicPr>
+                  </pic:nvPicPr>
+                  <pic:blipFill>
+                    <a:blip r:embed="rId26">
+                      <a:extLst>
+                        <a:ext uri="{28A0092B-C50C-407E-A947-70E740481C1C}">
+                          <a14:useLocalDpi xmlns:a14="http://schemas.microsoft.com/office/drawing/2010/main" val="0"/>
+                        </a:ext>
+                      </a:extLst>
+                    </a:blip>
+                    <a:srcRect/>
+                    <a:stretch>
+                      <a:fillRect/>
+                    </a:stretch>
+                  </pic:blipFill>
+                  <pic:spPr bwMode="auto">
+                    <a:xfrm>
+                      <a:off x="0" y="0"/>
+                      <a:ext cx="6124945" cy="7373513"/>
+                    </a:xfrm>
+                    <a:prstGeom prst="rect">
+                      <a:avLst/>
+                    </a:prstGeom>
+                    <a:noFill/>
+                  </pic:spPr>
+                </pic:pic>
+              </a:graphicData>
+            </a:graphic>
+          </wp:inline>
+        </w:drawing>
+      </w:r>
+    </w:p>
+    <w:p>
+      <w:pPr>
+        <w:jc w:val="center"/>
+        <w:rPr>
+          <w:rFonts w:ascii="Arial" w:hAnsi="Arial" w:cs="Arial"/>
+          <w:b/>
+          <w:bCs/>
+        </w:rPr>
+      </w:pPr>
+      <w:r>
+        <w:rPr>
+          <w:rFonts w:ascii="Arial" w:hAnsi="Arial" w:cs="Arial"/>
+          <w:b/>
+          <w:bCs/>
+        </w:rPr>
+        <w:t>Existing Flowchart</w:t>
+      </w:r>
+    </w:p>
+    <w:p>
+      <w:pPr>
+        <w:jc w:val="center"/>
+        <w:rPr>
+          <w:rFonts w:ascii="Arial" w:hAnsi="Arial" w:cs="Arial"/>
+          <w:b/>
+          <w:bCs/>
+        </w:rPr>
+      </w:pPr>
+      <w:r>
+        <w:rPr>
+          <w:rFonts w:ascii="Arial" w:hAnsi="Arial" w:cs="Arial"/>
+          <w:b/>
+          <w:bCs/>
+        </w:rPr>
+        <w:t>Figure 5</w:t>
+      </w:r>
+    </w:p>
+    <w:p>
+      <w:pPr>
+        <w:jc w:val="center"/>
+        <w:rPr>
+          <w:rFonts w:ascii="Arial" w:hAnsi="Arial" w:cs="Arial"/>
+          <w:b/>
+          <w:bCs/>
+        </w:rPr>
+      </w:pPr>
+      <w:r>
+        <w:rPr>
+          <w:rFonts w:ascii="Arial" w:hAnsi="Arial" w:cs="Arial"/>
+          <w:b/>
+          <w:bCs/>
+          <w:noProof/>
+        </w:rPr>
+        <w:lastRenderedPageBreak/>
+        <w:t>(chart)</w:t>
+      </w:r>
+    </w:p>
+    <w:p>
+      <w:pPr>
+        <w:jc w:val="center"/>
+        <w:rPr>
+          <w:rFonts w:ascii="Arial" w:hAnsi="Arial" w:cs="Arial"/>
+          <w:b/>
+          <w:bCs/>
+        </w:rPr>
+      </w:pPr>
+      <w:r>
+        <w:rPr>
+          <w:rFonts w:ascii="Arial" w:hAnsi="Arial" w:cs="Arial"/>
+          <w:b/>
+          <w:bCs/>
+        </w:rPr>
+        <w:t>Proposed Flowchart</w:t>
+      </w:r>
+    </w:p>
+    <w:p>
+      <w:pPr>
+        <w:jc w:val="center"/>
+        <w:rPr>
+          <w:rFonts w:ascii="Arial" w:hAnsi="Arial" w:cs="Arial"/>
+          <w:b/>
+          <w:bCs/>
+        </w:rPr>
+      </w:pPr>
+      <w:r>
+        <w:rPr>
+          <w:rFonts w:ascii="Arial" w:hAnsi="Arial" w:cs="Arial"/>
+          <w:b/>
+          <w:bCs/>
+        </w:rPr>
+        <w:t>Figure 6</w:t>
+      </w:r>
+    </w:p>
+    <w:p>
+      <w:pPr>
+        <w:jc w:val="center"/>
+        <w:rPr>
+          <w:rFonts w:ascii="Arial" w:hAnsi="Arial" w:cs="Arial"/>
+          <w:b/>
+          <w:bCs/>
+        </w:rPr>
+      </w:pPr>
+    </w:p>
+    <w:p>
+      <w:pPr>
+        <w:jc w:val="center"/>
+        <w:rPr>
+          <w:rFonts w:ascii="Arial" w:hAnsi="Arial" w:cs="Arial"/>
+          <w:b/>
+          <w:bCs/>
+        </w:rPr>
+      </w:pPr>
+      <w:r>
+        <w:rPr>
+          <w:rFonts w:ascii="Arial" w:hAnsi="Arial" w:cs="Arial"/>
+          <w:b/>
+          <w:bCs/>
+        </w:rPr>
+        <w:t>(diagram)</w:t>
+      </w:r>
+    </w:p>
+    <w:p>
+      <w:pPr>
+        <w:jc w:val="center"/>
+        <w:rPr>
+          <w:rFonts w:ascii="Arial" w:hAnsi="Arial" w:cs="Arial"/>
+          <w:b/>
+          <w:bCs/>
+        </w:rPr>
+      </w:pPr>
+      <w:r>
+        <w:rPr>
+          <w:rFonts w:ascii="Arial" w:hAnsi="Arial" w:cs="Arial"/>
+          <w:b/>
+          <w:bCs/>
+        </w:rPr>
+        <w:t>Use Case Diagram</w:t>
+      </w:r>
+    </w:p>
+    <w:p>
+      <w:pPr>
+        <w:jc w:val="center"/>
+        <w:rPr>
+          <w:rFonts w:ascii="Arial" w:hAnsi="Arial" w:cs="Arial"/>
+          <w:b/>
+          <w:bCs/>
+        </w:rPr>
+      </w:pPr>
+      <w:r>
+        <w:rPr>
+          <w:rFonts w:ascii="Arial" w:hAnsi="Arial" w:cs="Arial"/>
+          <w:b/>
+          <w:bCs/>
+        </w:rPr>
+        <w:t>Figure 7</w:t>
+      </w:r>
+    </w:p>
+    <w:p>
+      <w:pPr>
+        <w:rPr>
+          <w:rFonts w:ascii="Arial" w:hAnsi="Arial" w:cs="Arial"/>
+          <w:b/>
+          <w:bCs/>
+        </w:rPr>
+      </w:pPr>
+    </w:p>
+    <w:p>
+      <w:pPr>
+        <w:rPr>
+          <w:rFonts w:ascii="Arial" w:hAnsi="Arial" w:cs="Arial"/>
+          <w:b/>
+          <w:bCs/>
+        </w:rPr>
+      </w:pPr>
+      <w:r>
+        <w:rPr>
+          <w:rFonts w:ascii="Arial" w:hAnsi="Arial" w:cs="Arial"/>
+          <w:b/>
+          <w:bCs/>
+        </w:rPr>
+        <w:t>Narrative</w:t>
+      </w:r>
+    </w:p>
+    <w:p>
+      <w:pPr>
+        <w:jc w:val="center"/>
+        <w:rPr>
+          <w:rFonts w:ascii="Arial" w:hAnsi="Arial" w:cs="Arial"/>
+          <w:b/>
+          <w:bCs/>
+        </w:rPr>
+      </w:pPr>
+      <w:r>
+        <w:rPr>
+          <w:rFonts w:ascii="Arial" w:hAnsi="Arial" w:cs="Arial"/>
+          <w:b/>
+          <w:bCs/>
+        </w:rPr>
+        <w:t xml:space="preserve">Table 4: Login Use Case </w:t>
+      </w:r>
+    </w:p>
+    <w:p>
+      <w:pPr>
+        <w:jc w:val="center"/>
+        <w:rPr>
+          <w:rFonts w:ascii="Arial" w:hAnsi="Arial" w:cs="Arial"/>
+          <w:b/>
+          <w:bCs/>
+        </w:rPr>
+      </w:pPr>
+      <w:r>
+        <w:rPr>
+          <w:rFonts w:ascii="Arial" w:hAnsi="Arial" w:cs="Arial"/>
+          <w:b/>
+          <w:bCs/>
+        </w:rPr>
+        <w:t>(tables)</w:t>
+      </w:r>
+    </w:p>
+    <w:p>
+      <w:pPr>
+        <w:jc w:val="center"/>
+        <w:rPr>
+          <w:rFonts w:ascii="Arial" w:hAnsi="Arial" w:cs="Arial"/>
+          <w:b/>
+          <w:bCs/>
+        </w:rPr>
+      </w:pPr>
+    </w:p>
+    <w:p>
+      <w:pPr>
+        <w:jc w:val="center"/>
+        <w:rPr>
+          <w:rFonts w:ascii="Arial" w:hAnsi="Arial" w:cs="Arial"/>
+          <w:b/>
+          <w:bCs/>
+        </w:rPr>
+      </w:pPr>
+    </w:p>
+    <w:p>
+      <w:pPr>
+        <w:jc w:val="center"/>
+        <w:rPr>
+          <w:rFonts w:ascii="Arial" w:hAnsi="Arial" w:cs="Arial"/>
+          <w:b/>
+          <w:bCs/>
+        </w:rPr>
+      </w:pPr>
+      <w:r>
+        <w:rPr>
+          <w:rFonts w:ascii="Arial" w:hAnsi="Arial" w:cs="Arial"/>
+          <w:b/>
+          <w:bCs/>
+        </w:rPr>
+        <w:t xml:space="preserve">Table 5: Add Users Use Case </w:t>
+      </w:r>
+      <w:r>
+        <w:rPr>
+          <w:rFonts w:ascii="Arial" w:hAnsi="Arial" w:cs="Arial"/>
+          <w:b/>
+          <w:bCs/>
+        </w:rPr>
+        <w:br/>
+        <w:t>(tables)</w:t>
+      </w:r>
+    </w:p>
+    <w:p>
+      <w:pPr>
+        <w:jc w:val="center"/>
+        <w:rPr>
+          <w:rFonts w:ascii="Arial" w:hAnsi="Arial" w:cs="Arial"/>
+          <w:b/>
+          <w:bCs/>
+        </w:rPr>
+      </w:pPr>
+    </w:p>
+    <w:p>
+      <w:pPr>
+        <w:jc w:val="center"/>
+        <w:rPr>
+          <w:rFonts w:ascii="Arial" w:hAnsi="Arial" w:cs="Arial"/>
+          <w:b/>
+          <w:bCs/>
+        </w:rPr>
+      </w:pPr>
+      <w:r>
+        <w:rPr>
+          <w:rFonts w:ascii="Arial" w:hAnsi="Arial" w:cs="Arial"/>
+          <w:b/>
+          <w:bCs/>
+        </w:rPr>
+        <w:t>Start Chart Diagram</w:t>
+      </w:r>
+    </w:p>
+    <w:p>
+      <w:pPr>
+        <w:jc w:val="center"/>
+        <w:rPr>
+          <w:rFonts w:ascii="Arial" w:hAnsi="Arial" w:cs="Arial"/>
+          <w:b/>
+          <w:bCs/>
+        </w:rPr>
+      </w:pPr>
+      <w:r>
+        <w:rPr>
+          <w:rFonts w:ascii="Arial" w:hAnsi="Arial" w:cs="Arial"/>
+          <w:b/>
+          <w:bCs/>
+        </w:rPr>
+        <w:t>Figure 9</w:t>
+      </w:r>
+    </w:p>
+    <w:p>
+      <w:pPr>
+        <w:jc w:val="center"/>
+        <w:rPr>
+          <w:rFonts w:ascii="Arial" w:hAnsi="Arial" w:cs="Arial"/>
+          <w:b/>
+          <w:bCs/>
+        </w:rPr>
+      </w:pPr>
+    </w:p>
+    <w:p>
+      <w:pPr>
+        <w:jc w:val="center"/>
+        <w:rPr>
+          <w:rFonts w:ascii="Arial" w:hAnsi="Arial" w:cs="Arial"/>
+          <w:b/>
+          <w:bCs/>
+        </w:rPr>
+      </w:pPr>
+    </w:p>
+    <w:p>
+      <w:pPr>
+        <w:jc w:val="center"/>
+        <w:rPr>
+          <w:rFonts w:ascii="Arial" w:hAnsi="Arial" w:cs="Arial"/>
+          <w:b/>
+          <w:bCs/>
+        </w:rPr>
+      </w:pPr>
+      <w:r>
+        <w:rPr>
+          <w:rFonts w:ascii="Arial" w:hAnsi="Arial" w:cs="Arial"/>
+          <w:b/>
+          <w:bCs/>
+        </w:rPr>
+        <w:t>Entity Relationship Diagram</w:t>
+      </w:r>
+    </w:p>
+    <w:p>
+      <w:pPr>
+        <w:jc w:val="center"/>
+        <w:rPr>
+          <w:rFonts w:ascii="Arial" w:hAnsi="Arial" w:cs="Arial"/>
+          <w:b/>
+          <w:bCs/>
+        </w:rPr>
+      </w:pPr>
+      <w:r>
+        <w:rPr>
+          <w:rFonts w:ascii="Arial" w:hAnsi="Arial" w:cs="Arial"/>
+          <w:b/>
+          <w:bCs/>
+        </w:rPr>
+        <w:t>Figure 10</w:t>
+      </w:r>
+    </w:p>
+    <w:p>
+      <w:pPr>
+        <w:jc w:val="center"/>
+        <w:rPr>
+          <w:rFonts w:ascii="Arial" w:hAnsi="Arial" w:cs="Arial"/>
+          <w:b/>
+          <w:bCs/>
+        </w:rPr>
+      </w:pPr>
+    </w:p>
+    <w:p>
+      <w:pPr>
+        <w:jc w:val="center"/>
+        <w:rPr>
+          <w:rFonts w:ascii="Arial" w:hAnsi="Arial" w:cs="Arial"/>
+          <w:b/>
+          <w:bCs/>
+        </w:rPr>
+      </w:pPr>
+    </w:p>
+    <w:p>
+      <w:pPr>
+        <w:jc w:val="center"/>
+        <w:rPr>
+          <w:rFonts w:ascii="Arial" w:hAnsi="Arial" w:cs="Arial"/>
+          <w:b/>
+          <w:bCs/>
+        </w:rPr>
+      </w:pPr>
+      <w:r>
+        <w:rPr>
+          <w:rFonts w:ascii="Arial" w:hAnsi="Arial" w:cs="Arial"/>
+          <w:b/>
+          <w:bCs/>
+        </w:rPr>
+        <w:t>System Architecture</w:t>
+      </w:r>
+    </w:p>
+    <w:p>
+      <w:pPr>
+        <w:jc w:val="center"/>
+        <w:rPr>
+          <w:rFonts w:ascii="Arial" w:hAnsi="Arial" w:cs="Arial"/>
+          <w:b/>
+          <w:bCs/>
+        </w:rPr>
+      </w:pPr>
+      <w:r>
+        <w:rPr>
+          <w:rFonts w:ascii="Arial" w:hAnsi="Arial" w:cs="Arial"/>
+          <w:b/>
+          <w:bCs/>
+        </w:rPr>
+        <w:t>Figure 11</w:t>
+      </w:r>
+    </w:p>
+    <w:p>
+      <w:pPr>
+        <w:jc w:val="center"/>
+        <w:rPr>
+          <w:rFonts w:ascii="Arial" w:hAnsi="Arial" w:cs="Arial"/>
+          <w:b/>
+          <w:bCs/>
+        </w:rPr>
+      </w:pPr>
+    </w:p>
+    <w:p>
+      <w:pPr>
+        <w:jc w:val="center"/>
+        <w:rPr>
+          <w:rFonts w:ascii="Arial" w:hAnsi="Arial" w:cs="Arial"/>
+          <w:b/>
+          <w:bCs/>
+        </w:rPr>
+      </w:pPr>
+    </w:p>
+    <w:p>
+      <w:pPr>
+        <w:jc w:val="center"/>
+        <w:rPr>
+          <w:rFonts w:ascii="Arial" w:hAnsi="Arial" w:cs="Arial"/>
+          <w:b/>
+          <w:bCs/>
+        </w:rPr>
+      </w:pPr>
+      <w:r>
+        <w:rPr>
+          <w:rFonts w:ascii="Arial" w:hAnsi="Arial" w:cs="Arial"/>
+          <w:b/>
+          <w:bCs/>
+        </w:rPr>
+        <w:t>(show the users side - system view)</w:t>
+      </w:r>
+    </w:p>
+    <w:p>
+      <w:pPr>
+        <w:rPr>
+          <w:rFonts w:ascii="Arial" w:hAnsi="Arial" w:cs="Arial"/>
+          <w:b/>
+          <w:bCs/>
+        </w:rPr>
+      </w:pPr>
+    </w:p>
+    <w:p>
+      <w:pPr>
+        <w:rPr>
+          <w:rFonts w:ascii="Arial" w:hAnsi="Arial" w:cs="Arial"/>
+          <w:b/>
+          <w:bCs/>
+        </w:rPr>
+      </w:pPr>
+      <w:r>
+        <w:rPr>
+          <w:rFonts w:ascii="Arial" w:hAnsi="Arial" w:cs="Arial"/>
+          <w:b/>
+          <w:bCs/>
+        </w:rPr>
+        <w:t>Security Implementation</w:t>
+      </w:r>
+    </w:p>
+    <w:p>
+      <w:pPr>
+        <w:rPr>
+          <w:rFonts w:ascii="Arial" w:hAnsi="Arial" w:cs="Arial"/>
+          <w:b/>
+          <w:bCs/>
+        </w:rPr>
+      </w:pPr>
+      <w:r>
+        <w:rPr>
+          <w:rFonts w:ascii="Arial" w:hAnsi="Arial" w:cs="Arial"/>
+          <w:b/>
+          <w:bCs/>
+        </w:rPr>
+        <w:t>Development Methodology and Implementation</w:t>
+      </w:r>
+    </w:p>
+    <w:p>
+      <w:pPr>
+        <w:rPr>
+          <w:rFonts w:ascii="Arial" w:hAnsi="Arial" w:cs="Arial"/>
+          <w:b/>
+          <w:bCs/>
+        </w:rPr>
+      </w:pPr>
+    </w:p>
+    <w:p>
+      <w:pPr>
+        <w:rPr>
+          <w:rFonts w:ascii="Arial" w:hAnsi="Arial" w:cs="Arial"/>
+          <w:b/>
+          <w:bCs/>
+        </w:rPr>
+      </w:pPr>
+    </w:p>
+    <w:p>
+      <w:pPr>
+        <w:jc w:val="center"/>
+        <w:rPr>
+          <w:rFonts w:ascii="Arial" w:hAnsi="Arial" w:cs="Arial"/>
+          <w:b/>
+          <w:bCs/>
+        </w:rPr>
+      </w:pPr>
+      <w:r>
+        <w:rPr>
+          <w:rFonts w:ascii="Arial" w:hAnsi="Arial" w:cs="Arial"/>
+          <w:b/>
+          <w:bCs/>
+        </w:rPr>
+        <w:t>Chapter</w:t>
+      </w:r>
+      <w:r>
+        <w:rPr>
+          <w:rFonts w:ascii="Arial" w:hAnsi="Arial" w:cs="Arial"/>
+        </w:rPr>
+        <w:t xml:space="preserve"> </w:t>
+      </w:r>
+      <w:r>
+        <w:rPr>
+          <w:rFonts w:ascii="Arial" w:hAnsi="Arial" w:cs="Arial"/>
+          <w:b/>
+          <w:bCs/>
+        </w:rPr>
+        <w:t>5</w:t>
+      </w:r>
+    </w:p>
+    <w:p>
+      <w:pPr>
+        <w:jc w:val="center"/>
+        <w:rPr>
+          <w:rFonts w:ascii="Arial" w:hAnsi="Arial" w:cs="Arial"/>
+          <w:b/>
+          <w:bCs/>
+        </w:rPr>
+      </w:pPr>
+      <w:r>
+        <w:rPr>
+          <w:rFonts w:ascii="Arial" w:hAnsi="Arial" w:cs="Arial"/>
+          <w:b/>
+          <w:bCs/>
+        </w:rPr>
+        <w:t>Summary, Conclusion, and Recommendations</w:t>
+      </w:r>
+    </w:p>
+    <w:p>
+      <w:pPr>
+        <w:rPr>
+          <w:rFonts w:ascii="Arial" w:hAnsi="Arial" w:cs="Arial"/>
+          <w:b/>
+          <w:bCs/>
+        </w:rPr>
+      </w:pPr>
+      <w:r>
+        <w:rPr>
+          <w:rFonts w:ascii="Arial" w:hAnsi="Arial" w:cs="Arial"/>
+          <w:b/>
+          <w:bCs/>
+        </w:rPr>
+        <w:t>Summary</w:t>
+      </w:r>
+    </w:p>
+    <w:p>
+      <w:pPr>
+        <w:rPr>
+          <w:rFonts w:ascii="Arial" w:hAnsi="Arial" w:cs="Arial"/>
+          <w:b/>
+          <w:bCs/>
+        </w:rPr>
+      </w:pPr>
+      <w:r>
+        <w:rPr>
+          <w:rFonts w:ascii="Arial" w:hAnsi="Arial" w:cs="Arial"/>
+          <w:b/>
+          <w:bCs/>
+        </w:rPr>
+        <w:t>Academic Validation and Assessment</w:t>
+      </w:r>
+    </w:p>
+    <w:p>
+      <w:pPr>
+        <w:rPr>
+          <w:rFonts w:ascii="Arial" w:hAnsi="Arial" w:cs="Arial"/>
+          <w:b/>
+          <w:bCs/>
+        </w:rPr>
+      </w:pPr>
+      <w:r>
+        <w:rPr>
+          <w:rFonts w:ascii="Arial" w:hAnsi="Arial" w:cs="Arial"/>
+          <w:b/>
+          <w:bCs/>
+        </w:rPr>
+        <w:t>Conclusion</w:t>
+      </w:r>
+    </w:p>
+    <w:p>
+      <w:pPr>
+        <w:rPr>
+          <w:rFonts w:ascii="Arial" w:hAnsi="Arial" w:cs="Arial"/>
+          <w:b/>
+          <w:bCs/>
+        </w:rPr>
+      </w:pPr>
+      <w:r>
+        <w:rPr>
+          <w:rFonts w:ascii="Arial" w:hAnsi="Arial" w:cs="Arial"/>
+          <w:b/>
+          <w:bCs/>
+        </w:rPr>
+        <w:t>Recommendations</w:t>
+      </w:r>
+    </w:p>
+    <w:p>
+      <w:pPr>
+        <w:rPr>
+          <w:rFonts w:ascii="Arial" w:hAnsi="Arial" w:cs="Arial"/>
+          <w:b/>
+          <w:bCs/>
+        </w:rPr>
+      </w:pPr>
+      <w:r>
+        <w:rPr>
+          <w:rFonts w:ascii="Arial" w:hAnsi="Arial" w:cs="Arial"/>
+          <w:b/>
+          <w:bCs/>
+        </w:rPr>
+        <w:tab/>
+        <w:t>For Educational Institutions</w:t>
+      </w:r>
+    </w:p>
+    <w:p>
+      <w:pPr>
+        <w:rPr>
+          <w:rFonts w:ascii="Arial" w:hAnsi="Arial" w:cs="Arial"/>
+          <w:b/>
+          <w:bCs/>
+        </w:rPr>
+      </w:pPr>
+      <w:r>
+        <w:rPr>
+          <w:rFonts w:ascii="Arial" w:hAnsi="Arial" w:cs="Arial"/>
+          <w:b/>
+          <w:bCs/>
+        </w:rPr>
+        <w:tab/>
+        <w:t>For System Enhancement and Research</w:t>
+      </w:r>
+    </w:p>
+    <w:p>
+      <w:pPr>
+        <w:rPr>
+          <w:rFonts w:ascii="Arial" w:hAnsi="Arial" w:cs="Arial"/>
+          <w:b/>
+          <w:bCs/>
+        </w:rPr>
+      </w:pPr>
+      <w:r>
+        <w:rPr>
+          <w:rFonts w:ascii="Arial" w:hAnsi="Arial" w:cs="Arial"/>
+          <w:b/>
+          <w:bCs/>
+        </w:rPr>
+        <w:tab/>
+      </w:r>
+    </w:p>
+    <w:p>
+      <w:pPr>
+        <w:rPr>
+          <w:rFonts w:ascii="Arial" w:hAnsi="Arial" w:cs="Arial"/>
+          <w:b/>
+          <w:bCs/>
+        </w:rPr>
+      </w:pPr>
+      <w:r>
+        <w:rPr>
+          <w:rFonts w:ascii="Arial" w:hAnsi="Arial" w:cs="Arial"/>
+          <w:b/>
+          <w:bCs/>
+        </w:rPr>
+        <w:t>DEFINITION OF TERMS</w:t>
+      </w:r>
+    </w:p>
+    <w:p>
+      <w:pPr>
+        <w:rPr>
+          <w:rFonts w:ascii="Arial" w:hAnsi="Arial" w:cs="Arial"/>
+          <w:b/>
+          <w:bCs/>
+        </w:rPr>
+      </w:pPr>
+      <w:r>
+        <w:rPr>
+          <w:rFonts w:ascii="Arial" w:hAnsi="Arial" w:cs="Arial"/>
+          <w:b/>
+          <w:bCs/>
+          <w:highlight w:val="yellow"/>
+        </w:rPr>
+        <w:t>REFERENCE</w:t>
+      </w:r>
+      <w:r>
+        <w:rPr>
+          <w:rFonts w:ascii="Arial" w:hAnsi="Arial" w:cs="Arial"/>
+          <w:b/>
+          <w:bCs/>
+        </w:rPr>
+        <w:br/>
+        <w:t xml:space="preserve">Farag, W. A. (2023). An RFID-based smart school attendance and monitoring system. </w:t>
+      </w:r>
+      <w:r>
+        <w:rPr>
+          <w:rFonts w:ascii="Arial" w:hAnsi="Arial" w:cs="Arial"/>
+          <w:b/>
+          <w:bCs/>
           <w:i/>
           <w:iCs/>
         </w:rPr>
-        <w:t>lin</w:t>
-      </w:r>
-      <w:proofErr w:type="spellEnd"/>
-    </w:p>
-    <w:p>
-      <w:pPr>
-        <w:spacing w:after="0"/>
-        <w:jc w:val="center"/>
-        <w:rPr>
-          <w:rFonts w:ascii="Arial" w:hAnsi="Arial" w:cs="Arial"/>
-          <w:b/>
-          <w:bCs/>
-        </w:rPr>
-      </w:pPr>
-      <w:r>
-        <w:rPr>
-          <w:rFonts w:ascii="Arial" w:hAnsi="Arial" w:cs="Arial"/>
-          <w:b/>
-          <w:bCs/>
-        </w:rPr>
-        <w:lastRenderedPageBreak/>
-        <w:t>Chapter</w:t>
-      </w:r>
-      <w:r>
-        <w:rPr>
-          <w:rFonts w:ascii="Arial" w:hAnsi="Arial" w:cs="Arial"/>
-        </w:rPr>
-        <w:t xml:space="preserve"> </w:t>
-      </w:r>
-      <w:r>
-        <w:rPr>
-          <w:rFonts w:ascii="Arial" w:hAnsi="Arial" w:cs="Arial"/>
-          <w:b/>
-          <w:bCs/>
-        </w:rPr>
-        <w:t>4</w:t>
-      </w:r>
-    </w:p>
-    <w:p>
-      <w:pPr>
-        <w:spacing w:before="240" w:after="0"/>
-        <w:jc w:val="center"/>
-        <w:rPr>
-          <w:rFonts w:ascii="Arial" w:hAnsi="Arial" w:cs="Arial"/>
-          <w:b/>
-          <w:bCs/>
-        </w:rPr>
-      </w:pPr>
-      <w:r>
-        <w:rPr>
-          <w:rFonts w:ascii="Arial" w:hAnsi="Arial" w:cs="Arial"/>
-          <w:b/>
-          <w:bCs/>
-        </w:rPr>
-        <w:t>METHODOLOGY</w:t>
-      </w:r>
-    </w:p>
-    <w:p>
-      <w:pPr>
-        <w:spacing w:before="240" w:after="0"/>
-        <w:rPr>
-          <w:rFonts w:ascii="Arial" w:hAnsi="Arial" w:cs="Arial"/>
-          <w:b/>
-          <w:bCs/>
-        </w:rPr>
-      </w:pPr>
-      <w:r>
-        <w:rPr>
-          <w:rFonts w:ascii="Arial" w:hAnsi="Arial" w:cs="Arial"/>
-          <w:b/>
-          <w:bCs/>
-        </w:rPr>
-        <w:t>Project Feasibility</w:t>
-      </w:r>
-    </w:p>
-    <w:p>
-      <w:pPr>
-        <w:spacing w:before="240" w:after="0" w:line="480" w:lineRule="auto"/>
-        <w:ind w:firstLine="720"/>
-        <w:jc w:val="both"/>
-        <w:rPr>
-          <w:rFonts w:ascii="Arial" w:hAnsi="Arial" w:cs="Arial"/>
-        </w:rPr>
-      </w:pPr>
-      <w:r>
-        <w:rPr>
-          <w:rFonts w:ascii="Arial" w:hAnsi="Arial" w:cs="Arial"/>
-        </w:rPr>
-        <w:t>The feasibility evaluation of the Integrated Web-Based RFID-Enabled Students' Security and Monitoring System was conducted to determine whether the developed system is suitable for implementation at Benedicto College. The evaluation examined four key dimensions: technical feasibility, operational feasibility, economic feasibility, and schedule feasibility. These dimensions were assessed to determine whether the system functions reliably, addresses the institution's student monitoring requirements, utilizes available resources effectively, and can be completed within the prescribed project duration. The evaluation results indicate that the developed system satisfies these feasibility requirements and demonstrates its capability to improve campus security and student monitoring within the institution.</w:t>
-      </w:r>
-    </w:p>
-    <w:p>
-      <w:pPr>
-        <w:spacing w:after="0" w:line="480" w:lineRule="auto"/>
-        <w:jc w:val="both"/>
-        <w:rPr>
-          <w:rFonts w:ascii="Arial" w:hAnsi="Arial" w:cs="Arial"/>
-        </w:rPr>
-      </w:pPr>
-      <w:r>
-        <w:rPr>
-          <w:rFonts w:ascii="Arial" w:hAnsi="Arial" w:cs="Arial"/>
-        </w:rPr>
-        <w:t xml:space="preserve">  In terms of technical feasibility, the findings revealed that the developed system can be effectively implemented within the existing technological environment of Benedicto College. During development and system testing, the integration of RFID technology with the web-based application consistently functioned as intended. The RFID reader accurately recognized registered identification cards and immediately transmitted the captured information to the centralized database, allowing real-time recording of student entry and exit transactions. This automated process eliminated delays associated with manual data encoding and reduced the possibility of recording errors. The hardware components, including RFID readers, RFID cards, computers, and networking devices, operated efficiently with the software environment developed using standard web </w:t>
-      </w:r>
-      <w:r>
-        <w:rPr>
-          <w:rFonts w:ascii="Arial" w:hAnsi="Arial" w:cs="Arial"/>
-        </w:rPr>
-        <w:lastRenderedPageBreak/>
-        <w:t>technologies and a relational database management system. Furthermore, performance testing demonstrated that the application remained stable during continuous RFID scanning and data retrieval, enabling authorized personnel to monitor student activities and generate reports without significant processing delays. These findings suggest that the existing technological resources of Benedicto College are sufficient to support the deployment of the proposed system while providing opportunities for future expansion and system enhancement.</w:t>
-      </w:r>
-    </w:p>
-    <w:p>
-      <w:pPr>
-        <w:spacing w:after="0" w:line="480" w:lineRule="auto"/>
-        <w:jc w:val="both"/>
-        <w:rPr>
-          <w:rFonts w:ascii="Arial" w:hAnsi="Arial" w:cs="Arial"/>
-        </w:rPr>
-      </w:pPr>
-      <w:r>
-        <w:rPr>
-          <w:rFonts w:ascii="Arial" w:hAnsi="Arial" w:cs="Arial"/>
-        </w:rPr>
-        <w:t>  </w:t>
-      </w:r>
-      <w:r>
-        <w:rPr>
-          <w:rFonts w:ascii="Arial" w:hAnsi="Arial" w:cs="Arial"/>
-        </w:rPr>
-        <w:t>Regarding</w:t>
-      </w:r>
-      <w:r>
-        <w:rPr>
-          <w:rFonts w:ascii="Arial" w:hAnsi="Arial" w:cs="Arial"/>
-        </w:rPr>
-        <w:t xml:space="preserve"> operational feasibility, the evaluation showed that the system effectively supports the daily monitoring and security operations of Benedicto College. Compared with the conventional logbook-based procedure, the RFID-enabled process simplifies student identification by automatically recording attendance and movement whenever a registered RFID card is scanned. This automation minimizes repetitive administrative work while improving the accuracy, consistency, and completeness of monitoring records. The developed web-based platform also enables authorized administrators, guidance personnel, and security staff to retrieve student information immediately through a centralized dashboard instead of manually searching paper records. Such functionality is particularly beneficial during attendance verification, emergency situations, security investigations, and other administrative concerns that require immediate access to reliable information. Moreover, user evaluation indicated that the interface is intuitive and easy to navigate, allowing users with varying levels of technical knowledge to perform system functions with minimal orientation. This demonstrates that the system can be readily adopted within the institution without requiring extensive technical training.</w:t>
-      </w:r>
-    </w:p>
-    <w:p>
-      <w:pPr>
-        <w:spacing w:after="0" w:line="480" w:lineRule="auto"/>
-        <w:jc w:val="both"/>
-        <w:rPr>
-          <w:rFonts w:ascii="Arial" w:hAnsi="Arial" w:cs="Arial"/>
-        </w:rPr>
-      </w:pPr>
-      <w:r>
-        <w:rPr>
-          <w:rFonts w:ascii="Arial" w:hAnsi="Arial" w:cs="Arial"/>
-        </w:rPr>
-        <w:lastRenderedPageBreak/>
-        <w:t>  From an economic feasibility perspective, the findings indicate that the developed system represents a practical investment for Benedicto College. Although the implementation requires initial expenditures for RFID hardware, networking devices, and system deployment, these costs are offset by the long-term operational benefits achieved through automation. The implementation of the system reduces the institution's dependence on paper-based monitoring records, minimizing recurring expenses associated with printing, document storage, and manual record management. In addition, automating attendance recording and student monitoring decreases the amount of administrative time required for encoding and verifying records, allowing personnel to focus on other institutional responsibilities. The reduction of human errors likewise decreases the need for repeated corrections and additional administrative work. Beyond financial savings, the system enhances institutional efficiency by providing centralized digital records that improve information retrieval, reporting, and decision-making while strengthening campus security.</w:t>
-      </w:r>
-    </w:p>
-    <w:p>
-      <w:pPr>
-        <w:spacing w:after="0" w:line="480" w:lineRule="auto"/>
-        <w:jc w:val="both"/>
-        <w:rPr>
-          <w:rFonts w:ascii="Arial" w:hAnsi="Arial" w:cs="Arial"/>
-        </w:rPr>
-      </w:pPr>
-      <w:r>
-        <w:rPr>
-          <w:rFonts w:ascii="Arial" w:hAnsi="Arial" w:cs="Arial"/>
-        </w:rPr>
-        <w:t xml:space="preserve">  Concerning schedule feasibility, the results demonstrate that the project was completed within the timeframe established for the Bachelor of Science in Information Technology (BSIT) capstone program at Benedicto College. The development process followed the phases of the Software Development Life Cycle (SDLC), beginning with requirements gathering and system analysis, followed by system design, software development, RFID integration, testing, implementation, and evaluation. Each phase was completed according to the planned schedule, allowing sufficient time for debugging, system refinement, functionality testing, and final validation before deployment. The availability of commercially accessible RFID hardware and established web development </w:t>
-      </w:r>
-      <w:r>
-        <w:rPr>
-          <w:rFonts w:ascii="Arial" w:hAnsi="Arial" w:cs="Arial"/>
-        </w:rPr>
-        <w:lastRenderedPageBreak/>
-        <w:t>technologies contributed to the efficient completion of the project without causing significant implementation delays. These findings demonstrate that technology-based solutions of similar scope can be successfully developed within the academic timeline while maintaining acceptable standards of functionality and quality.</w:t>
-      </w:r>
-    </w:p>
-    <w:p>
-      <w:pPr>
-        <w:spacing w:line="480" w:lineRule="auto"/>
-        <w:jc w:val="both"/>
-        <w:rPr>
-          <w:rFonts w:ascii="Arial" w:hAnsi="Arial" w:cs="Arial"/>
-        </w:rPr>
-      </w:pPr>
-      <w:r>
-        <w:rPr>
-          <w:rFonts w:ascii="Arial" w:hAnsi="Arial" w:cs="Arial"/>
-        </w:rPr>
-        <w:t>  Overall, the feasibility evaluation confirms that the Integrated Web-Based RFID-Enabled Students' Security and Monitoring System is suitable for implementation at Benedicto College. The findings demonstrate that the system is technically reliable, operationally practical, economically beneficial, and achievable within the project's designated schedule. By integrating RFID technology with a centralized web-based platform, the system provides a more efficient approach to student monitoring through automated data collection, real-time record management, and immediate access to monitoring information. Consequently, the developed system has the potential to strengthen campus security, improve administrative efficiency, and support the institution's continuing initiatives toward digital transformation. Furthermore, the system establishes a flexible technological foundation that may accommodate future enhancements, including mobile access, notification services, and integration with other institutional information systems as the needs of the college continue to evolve.</w:t>
-      </w:r>
-    </w:p>
-    <w:p>
-      <w:pPr>
-        <w:spacing w:line="480" w:lineRule="auto"/>
-        <w:jc w:val="both"/>
-        <w:rPr>
-          <w:rFonts w:ascii="Arial" w:hAnsi="Arial" w:cs="Arial"/>
-        </w:rPr>
-      </w:pPr>
-    </w:p>
-    <w:p>
-      <w:pPr>
-        <w:rPr>
-          <w:rFonts w:ascii="Arial" w:hAnsi="Arial" w:cs="Arial"/>
-        </w:rPr>
-      </w:pPr>
-    </w:p>
-    <w:p>
-      <w:pPr>
-        <w:rPr>
-          <w:rFonts w:ascii="Arial" w:hAnsi="Arial" w:cs="Arial"/>
-          <w:b/>
-          <w:bCs/>
-        </w:rPr>
-      </w:pPr>
-    </w:p>
-    <w:p>
-      <w:pPr>
-        <w:rPr>
-          <w:rFonts w:ascii="Arial" w:hAnsi="Arial" w:cs="Arial"/>
-          <w:b/>
-          <w:bCs/>
-        </w:rPr>
-      </w:pPr>
-    </w:p>
-    <w:p>
-      <w:pPr>
-        <w:jc w:val="center"/>
-        <w:rPr>
-          <w:rFonts w:ascii="Arial" w:hAnsi="Arial" w:cs="Arial"/>
-          <w:b/>
-          <w:bCs/>
-        </w:rPr>
-      </w:pPr>
-      <w:r>
-        <w:rPr>
-          <w:rFonts w:ascii="Arial" w:hAnsi="Arial" w:cs="Arial"/>
-          <w:b/>
-          <w:bCs/>
-        </w:rPr>
-        <w:t>(flowchart)</w:t>
-      </w:r>
-    </w:p>
-    <w:p>
-      <w:pPr>
-        <w:jc w:val="center"/>
-        <w:rPr>
-          <w:rFonts w:ascii="Arial" w:hAnsi="Arial" w:cs="Arial"/>
-          <w:b/>
-          <w:bCs/>
-        </w:rPr>
-      </w:pPr>
-      <w:r>
-        <w:rPr>
-          <w:rFonts w:ascii="Arial" w:hAnsi="Arial" w:cs="Arial"/>
-          <w:b/>
-          <w:bCs/>
-        </w:rPr>
-        <w:t>Work Breakdown Structure</w:t>
-      </w:r>
-    </w:p>
-    <w:p>
-      <w:pPr>
-        <w:jc w:val="center"/>
-        <w:rPr>
-          <w:rFonts w:ascii="Arial" w:hAnsi="Arial" w:cs="Arial"/>
-          <w:b/>
-          <w:bCs/>
-        </w:rPr>
-      </w:pPr>
-      <w:r>
-        <w:rPr>
-          <w:rFonts w:ascii="Arial" w:hAnsi="Arial" w:cs="Arial"/>
-          <w:b/>
-          <w:bCs/>
-        </w:rPr>
-        <w:t>Figure 2.</w:t>
-      </w:r>
-    </w:p>
-    <w:p>
-      <w:pPr>
-        <w:rPr>
-          <w:rFonts w:ascii="Arial" w:hAnsi="Arial" w:cs="Arial"/>
-          <w:b/>
-          <w:bCs/>
-        </w:rPr>
-      </w:pPr>
-      <w:r>
-        <w:rPr>
-          <w:rFonts w:ascii="Arial" w:hAnsi="Arial" w:cs="Arial"/>
-          <w:b/>
-          <w:bCs/>
-        </w:rPr>
-        <w:lastRenderedPageBreak/>
-        <w:t>Cost and Benefits Analysis</w:t>
-      </w:r>
-    </w:p>
-    <w:p>
-      <w:pPr>
-        <w:jc w:val="center"/>
-        <w:rPr>
-          <w:rFonts w:ascii="Arial" w:hAnsi="Arial" w:cs="Arial"/>
-          <w:b/>
-          <w:bCs/>
-        </w:rPr>
-      </w:pPr>
-      <w:r>
-        <w:rPr>
-          <w:rFonts w:ascii="Arial" w:hAnsi="Arial" w:cs="Arial"/>
-          <w:b/>
-          <w:bCs/>
-        </w:rPr>
-        <w:t>Table 1: Existing Annual Cost (Manual System)</w:t>
-      </w:r>
-    </w:p>
-    <w:p>
-      <w:pPr>
-        <w:jc w:val="center"/>
-        <w:rPr>
-          <w:rFonts w:ascii="Arial" w:hAnsi="Arial" w:cs="Arial"/>
-          <w:b/>
-          <w:bCs/>
-        </w:rPr>
-      </w:pPr>
-      <w:r>
-        <w:rPr>
-          <w:rFonts w:ascii="Arial" w:hAnsi="Arial" w:cs="Arial"/>
-          <w:b/>
-          <w:bCs/>
-        </w:rPr>
-        <w:t>(table)</w:t>
-      </w:r>
-    </w:p>
-    <w:p>
-      <w:pPr>
-        <w:jc w:val="center"/>
-        <w:rPr>
-          <w:rFonts w:ascii="Arial" w:hAnsi="Arial" w:cs="Arial"/>
-          <w:b/>
-          <w:bCs/>
-        </w:rPr>
-      </w:pPr>
-      <w:r>
-        <w:rPr>
-          <w:rFonts w:ascii="Arial" w:hAnsi="Arial" w:cs="Arial"/>
-          <w:b/>
-          <w:bCs/>
-        </w:rPr>
-        <w:t>Table 2: New System Development Cost (One-Time Investment)</w:t>
-      </w:r>
-    </w:p>
-    <w:p>
-      <w:pPr>
-        <w:jc w:val="center"/>
-        <w:rPr>
-          <w:rFonts w:ascii="Arial" w:hAnsi="Arial" w:cs="Arial"/>
-          <w:b/>
-          <w:bCs/>
-        </w:rPr>
-      </w:pPr>
-      <w:r>
-        <w:rPr>
-          <w:rFonts w:ascii="Arial" w:hAnsi="Arial" w:cs="Arial"/>
-          <w:b/>
-          <w:bCs/>
-        </w:rPr>
-        <w:t>(table)</w:t>
-      </w:r>
-    </w:p>
-    <w:p>
-      <w:pPr>
-        <w:jc w:val="center"/>
-        <w:rPr>
-          <w:rFonts w:ascii="Arial" w:hAnsi="Arial" w:cs="Arial"/>
-          <w:b/>
-          <w:bCs/>
-        </w:rPr>
-      </w:pPr>
-      <w:r>
-        <w:rPr>
-          <w:rFonts w:ascii="Arial" w:hAnsi="Arial" w:cs="Arial"/>
-          <w:b/>
-          <w:bCs/>
-        </w:rPr>
-        <w:t>Table 3: Annual Operating Cost (New System)</w:t>
-      </w:r>
-    </w:p>
-    <w:p>
-      <w:pPr>
-        <w:jc w:val="center"/>
-        <w:rPr>
-          <w:rFonts w:ascii="Arial" w:hAnsi="Arial" w:cs="Arial"/>
-          <w:b/>
-          <w:bCs/>
-        </w:rPr>
-      </w:pPr>
-      <w:r>
-        <w:rPr>
-          <w:rFonts w:ascii="Arial" w:hAnsi="Arial" w:cs="Arial"/>
-          <w:b/>
-          <w:bCs/>
-        </w:rPr>
-        <w:t>(table)</w:t>
-      </w:r>
-    </w:p>
-    <w:p>
-      <w:pPr>
-        <w:rPr>
-          <w:rFonts w:ascii="Arial" w:hAnsi="Arial" w:cs="Arial"/>
-          <w:b/>
-          <w:bCs/>
-        </w:rPr>
-      </w:pPr>
-      <w:r>
-        <w:rPr>
-          <w:rFonts w:ascii="Arial" w:hAnsi="Arial" w:cs="Arial"/>
-          <w:b/>
-          <w:bCs/>
-        </w:rPr>
-        <w:t>Return on Investment (ROI) Analysis</w:t>
-      </w:r>
-    </w:p>
-    <w:p>
-      <w:pPr>
-        <w:rPr>
-          <w:rFonts w:ascii="Arial" w:hAnsi="Arial" w:cs="Arial"/>
-          <w:b/>
-          <w:bCs/>
-        </w:rPr>
-      </w:pPr>
-    </w:p>
-    <w:p>
-      <w:pPr>
-        <w:rPr>
-          <w:rFonts w:ascii="Arial" w:hAnsi="Arial" w:cs="Arial"/>
-          <w:b/>
-          <w:bCs/>
-        </w:rPr>
-      </w:pPr>
-    </w:p>
-    <w:p>
-      <w:pPr>
-        <w:rPr>
-          <w:rFonts w:ascii="Arial" w:hAnsi="Arial" w:cs="Arial"/>
-          <w:b/>
-          <w:bCs/>
-        </w:rPr>
-      </w:pPr>
-    </w:p>
-    <w:p>
-      <w:pPr>
-        <w:rPr>
-          <w:rFonts w:ascii="Arial" w:hAnsi="Arial" w:cs="Arial"/>
-          <w:b/>
-          <w:bCs/>
-        </w:rPr>
-      </w:pPr>
-    </w:p>
-    <w:p>
-      <w:pPr>
-        <w:rPr>
-          <w:rFonts w:ascii="Arial" w:hAnsi="Arial" w:cs="Arial"/>
-          <w:b/>
-          <w:bCs/>
-        </w:rPr>
-      </w:pPr>
-    </w:p>
-    <w:p>
-      <w:pPr>
-        <w:rPr>
-          <w:rFonts w:ascii="Arial" w:hAnsi="Arial" w:cs="Arial"/>
-          <w:b/>
-          <w:bCs/>
-        </w:rPr>
-      </w:pPr>
-    </w:p>
-    <w:p>
-      <w:pPr>
-        <w:rPr>
-          <w:rFonts w:ascii="Arial" w:hAnsi="Arial" w:cs="Arial"/>
-          <w:b/>
-          <w:bCs/>
-        </w:rPr>
-      </w:pPr>
-    </w:p>
-    <w:p>
-      <w:pPr>
-        <w:rPr>
-          <w:rFonts w:ascii="Arial" w:hAnsi="Arial" w:cs="Arial"/>
-          <w:b/>
-          <w:bCs/>
-        </w:rPr>
-      </w:pPr>
-    </w:p>
-    <w:p>
-      <w:pPr>
-        <w:rPr>
-          <w:rFonts w:ascii="Arial" w:hAnsi="Arial" w:cs="Arial"/>
-          <w:b/>
-          <w:bCs/>
-        </w:rPr>
-      </w:pPr>
-    </w:p>
-    <w:p>
-      <w:pPr>
-        <w:rPr>
-          <w:rFonts w:ascii="Arial" w:hAnsi="Arial" w:cs="Arial"/>
-          <w:b/>
-          <w:bCs/>
-        </w:rPr>
-      </w:pPr>
-    </w:p>
-    <w:p>
-      <w:pPr>
-        <w:rPr>
-          <w:rFonts w:ascii="Arial" w:hAnsi="Arial" w:cs="Arial"/>
-          <w:b/>
-          <w:bCs/>
-        </w:rPr>
-      </w:pPr>
-    </w:p>
-    <w:p>
-      <w:pPr>
-        <w:jc w:val="center"/>
-        <w:rPr>
-          <w:rFonts w:ascii="Arial" w:hAnsi="Arial" w:cs="Arial"/>
-          <w:b/>
-          <w:bCs/>
-        </w:rPr>
-      </w:pPr>
-      <w:proofErr w:type="spellStart"/>
-      <w:r>
-        <w:rPr>
-          <w:rFonts w:ascii="Arial" w:hAnsi="Arial" w:cs="Arial"/>
-          <w:b/>
-          <w:bCs/>
-        </w:rPr>
-        <w:t>MoSCoW</w:t>
-      </w:r>
-      <w:proofErr w:type="spellEnd"/>
-    </w:p>
-    <w:p>
-      <w:pPr>
-        <w:spacing w:line="360" w:lineRule="auto"/>
-        <w:jc w:val="center"/>
-        <w:rPr>
-          <w:rFonts w:ascii="Arial" w:eastAsia="Segoe UI Historic" w:hAnsi="Arial" w:cs="Arial"/>
-          <w:b/>
-          <w:bCs/>
-        </w:rPr>
-      </w:pPr>
-      <w:r>
-        <w:rPr>
-          <w:rFonts w:ascii="Arial" w:eastAsia="Segoe UI Historic" w:hAnsi="Arial" w:cs="Arial"/>
-          <w:b/>
-          <w:bCs/>
-        </w:rPr>
-        <w:t>INTEGRATED WEB-BASED RFID: ENABLED STUDENTS’ SECURITY AND MONITORING SYSTEM</w:t>
-      </w:r>
-    </w:p>
-    <w:p>
-      <w:pPr>
-        <w:spacing w:line="480" w:lineRule="auto"/>
-        <w:rPr>
-          <w:rFonts w:ascii="Arial" w:hAnsi="Arial" w:cs="Arial"/>
-        </w:rPr>
-      </w:pPr>
-      <w:r>
-        <w:rPr>
-          <w:rFonts w:ascii="Arial" w:hAnsi="Arial" w:cs="Arial"/>
-          <w:b/>
-          <w:bCs/>
-        </w:rPr>
-        <w:t>Must Have:</w:t>
-      </w:r>
-    </w:p>
-    <w:p>
-      <w:pPr>
-        <w:spacing w:line="480" w:lineRule="auto"/>
-        <w:rPr>
-          <w:rFonts w:ascii="Arial" w:hAnsi="Arial" w:cs="Arial"/>
-        </w:rPr>
-      </w:pPr>
-      <w:r>
-        <w:rPr>
-          <w:rFonts w:ascii="Arial" w:hAnsi="Arial" w:cs="Arial"/>
-        </w:rPr>
-        <w:t>1. RFID Card Scanning</w:t>
-      </w:r>
-    </w:p>
-    <w:p>
-      <w:pPr>
-        <w:spacing w:line="480" w:lineRule="auto"/>
-        <w:rPr>
-          <w:rFonts w:ascii="Arial" w:hAnsi="Arial" w:cs="Arial"/>
-        </w:rPr>
-      </w:pPr>
-      <w:r>
-        <w:rPr>
-          <w:rFonts w:ascii="Arial" w:hAnsi="Arial" w:cs="Arial"/>
-        </w:rPr>
-        <w:t>2. Student Identification</w:t>
-      </w:r>
-    </w:p>
-    <w:p>
-      <w:pPr>
-        <w:spacing w:line="480" w:lineRule="auto"/>
-        <w:rPr>
-          <w:rFonts w:ascii="Arial" w:hAnsi="Arial" w:cs="Arial"/>
-        </w:rPr>
-      </w:pPr>
-      <w:r>
-        <w:rPr>
-          <w:rFonts w:ascii="Arial" w:hAnsi="Arial" w:cs="Arial"/>
-        </w:rPr>
-        <w:lastRenderedPageBreak/>
-        <w:t>3. Authentication &amp; Authorization</w:t>
-      </w:r>
-    </w:p>
-    <w:p>
-      <w:pPr>
-        <w:spacing w:line="480" w:lineRule="auto"/>
-        <w:rPr>
-          <w:rFonts w:ascii="Arial" w:hAnsi="Arial" w:cs="Arial"/>
-        </w:rPr>
-      </w:pPr>
-      <w:r>
-        <w:rPr>
-          <w:rFonts w:ascii="Arial" w:hAnsi="Arial" w:cs="Arial"/>
-        </w:rPr>
-        <w:t>4. Database Integration (CRUD Operations)</w:t>
-      </w:r>
-    </w:p>
-    <w:p>
-      <w:pPr>
-        <w:spacing w:line="480" w:lineRule="auto"/>
-        <w:rPr>
-          <w:rFonts w:ascii="Arial" w:hAnsi="Arial" w:cs="Arial"/>
-        </w:rPr>
-      </w:pPr>
-      <w:r>
-        <w:rPr>
-          <w:rFonts w:ascii="Arial" w:hAnsi="Arial" w:cs="Arial"/>
-        </w:rPr>
-        <w:t>5. Attendance Recording</w:t>
-      </w:r>
-    </w:p>
-    <w:p>
-      <w:pPr>
-        <w:spacing w:line="480" w:lineRule="auto"/>
-        <w:rPr>
-          <w:rFonts w:ascii="Arial" w:hAnsi="Arial" w:cs="Arial"/>
-        </w:rPr>
-      </w:pPr>
-      <w:r>
-        <w:rPr>
-          <w:rFonts w:ascii="Arial" w:hAnsi="Arial" w:cs="Arial"/>
-        </w:rPr>
-        <w:t>6. Secure Data Storage</w:t>
-      </w:r>
-    </w:p>
-    <w:p>
-      <w:pPr>
-        <w:spacing w:line="480" w:lineRule="auto"/>
-        <w:rPr>
-          <w:rFonts w:ascii="Arial" w:hAnsi="Arial" w:cs="Arial"/>
-        </w:rPr>
-      </w:pPr>
-      <w:r>
-        <w:rPr>
-          <w:rFonts w:ascii="Arial" w:hAnsi="Arial" w:cs="Arial"/>
-        </w:rPr>
-        <w:t>7. Logout Function</w:t>
-      </w:r>
-    </w:p>
-    <w:p>
-      <w:pPr>
-        <w:spacing w:line="480" w:lineRule="auto"/>
-        <w:rPr>
-          <w:rFonts w:ascii="Arial" w:hAnsi="Arial" w:cs="Arial"/>
-        </w:rPr>
-      </w:pPr>
-    </w:p>
-    <w:p>
-      <w:pPr>
-        <w:spacing w:line="480" w:lineRule="auto"/>
-        <w:rPr>
-          <w:rFonts w:ascii="Arial" w:hAnsi="Arial" w:cs="Arial"/>
-        </w:rPr>
-      </w:pPr>
-      <w:r>
-        <w:rPr>
-          <w:rFonts w:ascii="Arial" w:hAnsi="Arial" w:cs="Arial"/>
-          <w:b/>
-          <w:bCs/>
-        </w:rPr>
-        <w:t>Should Have:</w:t>
-      </w:r>
-    </w:p>
-    <w:p>
-      <w:pPr>
-        <w:spacing w:line="480" w:lineRule="auto"/>
-        <w:rPr>
-          <w:rFonts w:ascii="Arial" w:hAnsi="Arial" w:cs="Arial"/>
-        </w:rPr>
-      </w:pPr>
-      <w:r>
-        <w:rPr>
-          <w:rFonts w:ascii="Arial" w:hAnsi="Arial" w:cs="Arial"/>
-        </w:rPr>
-        <w:t>1. Attendance Dashboard</w:t>
-      </w:r>
-    </w:p>
-    <w:p>
-      <w:pPr>
-        <w:spacing w:line="480" w:lineRule="auto"/>
-        <w:rPr>
-          <w:rFonts w:ascii="Arial" w:hAnsi="Arial" w:cs="Arial"/>
-        </w:rPr>
-      </w:pPr>
-      <w:r>
-        <w:rPr>
-          <w:rFonts w:ascii="Arial" w:hAnsi="Arial" w:cs="Arial"/>
-        </w:rPr>
-        <w:t>2. RFID Registration Module</w:t>
-      </w:r>
-    </w:p>
-    <w:p>
-      <w:pPr>
-        <w:spacing w:line="480" w:lineRule="auto"/>
-        <w:rPr>
-          <w:rFonts w:ascii="Arial" w:hAnsi="Arial" w:cs="Arial"/>
-        </w:rPr>
-      </w:pPr>
-      <w:r>
-        <w:rPr>
-          <w:rFonts w:ascii="Arial" w:hAnsi="Arial" w:cs="Arial"/>
-        </w:rPr>
-        <w:t>3. Student Profile Page</w:t>
-      </w:r>
-    </w:p>
-    <w:p>
-      <w:pPr>
-        <w:spacing w:line="480" w:lineRule="auto"/>
-        <w:rPr>
-          <w:rFonts w:ascii="Arial" w:hAnsi="Arial" w:cs="Arial"/>
-        </w:rPr>
-      </w:pPr>
-      <w:r>
-        <w:rPr>
-          <w:rFonts w:ascii="Arial" w:hAnsi="Arial" w:cs="Arial"/>
-        </w:rPr>
-        <w:t>4. Mobile Compatibility (Responsive Design)</w:t>
-      </w:r>
-    </w:p>
-    <w:p>
-      <w:pPr>
-        <w:spacing w:line="480" w:lineRule="auto"/>
-        <w:rPr>
-          <w:rFonts w:ascii="Arial" w:hAnsi="Arial" w:cs="Arial"/>
-        </w:rPr>
-      </w:pPr>
-      <w:r>
-        <w:rPr>
-          <w:rFonts w:ascii="Arial" w:hAnsi="Arial" w:cs="Arial"/>
-        </w:rPr>
-        <w:t>5. Report Generation</w:t>
-      </w:r>
-    </w:p>
-    <w:p>
-      <w:pPr>
-        <w:spacing w:line="480" w:lineRule="auto"/>
-        <w:rPr>
-          <w:rFonts w:ascii="Arial" w:hAnsi="Arial" w:cs="Arial"/>
-        </w:rPr>
-      </w:pPr>
-      <w:r>
-        <w:rPr>
-          <w:rFonts w:ascii="Arial" w:hAnsi="Arial" w:cs="Arial"/>
-        </w:rPr>
-        <w:t>6. Notification Alerts</w:t>
-      </w:r>
-    </w:p>
-    <w:p>
-      <w:pPr>
-        <w:spacing w:line="480" w:lineRule="auto"/>
-        <w:rPr>
-          <w:rFonts w:ascii="Arial" w:hAnsi="Arial" w:cs="Arial"/>
-        </w:rPr>
-      </w:pPr>
-      <w:r>
-        <w:rPr>
-          <w:rFonts w:ascii="Arial" w:hAnsi="Arial" w:cs="Arial"/>
-          <w:b/>
-          <w:bCs/>
-        </w:rPr>
-        <w:t>Could Have:</w:t>
-      </w:r>
-    </w:p>
-    <w:p>
-      <w:pPr>
-        <w:spacing w:line="480" w:lineRule="auto"/>
-        <w:rPr>
-          <w:rFonts w:ascii="Arial" w:hAnsi="Arial" w:cs="Arial"/>
-        </w:rPr>
-      </w:pPr>
-      <w:r>
-        <w:rPr>
-          <w:rFonts w:ascii="Arial" w:hAnsi="Arial" w:cs="Arial"/>
-        </w:rPr>
-        <w:t>1. Real-Time Monitoring Screen</w:t>
-      </w:r>
-    </w:p>
-    <w:p>
-      <w:pPr>
-        <w:spacing w:line="480" w:lineRule="auto"/>
-        <w:rPr>
-          <w:rFonts w:ascii="Arial" w:hAnsi="Arial" w:cs="Arial"/>
-        </w:rPr>
-      </w:pPr>
-      <w:r>
-        <w:rPr>
-          <w:rFonts w:ascii="Arial" w:hAnsi="Arial" w:cs="Arial"/>
-        </w:rPr>
-        <w:t>2. SMS / Email Notifications</w:t>
-      </w:r>
-    </w:p>
-    <w:p>
-      <w:pPr>
-        <w:spacing w:line="480" w:lineRule="auto"/>
-        <w:rPr>
-          <w:rFonts w:ascii="Arial" w:hAnsi="Arial" w:cs="Arial"/>
-        </w:rPr>
-      </w:pPr>
-      <w:r>
-        <w:rPr>
-          <w:rFonts w:ascii="Arial" w:hAnsi="Arial" w:cs="Arial"/>
-        </w:rPr>
-        <w:t>3. Dark Mode</w:t>
-      </w:r>
-    </w:p>
-    <w:p>
-      <w:pPr>
-        <w:spacing w:line="480" w:lineRule="auto"/>
-        <w:rPr>
-          <w:rFonts w:ascii="Arial" w:hAnsi="Arial" w:cs="Arial"/>
-        </w:rPr>
-      </w:pPr>
-      <w:r>
-        <w:rPr>
-          <w:rFonts w:ascii="Arial" w:hAnsi="Arial" w:cs="Arial"/>
-        </w:rPr>
-        <w:t>4. Activity Logs</w:t>
-      </w:r>
-    </w:p>
-    <w:p>
-      <w:pPr>
-        <w:spacing w:line="480" w:lineRule="auto"/>
-        <w:rPr>
-          <w:rFonts w:ascii="Arial" w:hAnsi="Arial" w:cs="Arial"/>
-        </w:rPr>
-      </w:pPr>
-      <w:r>
-        <w:rPr>
-          <w:rFonts w:ascii="Arial" w:hAnsi="Arial" w:cs="Arial"/>
-          <w:b/>
-          <w:bCs/>
-        </w:rPr>
-        <w:lastRenderedPageBreak/>
-        <w:br/>
-        <w:t>Won’t Have:</w:t>
-      </w:r>
-    </w:p>
-    <w:p>
-      <w:pPr>
-        <w:spacing w:line="480" w:lineRule="auto"/>
-        <w:rPr>
-          <w:rFonts w:ascii="Arial" w:hAnsi="Arial" w:cs="Arial"/>
-        </w:rPr>
-      </w:pPr>
-      <w:r>
-        <w:rPr>
-          <w:rFonts w:ascii="Arial" w:hAnsi="Arial" w:cs="Arial"/>
-        </w:rPr>
-        <w:t>1. Online Payment Integration</w:t>
-      </w:r>
-    </w:p>
-    <w:p>
-      <w:pPr>
-        <w:spacing w:line="480" w:lineRule="auto"/>
-        <w:rPr>
-          <w:rFonts w:ascii="Arial" w:hAnsi="Arial" w:cs="Arial"/>
-        </w:rPr>
-      </w:pPr>
-      <w:r>
-        <w:rPr>
-          <w:rFonts w:ascii="Arial" w:hAnsi="Arial" w:cs="Arial"/>
-        </w:rPr>
-        <w:t>2. Biometric Fingerprint Integration</w:t>
-      </w:r>
-    </w:p>
-    <w:p>
-      <w:pPr>
-        <w:spacing w:line="480" w:lineRule="auto"/>
-        <w:rPr>
-          <w:rFonts w:ascii="Arial" w:hAnsi="Arial" w:cs="Arial"/>
-        </w:rPr>
-      </w:pPr>
-      <w:r>
-        <w:rPr>
-          <w:rFonts w:ascii="Arial" w:hAnsi="Arial" w:cs="Arial"/>
-        </w:rPr>
-        <w:t>3. Facial Recognition System</w:t>
-      </w:r>
-    </w:p>
-    <w:p>
-      <w:pPr>
-        <w:spacing w:line="480" w:lineRule="auto"/>
-        <w:rPr>
-          <w:rFonts w:ascii="Arial" w:hAnsi="Arial" w:cs="Arial"/>
-        </w:rPr>
-      </w:pPr>
-      <w:r>
-        <w:rPr>
-          <w:rFonts w:ascii="Arial" w:hAnsi="Arial" w:cs="Arial"/>
-        </w:rPr>
-        <w:t>4. GPS Tracking</w:t>
-      </w:r>
-    </w:p>
-    <w:p>
-      <w:pPr>
-        <w:spacing w:line="480" w:lineRule="auto"/>
-        <w:rPr>
-          <w:rFonts w:ascii="Arial" w:hAnsi="Arial" w:cs="Arial"/>
-        </w:rPr>
-      </w:pPr>
-      <w:r>
-        <w:rPr>
-          <w:rFonts w:ascii="Arial" w:hAnsi="Arial" w:cs="Arial"/>
-        </w:rPr>
-        <w:t>5. Advanced Analytics / Machine Learning Predictions</w:t>
-      </w:r>
-    </w:p>
-    <w:p>
-      <w:pPr>
-        <w:rPr>
-          <w:rFonts w:ascii="Arial" w:hAnsi="Arial" w:cs="Arial"/>
-        </w:rPr>
-      </w:pPr>
-      <w:r>
-        <w:rPr>
-          <w:rFonts w:ascii="Arial" w:hAnsi="Arial" w:cs="Arial"/>
-        </w:rPr>
-        <w:br/>
-      </w:r>
-    </w:p>
-    <w:p>
-      <w:pPr>
-        <w:rPr>
-          <w:rFonts w:ascii="Arial" w:hAnsi="Arial" w:cs="Arial"/>
-        </w:rPr>
-      </w:pPr>
-    </w:p>
-    <w:p>
-      <w:pPr>
-        <w:jc w:val="center"/>
-        <w:rPr>
-          <w:rFonts w:ascii="Arial" w:hAnsi="Arial" w:cs="Arial"/>
-          <w:b/>
-          <w:bCs/>
-        </w:rPr>
-      </w:pPr>
-    </w:p>
-    <w:p>
-      <w:pPr>
-        <w:jc w:val="center"/>
-        <w:rPr>
-          <w:rFonts w:ascii="Arial" w:hAnsi="Arial" w:cs="Arial"/>
-          <w:b/>
-          <w:bCs/>
-        </w:rPr>
-      </w:pPr>
-    </w:p>
-    <w:p>
-      <w:pPr>
-        <w:jc w:val="center"/>
-        <w:rPr>
-          <w:rFonts w:ascii="Arial" w:hAnsi="Arial" w:cs="Arial"/>
-          <w:b/>
-          <w:bCs/>
-        </w:rPr>
-      </w:pPr>
-    </w:p>
-    <w:p>
-      <w:pPr>
-        <w:jc w:val="center"/>
-        <w:rPr>
-          <w:rFonts w:ascii="Arial" w:hAnsi="Arial" w:cs="Arial"/>
-          <w:b/>
-          <w:bCs/>
-        </w:rPr>
-      </w:pPr>
-    </w:p>
-    <w:p>
-      <w:pPr>
-        <w:jc w:val="center"/>
-        <w:rPr>
-          <w:rFonts w:ascii="Arial" w:hAnsi="Arial" w:cs="Arial"/>
-          <w:b/>
-          <w:bCs/>
-        </w:rPr>
-      </w:pPr>
-    </w:p>
-    <w:p>
-      <w:pPr>
-        <w:jc w:val="center"/>
-        <w:rPr>
-          <w:rFonts w:ascii="Arial" w:hAnsi="Arial" w:cs="Arial"/>
-          <w:b/>
-          <w:bCs/>
-        </w:rPr>
-      </w:pPr>
-    </w:p>
-    <w:p>
-      <w:pPr>
-        <w:jc w:val="center"/>
-        <w:rPr>
-          <w:rFonts w:ascii="Arial" w:hAnsi="Arial" w:cs="Arial"/>
-          <w:b/>
-          <w:bCs/>
-        </w:rPr>
-      </w:pPr>
-      <w:r>
-        <w:rPr>
-          <w:rFonts w:ascii="Arial" w:hAnsi="Arial" w:cs="Arial"/>
-          <w:b/>
-          <w:bCs/>
-        </w:rPr>
-        <w:t>(chart)</w:t>
-      </w:r>
-    </w:p>
-    <w:p>
-      <w:pPr>
-        <w:jc w:val="center"/>
-        <w:rPr>
-          <w:rFonts w:ascii="Arial" w:hAnsi="Arial" w:cs="Arial"/>
-          <w:b/>
-          <w:bCs/>
-        </w:rPr>
-      </w:pPr>
-      <w:r>
-        <w:rPr>
-          <w:rFonts w:ascii="Arial" w:hAnsi="Arial" w:cs="Arial"/>
-          <w:b/>
-          <w:bCs/>
-        </w:rPr>
-        <w:t>Gantt Chart</w:t>
-      </w:r>
-    </w:p>
-    <w:p>
-      <w:pPr>
-        <w:jc w:val="center"/>
-        <w:rPr>
-          <w:rFonts w:ascii="Arial" w:hAnsi="Arial" w:cs="Arial"/>
-          <w:b/>
-          <w:bCs/>
-        </w:rPr>
-      </w:pPr>
-      <w:r>
-        <w:rPr>
-          <w:rFonts w:ascii="Arial" w:hAnsi="Arial" w:cs="Arial"/>
-          <w:b/>
-          <w:bCs/>
-        </w:rPr>
-        <w:t>Figure 3</w:t>
-      </w:r>
-    </w:p>
-    <w:p>
-      <w:pPr>
-        <w:jc w:val="center"/>
-        <w:rPr>
-          <w:rFonts w:ascii="Arial" w:hAnsi="Arial" w:cs="Arial"/>
-          <w:b/>
-          <w:bCs/>
-        </w:rPr>
-      </w:pPr>
-    </w:p>
-    <w:p>
-      <w:pPr>
-        <w:jc w:val="center"/>
-        <w:rPr>
-          <w:rFonts w:ascii="Arial" w:hAnsi="Arial" w:cs="Arial"/>
-          <w:b/>
-          <w:bCs/>
-        </w:rPr>
-      </w:pPr>
-      <w:r>
-        <w:rPr>
-          <w:rFonts w:ascii="Arial" w:hAnsi="Arial" w:cs="Arial"/>
-          <w:b/>
-          <w:bCs/>
-        </w:rPr>
-        <w:t>(chart)</w:t>
-      </w:r>
-    </w:p>
-    <w:p>
-      <w:pPr>
-        <w:jc w:val="center"/>
-        <w:rPr>
-          <w:rFonts w:ascii="Arial" w:hAnsi="Arial" w:cs="Arial"/>
-          <w:b/>
-          <w:bCs/>
-        </w:rPr>
-      </w:pPr>
-      <w:r>
-        <w:rPr>
-          <w:rFonts w:ascii="Arial" w:hAnsi="Arial" w:cs="Arial"/>
-          <w:b/>
-          <w:bCs/>
-        </w:rPr>
-        <w:t>Critical Path</w:t>
-      </w:r>
-    </w:p>
-    <w:p>
-      <w:pPr>
-        <w:jc w:val="center"/>
-        <w:rPr>
-          <w:rFonts w:ascii="Arial" w:hAnsi="Arial" w:cs="Arial"/>
-          <w:b/>
-          <w:bCs/>
-        </w:rPr>
-      </w:pPr>
-      <w:r>
-        <w:rPr>
-          <w:rFonts w:ascii="Arial" w:hAnsi="Arial" w:cs="Arial"/>
-          <w:b/>
-          <w:bCs/>
-        </w:rPr>
-        <w:t>Figure 4</w:t>
-      </w:r>
-    </w:p>
-    <w:p>
-      <w:pPr>
-        <w:rPr>
-          <w:rFonts w:ascii="Arial" w:hAnsi="Arial" w:cs="Arial"/>
-          <w:b/>
-          <w:bCs/>
-        </w:rPr>
-      </w:pPr>
-    </w:p>
-    <w:p>
-      <w:pPr>
-        <w:rPr>
-          <w:rFonts w:ascii="Arial" w:hAnsi="Arial" w:cs="Arial"/>
-          <w:b/>
-          <w:bCs/>
-        </w:rPr>
-      </w:pPr>
-      <w:r>
-        <w:rPr>
-          <w:rFonts w:ascii="Arial" w:hAnsi="Arial" w:cs="Arial"/>
-          <w:b/>
-          <w:bCs/>
-        </w:rPr>
-        <w:lastRenderedPageBreak/>
-        <w:t>Data and Process Modeling</w:t>
-      </w:r>
-    </w:p>
-    <w:p>
-      <w:pPr>
-        <w:jc w:val="center"/>
-        <w:rPr>
-          <w:rFonts w:ascii="Arial" w:hAnsi="Arial" w:cs="Arial"/>
-          <w:b/>
-          <w:bCs/>
-        </w:rPr>
-      </w:pPr>
-      <w:r>
-        <w:rPr>
-          <w:rFonts w:ascii="Arial" w:hAnsi="Arial" w:cs="Arial"/>
-          <w:b/>
-          <w:bCs/>
-        </w:rPr>
-        <w:t>(chart)</w:t>
-      </w:r>
-    </w:p>
-    <w:p>
-      <w:pPr>
-        <w:jc w:val="center"/>
-        <w:rPr>
-          <w:rFonts w:ascii="Arial" w:hAnsi="Arial" w:cs="Arial"/>
-          <w:b/>
-          <w:bCs/>
-        </w:rPr>
-      </w:pPr>
-      <w:r>
-        <w:rPr>
-          <w:rFonts w:ascii="Arial" w:hAnsi="Arial" w:cs="Arial"/>
-          <w:b/>
-          <w:bCs/>
-        </w:rPr>
-        <w:t>Existing Flowchart</w:t>
-      </w:r>
-    </w:p>
-    <w:p>
-      <w:pPr>
-        <w:jc w:val="center"/>
-        <w:rPr>
-          <w:rFonts w:ascii="Arial" w:hAnsi="Arial" w:cs="Arial"/>
-          <w:b/>
-          <w:bCs/>
-        </w:rPr>
-      </w:pPr>
-      <w:r>
-        <w:rPr>
-          <w:rFonts w:ascii="Arial" w:hAnsi="Arial" w:cs="Arial"/>
-          <w:b/>
-          <w:bCs/>
-        </w:rPr>
-        <w:t>Figure 5</w:t>
-      </w:r>
-    </w:p>
-    <w:p>
-      <w:pPr>
-        <w:jc w:val="center"/>
-        <w:rPr>
-          <w:rFonts w:ascii="Arial" w:hAnsi="Arial" w:cs="Arial"/>
-          <w:b/>
-          <w:bCs/>
-        </w:rPr>
-      </w:pPr>
-    </w:p>
-    <w:p>
-      <w:pPr>
-        <w:jc w:val="center"/>
-        <w:rPr>
-          <w:rFonts w:ascii="Arial" w:hAnsi="Arial" w:cs="Arial"/>
-          <w:b/>
-          <w:bCs/>
-        </w:rPr>
-      </w:pPr>
-      <w:r>
-        <w:rPr>
-          <w:rFonts w:ascii="Arial" w:hAnsi="Arial" w:cs="Arial"/>
-          <w:b/>
-          <w:bCs/>
-        </w:rPr>
-        <w:t>(chart)</w:t>
-      </w:r>
-    </w:p>
-    <w:p>
-      <w:pPr>
-        <w:jc w:val="center"/>
-        <w:rPr>
-          <w:rFonts w:ascii="Arial" w:hAnsi="Arial" w:cs="Arial"/>
-          <w:b/>
-          <w:bCs/>
-        </w:rPr>
-      </w:pPr>
-      <w:r>
-        <w:rPr>
-          <w:rFonts w:ascii="Arial" w:hAnsi="Arial" w:cs="Arial"/>
-          <w:b/>
-          <w:bCs/>
-        </w:rPr>
-        <w:t>Proposed Flowchart</w:t>
-      </w:r>
-    </w:p>
-    <w:p>
-      <w:pPr>
-        <w:jc w:val="center"/>
-        <w:rPr>
-          <w:rFonts w:ascii="Arial" w:hAnsi="Arial" w:cs="Arial"/>
-          <w:b/>
-          <w:bCs/>
-        </w:rPr>
-      </w:pPr>
-      <w:r>
-        <w:rPr>
-          <w:rFonts w:ascii="Arial" w:hAnsi="Arial" w:cs="Arial"/>
-          <w:b/>
-          <w:bCs/>
-        </w:rPr>
-        <w:t>Figure 6</w:t>
-      </w:r>
-    </w:p>
-    <w:p>
-      <w:pPr>
-        <w:jc w:val="center"/>
-        <w:rPr>
-          <w:rFonts w:ascii="Arial" w:hAnsi="Arial" w:cs="Arial"/>
-          <w:b/>
-          <w:bCs/>
-        </w:rPr>
-      </w:pPr>
-    </w:p>
-    <w:p>
-      <w:pPr>
-        <w:jc w:val="center"/>
-        <w:rPr>
-          <w:rFonts w:ascii="Arial" w:hAnsi="Arial" w:cs="Arial"/>
-          <w:b/>
-          <w:bCs/>
-        </w:rPr>
-      </w:pPr>
-      <w:r>
-        <w:rPr>
-          <w:rFonts w:ascii="Arial" w:hAnsi="Arial" w:cs="Arial"/>
-          <w:b/>
-          <w:bCs/>
-        </w:rPr>
-        <w:t>(diagram)</w:t>
-      </w:r>
-    </w:p>
-    <w:p>
-      <w:pPr>
-        <w:jc w:val="center"/>
-        <w:rPr>
-          <w:rFonts w:ascii="Arial" w:hAnsi="Arial" w:cs="Arial"/>
-          <w:b/>
-          <w:bCs/>
-        </w:rPr>
-      </w:pPr>
-      <w:r>
-        <w:rPr>
-          <w:rFonts w:ascii="Arial" w:hAnsi="Arial" w:cs="Arial"/>
-          <w:b/>
-          <w:bCs/>
-        </w:rPr>
-        <w:t>Use Case Diagram</w:t>
-      </w:r>
-    </w:p>
-    <w:p>
-      <w:pPr>
-        <w:jc w:val="center"/>
-        <w:rPr>
-          <w:rFonts w:ascii="Arial" w:hAnsi="Arial" w:cs="Arial"/>
-          <w:b/>
-          <w:bCs/>
-        </w:rPr>
-      </w:pPr>
-      <w:r>
-        <w:rPr>
-          <w:rFonts w:ascii="Arial" w:hAnsi="Arial" w:cs="Arial"/>
-          <w:b/>
-          <w:bCs/>
-        </w:rPr>
-        <w:t>Figure 7</w:t>
-      </w:r>
-    </w:p>
-    <w:p>
-      <w:pPr>
-        <w:rPr>
-          <w:rFonts w:ascii="Arial" w:hAnsi="Arial" w:cs="Arial"/>
-          <w:b/>
-          <w:bCs/>
-        </w:rPr>
-      </w:pPr>
-    </w:p>
-    <w:p>
-      <w:pPr>
-        <w:rPr>
-          <w:rFonts w:ascii="Arial" w:hAnsi="Arial" w:cs="Arial"/>
-          <w:b/>
-          <w:bCs/>
-        </w:rPr>
-      </w:pPr>
-      <w:r>
-        <w:rPr>
-          <w:rFonts w:ascii="Arial" w:hAnsi="Arial" w:cs="Arial"/>
-          <w:b/>
-          <w:bCs/>
-        </w:rPr>
-        <w:t>Narrative</w:t>
-      </w:r>
-    </w:p>
-    <w:p>
-      <w:pPr>
-        <w:jc w:val="center"/>
-        <w:rPr>
-          <w:rFonts w:ascii="Arial" w:hAnsi="Arial" w:cs="Arial"/>
-          <w:b/>
-          <w:bCs/>
-        </w:rPr>
-      </w:pPr>
-      <w:r>
-        <w:rPr>
-          <w:rFonts w:ascii="Arial" w:hAnsi="Arial" w:cs="Arial"/>
-          <w:b/>
-          <w:bCs/>
-        </w:rPr>
-        <w:t xml:space="preserve">Table 4: Login Use Case </w:t>
-      </w:r>
-    </w:p>
-    <w:p>
-      <w:pPr>
-        <w:jc w:val="center"/>
-        <w:rPr>
-          <w:rFonts w:ascii="Arial" w:hAnsi="Arial" w:cs="Arial"/>
-          <w:b/>
-          <w:bCs/>
-        </w:rPr>
-      </w:pPr>
-      <w:r>
-        <w:rPr>
-          <w:rFonts w:ascii="Arial" w:hAnsi="Arial" w:cs="Arial"/>
-          <w:b/>
-          <w:bCs/>
-        </w:rPr>
-        <w:t>(tables)</w:t>
-      </w:r>
-    </w:p>
-    <w:p>
-      <w:pPr>
-        <w:jc w:val="center"/>
-        <w:rPr>
-          <w:rFonts w:ascii="Arial" w:hAnsi="Arial" w:cs="Arial"/>
-          <w:b/>
-          <w:bCs/>
-        </w:rPr>
-      </w:pPr>
-    </w:p>
-    <w:p>
-      <w:pPr>
-        <w:jc w:val="center"/>
-        <w:rPr>
-          <w:rFonts w:ascii="Arial" w:hAnsi="Arial" w:cs="Arial"/>
-          <w:b/>
-          <w:bCs/>
-        </w:rPr>
-      </w:pPr>
-    </w:p>
-    <w:p>
-      <w:pPr>
-        <w:jc w:val="center"/>
-        <w:rPr>
-          <w:rFonts w:ascii="Arial" w:hAnsi="Arial" w:cs="Arial"/>
-          <w:b/>
-          <w:bCs/>
-        </w:rPr>
-      </w:pPr>
-      <w:r>
-        <w:rPr>
-          <w:rFonts w:ascii="Arial" w:hAnsi="Arial" w:cs="Arial"/>
-          <w:b/>
-          <w:bCs/>
-        </w:rPr>
-        <w:t xml:space="preserve">Table 5: Add Users Use Case </w:t>
-      </w:r>
-      <w:r>
-        <w:rPr>
-          <w:rFonts w:ascii="Arial" w:hAnsi="Arial" w:cs="Arial"/>
-          <w:b/>
-          <w:bCs/>
-        </w:rPr>
-        <w:br/>
-        <w:t>(tables)</w:t>
-      </w:r>
-    </w:p>
-    <w:p>
-      <w:pPr>
-        <w:jc w:val="center"/>
-        <w:rPr>
-          <w:rFonts w:ascii="Arial" w:hAnsi="Arial" w:cs="Arial"/>
-          <w:b/>
-          <w:bCs/>
-        </w:rPr>
-      </w:pPr>
-    </w:p>
-    <w:p>
-      <w:pPr>
-        <w:jc w:val="center"/>
-        <w:rPr>
-          <w:rFonts w:ascii="Arial" w:hAnsi="Arial" w:cs="Arial"/>
-          <w:b/>
-          <w:bCs/>
-        </w:rPr>
-      </w:pPr>
-      <w:r>
-        <w:rPr>
-          <w:rFonts w:ascii="Arial" w:hAnsi="Arial" w:cs="Arial"/>
-          <w:b/>
-          <w:bCs/>
-        </w:rPr>
-        <w:t>Start Chart Diagram</w:t>
-      </w:r>
-    </w:p>
-    <w:p>
-      <w:pPr>
-        <w:jc w:val="center"/>
-        <w:rPr>
-          <w:rFonts w:ascii="Arial" w:hAnsi="Arial" w:cs="Arial"/>
-          <w:b/>
-          <w:bCs/>
-        </w:rPr>
-      </w:pPr>
-      <w:r>
-        <w:rPr>
-          <w:rFonts w:ascii="Arial" w:hAnsi="Arial" w:cs="Arial"/>
-          <w:b/>
-          <w:bCs/>
-        </w:rPr>
-        <w:t>Figure 9</w:t>
-      </w:r>
-    </w:p>
-    <w:p>
-      <w:pPr>
-        <w:jc w:val="center"/>
-        <w:rPr>
-          <w:rFonts w:ascii="Arial" w:hAnsi="Arial" w:cs="Arial"/>
-          <w:b/>
-          <w:bCs/>
-        </w:rPr>
-      </w:pPr>
-    </w:p>
-    <w:p>
-      <w:pPr>
-        <w:jc w:val="center"/>
-        <w:rPr>
-          <w:rFonts w:ascii="Arial" w:hAnsi="Arial" w:cs="Arial"/>
-          <w:b/>
-          <w:bCs/>
-        </w:rPr>
-      </w:pPr>
-    </w:p>
-    <w:p>
-      <w:pPr>
-        <w:jc w:val="center"/>
-        <w:rPr>
-          <w:rFonts w:ascii="Arial" w:hAnsi="Arial" w:cs="Arial"/>
-          <w:b/>
-          <w:bCs/>
-        </w:rPr>
-      </w:pPr>
-      <w:r>
-        <w:rPr>
-          <w:rFonts w:ascii="Arial" w:hAnsi="Arial" w:cs="Arial"/>
-          <w:b/>
-          <w:bCs/>
-        </w:rPr>
-        <w:t>Entity Relationship Diagram</w:t>
-      </w:r>
-    </w:p>
-    <w:p>
-      <w:pPr>
-        <w:jc w:val="center"/>
-        <w:rPr>
-          <w:rFonts w:ascii="Arial" w:hAnsi="Arial" w:cs="Arial"/>
-          <w:b/>
-          <w:bCs/>
-        </w:rPr>
-      </w:pPr>
-      <w:r>
-        <w:rPr>
-          <w:rFonts w:ascii="Arial" w:hAnsi="Arial" w:cs="Arial"/>
-          <w:b/>
-          <w:bCs/>
-        </w:rPr>
-        <w:t>Figure 10</w:t>
-      </w:r>
-    </w:p>
-    <w:p>
-      <w:pPr>
-        <w:jc w:val="center"/>
-        <w:rPr>
-          <w:rFonts w:ascii="Arial" w:hAnsi="Arial" w:cs="Arial"/>
-          <w:b/>
-          <w:bCs/>
-        </w:rPr>
-      </w:pPr>
-    </w:p>
-    <w:p>
-      <w:pPr>
-        <w:jc w:val="center"/>
-        <w:rPr>
-          <w:rFonts w:ascii="Arial" w:hAnsi="Arial" w:cs="Arial"/>
-          <w:b/>
-          <w:bCs/>
-        </w:rPr>
-      </w:pPr>
-    </w:p>
-    <w:p>
-      <w:pPr>
-        <w:jc w:val="center"/>
-        <w:rPr>
-          <w:rFonts w:ascii="Arial" w:hAnsi="Arial" w:cs="Arial"/>
-          <w:b/>
-          <w:bCs/>
-        </w:rPr>
-      </w:pPr>
-      <w:r>
-        <w:rPr>
-          <w:rFonts w:ascii="Arial" w:hAnsi="Arial" w:cs="Arial"/>
-          <w:b/>
-          <w:bCs/>
-        </w:rPr>
-        <w:t>System Architecture</w:t>
-      </w:r>
-    </w:p>
-    <w:p>
-      <w:pPr>
-        <w:jc w:val="center"/>
-        <w:rPr>
-          <w:rFonts w:ascii="Arial" w:hAnsi="Arial" w:cs="Arial"/>
-          <w:b/>
-          <w:bCs/>
-        </w:rPr>
-      </w:pPr>
-      <w:r>
-        <w:rPr>
-          <w:rFonts w:ascii="Arial" w:hAnsi="Arial" w:cs="Arial"/>
-          <w:b/>
-          <w:bCs/>
-        </w:rPr>
-        <w:t>Figure 11</w:t>
-      </w:r>
-    </w:p>
-    <w:p>
-      <w:pPr>
-        <w:jc w:val="center"/>
-        <w:rPr>
-          <w:rFonts w:ascii="Arial" w:hAnsi="Arial" w:cs="Arial"/>
-          <w:b/>
-          <w:bCs/>
-        </w:rPr>
-      </w:pPr>
-    </w:p>
-    <w:p>
-      <w:pPr>
-        <w:jc w:val="center"/>
-        <w:rPr>
-          <w:rFonts w:ascii="Arial" w:hAnsi="Arial" w:cs="Arial"/>
-          <w:b/>
-          <w:bCs/>
-        </w:rPr>
-      </w:pPr>
-    </w:p>
-    <w:p>
-      <w:pPr>
-        <w:jc w:val="center"/>
-        <w:rPr>
-          <w:rFonts w:ascii="Arial" w:hAnsi="Arial" w:cs="Arial"/>
-          <w:b/>
-          <w:bCs/>
-        </w:rPr>
-      </w:pPr>
-      <w:r>
-        <w:rPr>
-          <w:rFonts w:ascii="Arial" w:hAnsi="Arial" w:cs="Arial"/>
-          <w:b/>
-          <w:bCs/>
-        </w:rPr>
-        <w:t>(show the users side - system view)</w:t>
-      </w:r>
-    </w:p>
-    <w:p>
-      <w:pPr>
-        <w:rPr>
-          <w:rFonts w:ascii="Arial" w:hAnsi="Arial" w:cs="Arial"/>
-          <w:b/>
-          <w:bCs/>
-        </w:rPr>
-      </w:pPr>
-    </w:p>
-    <w:p>
-      <w:pPr>
-        <w:rPr>
-          <w:rFonts w:ascii="Arial" w:hAnsi="Arial" w:cs="Arial"/>
-          <w:b/>
-          <w:bCs/>
-        </w:rPr>
-      </w:pPr>
-      <w:r>
-        <w:rPr>
-          <w:rFonts w:ascii="Arial" w:hAnsi="Arial" w:cs="Arial"/>
-          <w:b/>
-          <w:bCs/>
-        </w:rPr>
-        <w:t>Security Implementation</w:t>
-      </w:r>
-    </w:p>
-    <w:p>
-      <w:pPr>
-        <w:rPr>
-          <w:rFonts w:ascii="Arial" w:hAnsi="Arial" w:cs="Arial"/>
-          <w:b/>
-          <w:bCs/>
-        </w:rPr>
-      </w:pPr>
-      <w:r>
-        <w:rPr>
-          <w:rFonts w:ascii="Arial" w:hAnsi="Arial" w:cs="Arial"/>
-          <w:b/>
-          <w:bCs/>
-        </w:rPr>
-        <w:t>Development Methodology and Implementation</w:t>
-      </w:r>
-    </w:p>
-    <w:p>
-      <w:pPr>
-        <w:rPr>
-          <w:rFonts w:ascii="Arial" w:hAnsi="Arial" w:cs="Arial"/>
-          <w:b/>
-          <w:bCs/>
-        </w:rPr>
-      </w:pPr>
-    </w:p>
-    <w:p>
-      <w:pPr>
-        <w:rPr>
-          <w:rFonts w:ascii="Arial" w:hAnsi="Arial" w:cs="Arial"/>
-          <w:b/>
-          <w:bCs/>
-        </w:rPr>
-      </w:pPr>
-    </w:p>
-    <w:p>
-      <w:pPr>
-        <w:rPr>
-          <w:rFonts w:ascii="Arial" w:hAnsi="Arial" w:cs="Arial"/>
-          <w:b/>
-          <w:bCs/>
-        </w:rPr>
-      </w:pPr>
-    </w:p>
-    <w:p>
-      <w:pPr>
-        <w:rPr>
-          <w:rFonts w:ascii="Arial" w:hAnsi="Arial" w:cs="Arial"/>
-          <w:b/>
-          <w:bCs/>
-        </w:rPr>
-      </w:pPr>
-    </w:p>
-    <w:p>
-      <w:pPr>
-        <w:rPr>
-          <w:rFonts w:ascii="Arial" w:hAnsi="Arial" w:cs="Arial"/>
-          <w:b/>
-          <w:bCs/>
-        </w:rPr>
-      </w:pPr>
-    </w:p>
-    <w:p>
-      <w:pPr>
-        <w:rPr>
-          <w:rFonts w:ascii="Arial" w:hAnsi="Arial" w:cs="Arial"/>
-          <w:b/>
-          <w:bCs/>
-        </w:rPr>
-      </w:pPr>
-    </w:p>
-    <w:p>
-      <w:pPr>
-        <w:rPr>
-          <w:rFonts w:ascii="Arial" w:hAnsi="Arial" w:cs="Arial"/>
-          <w:b/>
-          <w:bCs/>
-        </w:rPr>
-      </w:pPr>
-    </w:p>
-    <w:p>
-      <w:pPr>
-        <w:rPr>
-          <w:rFonts w:ascii="Arial" w:hAnsi="Arial" w:cs="Arial"/>
-          <w:b/>
-          <w:bCs/>
-        </w:rPr>
-      </w:pPr>
-    </w:p>
-    <w:p>
-      <w:pPr>
-        <w:rPr>
-          <w:rFonts w:ascii="Arial" w:hAnsi="Arial" w:cs="Arial"/>
-          <w:b/>
-          <w:bCs/>
-        </w:rPr>
-      </w:pPr>
-    </w:p>
-    <w:p>
-      <w:pPr>
-        <w:rPr>
-          <w:rFonts w:ascii="Arial" w:hAnsi="Arial" w:cs="Arial"/>
-          <w:b/>
-          <w:bCs/>
-        </w:rPr>
-      </w:pPr>
-    </w:p>
-    <w:p>
-      <w:pPr>
-        <w:rPr>
-          <w:rFonts w:ascii="Arial" w:hAnsi="Arial" w:cs="Arial"/>
-          <w:b/>
-          <w:bCs/>
-        </w:rPr>
-      </w:pPr>
-    </w:p>
-    <w:p>
-      <w:pPr>
-        <w:jc w:val="center"/>
-        <w:rPr>
-          <w:rFonts w:ascii="Arial" w:hAnsi="Arial" w:cs="Arial"/>
-          <w:b/>
-          <w:bCs/>
-        </w:rPr>
-      </w:pPr>
-      <w:r>
-        <w:rPr>
-          <w:rFonts w:ascii="Arial" w:hAnsi="Arial" w:cs="Arial"/>
-          <w:b/>
-          <w:bCs/>
-        </w:rPr>
-        <w:t>Chapter</w:t>
-      </w:r>
-      <w:r>
-        <w:rPr>
-          <w:rFonts w:ascii="Arial" w:hAnsi="Arial" w:cs="Arial"/>
-        </w:rPr>
-        <w:t xml:space="preserve"> </w:t>
-      </w:r>
-      <w:r>
-        <w:rPr>
-          <w:rFonts w:ascii="Arial" w:hAnsi="Arial" w:cs="Arial"/>
-          <w:b/>
-          <w:bCs/>
-        </w:rPr>
-        <w:t>5</w:t>
-      </w:r>
-    </w:p>
-    <w:p>
-      <w:pPr>
-        <w:jc w:val="center"/>
-        <w:rPr>
-          <w:rFonts w:ascii="Arial" w:hAnsi="Arial" w:cs="Arial"/>
-          <w:b/>
-          <w:bCs/>
-        </w:rPr>
-      </w:pPr>
-      <w:r>
-        <w:rPr>
-          <w:rFonts w:ascii="Arial" w:hAnsi="Arial" w:cs="Arial"/>
-          <w:b/>
-          <w:bCs/>
-        </w:rPr>
-        <w:t>Summary, Conclusion, and Recommendations</w:t>
-      </w:r>
-    </w:p>
-    <w:p>
-      <w:pPr>
-        <w:rPr>
-          <w:rFonts w:ascii="Arial" w:hAnsi="Arial" w:cs="Arial"/>
-          <w:b/>
-          <w:bCs/>
-        </w:rPr>
-      </w:pPr>
-      <w:r>
-        <w:rPr>
-          <w:rFonts w:ascii="Arial" w:hAnsi="Arial" w:cs="Arial"/>
-          <w:b/>
-          <w:bCs/>
-        </w:rPr>
-        <w:t>Summary</w:t>
-      </w:r>
-    </w:p>
-    <w:p>
-      <w:pPr>
-        <w:rPr>
-          <w:rFonts w:ascii="Arial" w:hAnsi="Arial" w:cs="Arial"/>
-          <w:b/>
-          <w:bCs/>
-        </w:rPr>
-      </w:pPr>
-      <w:r>
-        <w:rPr>
-          <w:rFonts w:ascii="Arial" w:hAnsi="Arial" w:cs="Arial"/>
-          <w:b/>
-          <w:bCs/>
-        </w:rPr>
-        <w:t>Academic Validation and Assessment</w:t>
-      </w:r>
-    </w:p>
-    <w:p>
-      <w:pPr>
-        <w:rPr>
-          <w:rFonts w:ascii="Arial" w:hAnsi="Arial" w:cs="Arial"/>
-          <w:b/>
-          <w:bCs/>
-        </w:rPr>
-      </w:pPr>
-      <w:r>
-        <w:rPr>
-          <w:rFonts w:ascii="Arial" w:hAnsi="Arial" w:cs="Arial"/>
-          <w:b/>
-          <w:bCs/>
-        </w:rPr>
-        <w:t>Conclusion</w:t>
-      </w:r>
-    </w:p>
-    <w:p>
-      <w:pPr>
-        <w:rPr>
-          <w:rFonts w:ascii="Arial" w:hAnsi="Arial" w:cs="Arial"/>
-          <w:b/>
-          <w:bCs/>
-        </w:rPr>
-      </w:pPr>
-      <w:r>
-        <w:rPr>
-          <w:rFonts w:ascii="Arial" w:hAnsi="Arial" w:cs="Arial"/>
-          <w:b/>
-          <w:bCs/>
-        </w:rPr>
-        <w:t>Recommendations</w:t>
-      </w:r>
-    </w:p>
-    <w:p>
-      <w:pPr>
-        <w:rPr>
-          <w:rFonts w:ascii="Arial" w:hAnsi="Arial" w:cs="Arial"/>
-          <w:b/>
-          <w:bCs/>
-        </w:rPr>
-      </w:pPr>
-      <w:r>
-        <w:rPr>
-          <w:rFonts w:ascii="Arial" w:hAnsi="Arial" w:cs="Arial"/>
-          <w:b/>
-          <w:bCs/>
-        </w:rPr>
-        <w:lastRenderedPageBreak/>
-        <w:tab/>
-        <w:t>For Educational Institutions</w:t>
-      </w:r>
-    </w:p>
-    <w:p>
-      <w:pPr>
-        <w:rPr>
-          <w:rFonts w:ascii="Arial" w:hAnsi="Arial" w:cs="Arial"/>
-          <w:b/>
-          <w:bCs/>
-        </w:rPr>
-      </w:pPr>
-      <w:r>
-        <w:rPr>
-          <w:rFonts w:ascii="Arial" w:hAnsi="Arial" w:cs="Arial"/>
-          <w:b/>
-          <w:bCs/>
-        </w:rPr>
-        <w:tab/>
-        <w:t>For System Enhancement and Research</w:t>
-      </w:r>
-    </w:p>
-    <w:p>
-      <w:pPr>
-        <w:rPr>
-          <w:rFonts w:ascii="Arial" w:hAnsi="Arial" w:cs="Arial"/>
-          <w:b/>
-          <w:bCs/>
-        </w:rPr>
-      </w:pPr>
-      <w:r>
-        <w:rPr>
-          <w:rFonts w:ascii="Arial" w:hAnsi="Arial" w:cs="Arial"/>
-          <w:b/>
-          <w:bCs/>
-        </w:rPr>
-        <w:tab/>
-      </w:r>
-    </w:p>
-    <w:p>
-      <w:pPr>
-        <w:rPr>
-          <w:rFonts w:ascii="Arial" w:hAnsi="Arial" w:cs="Arial"/>
-          <w:b/>
-          <w:bCs/>
-        </w:rPr>
-      </w:pPr>
-      <w:r>
-        <w:rPr>
-          <w:rFonts w:ascii="Arial" w:hAnsi="Arial" w:cs="Arial"/>
-          <w:b/>
-          <w:bCs/>
-        </w:rPr>
-        <w:t>DEFINITION OF TERMS</w:t>
-      </w:r>
-    </w:p>
-    <w:p>
-      <w:pPr>
-        <w:rPr>
-          <w:rFonts w:ascii="Arial" w:hAnsi="Arial" w:cs="Arial"/>
-          <w:b/>
-          <w:bCs/>
-        </w:rPr>
-      </w:pPr>
-      <w:r>
-        <w:rPr>
-          <w:rFonts w:ascii="Arial" w:hAnsi="Arial" w:cs="Arial"/>
-          <w:b/>
-          <w:bCs/>
-          <w:highlight w:val="yellow"/>
-        </w:rPr>
-        <w:t>REFERENCE</w:t>
-      </w:r>
-      <w:r>
-        <w:rPr>
-          <w:rFonts w:ascii="Arial" w:hAnsi="Arial" w:cs="Arial"/>
-          <w:b/>
-          <w:bCs/>
-        </w:rPr>
-        <w:br/>
-        <w:t xml:space="preserve">Farag, W. A. (2023). An RFID-based smart school attendance and monitoring system. </w:t>
-      </w:r>
-      <w:r>
-        <w:rPr>
-          <w:rFonts w:ascii="Arial" w:hAnsi="Arial" w:cs="Arial"/>
-          <w:b/>
-          <w:bCs/>
-          <w:i/>
-          <w:iCs/>
-        </w:rPr>
         <w:t>BOHR Journal of Computational Intelligence and Communication Network, 1</w:t>
       </w:r>
       <w:r>
@@ -7632,13 +8282,14 @@
           <w:bCs/>
         </w:rPr>
       </w:pPr>
-      <w:hyperlink r:id="rId11" w:history="1">
+      <w:hyperlink r:id="rId27" w:history="1">
         <w:r>
           <w:rPr>
             <w:rStyle w:val="Hyperlink"/>
             <w:rFonts w:ascii="Arial" w:hAnsi="Arial" w:cs="Arial"/>
             <w:b/>
             <w:bCs/>
+            <w:color w:val="auto"/>
           </w:rPr>
           <w:t>https://doi.org/10.54646/bjcicn.2023.05</w:t>
         </w:r>
@@ -7658,117 +8309,8 @@
           <w:b/>
           <w:bCs/>
         </w:rPr>
-        <w:t xml:space="preserve">Siregar, S. A., </w:t>
-      </w:r>
-      <w:proofErr w:type="spellStart"/>
-      <w:r>
-        <w:rPr>
-          <w:rFonts w:ascii="Arial" w:hAnsi="Arial" w:cs="Arial"/>
-          <w:b/>
-          <w:bCs/>
-        </w:rPr>
-        <w:t>Hamni</w:t>
-      </w:r>
-      <w:proofErr w:type="spellEnd"/>
-      <w:r>
-        <w:rPr>
-          <w:rFonts w:ascii="Arial" w:hAnsi="Arial" w:cs="Arial"/>
-          <w:b/>
-          <w:bCs/>
-        </w:rPr>
-        <w:t xml:space="preserve">, M., </w:t>
-      </w:r>
-      <w:proofErr w:type="spellStart"/>
-      <w:r>
-        <w:rPr>
-          <w:rFonts w:ascii="Arial" w:hAnsi="Arial" w:cs="Arial"/>
-          <w:b/>
-          <w:bCs/>
-        </w:rPr>
-        <w:t>Simanulang</w:t>
-      </w:r>
-      <w:proofErr w:type="spellEnd"/>
-      <w:r>
-        <w:rPr>
-          <w:rFonts w:ascii="Arial" w:hAnsi="Arial" w:cs="Arial"/>
-          <w:b/>
-          <w:bCs/>
-        </w:rPr>
-        <w:t xml:space="preserve">, P. M., Rezeki, S., Jeriko, F., &amp; Aqil, M. (2023). </w:t>
-      </w:r>
-      <w:proofErr w:type="spellStart"/>
-      <w:r>
-        <w:rPr>
-          <w:rFonts w:ascii="Arial" w:hAnsi="Arial" w:cs="Arial"/>
-          <w:b/>
-          <w:bCs/>
-        </w:rPr>
-        <w:t>Pemanfaatan</w:t>
-      </w:r>
-      <w:proofErr w:type="spellEnd"/>
-      <w:r>
-        <w:rPr>
-          <w:rFonts w:ascii="Arial" w:hAnsi="Arial" w:cs="Arial"/>
-          <w:b/>
-          <w:bCs/>
-        </w:rPr>
-        <w:t xml:space="preserve"> Radio Frequency Identification (RFID) pada </w:t>
-      </w:r>
-      <w:proofErr w:type="spellStart"/>
-      <w:r>
-        <w:rPr>
-          <w:rFonts w:ascii="Arial" w:hAnsi="Arial" w:cs="Arial"/>
-          <w:b/>
-          <w:bCs/>
-        </w:rPr>
-        <w:t>sistem</w:t>
-      </w:r>
-      <w:proofErr w:type="spellEnd"/>
-      <w:r>
-        <w:rPr>
-          <w:rFonts w:ascii="Arial" w:hAnsi="Arial" w:cs="Arial"/>
-          <w:b/>
-          <w:bCs/>
-        </w:rPr>
-        <w:t xml:space="preserve"> multi </w:t>
-      </w:r>
-      <w:proofErr w:type="spellStart"/>
-      <w:r>
-        <w:rPr>
-          <w:rFonts w:ascii="Arial" w:hAnsi="Arial" w:cs="Arial"/>
-          <w:b/>
-          <w:bCs/>
-        </w:rPr>
-        <w:t>akses</w:t>
-      </w:r>
-      <w:proofErr w:type="spellEnd"/>
-      <w:r>
-        <w:rPr>
-          <w:rFonts w:ascii="Arial" w:hAnsi="Arial" w:cs="Arial"/>
-          <w:b/>
-          <w:bCs/>
-        </w:rPr>
-        <w:t xml:space="preserve"> </w:t>
-      </w:r>
-      <w:proofErr w:type="spellStart"/>
-      <w:r>
-        <w:rPr>
-          <w:rFonts w:ascii="Arial" w:hAnsi="Arial" w:cs="Arial"/>
-          <w:b/>
-          <w:bCs/>
-        </w:rPr>
-        <w:t>mahasiswa</w:t>
-      </w:r>
-      <w:proofErr w:type="spellEnd"/>
-      <w:r>
-        <w:rPr>
-          <w:rFonts w:ascii="Arial" w:hAnsi="Arial" w:cs="Arial"/>
-          <w:b/>
-          <w:bCs/>
-        </w:rPr>
-        <w:t xml:space="preserve">. </w:t>
-      </w:r>
-      <w:proofErr w:type="spellStart"/>
+        <w:t xml:space="preserve">Siregar, S. A., Hamni, M., Simanulang, P. M., Rezeki, S., Jeriko, F., &amp; Aqil, M. (2023). Pemanfaatan Radio Frequency Identification (RFID) pada sistem multi akses mahasiswa. </w:t>
+      </w:r>
       <w:r>
         <w:rPr>
           <w:rFonts w:ascii="Arial" w:hAnsi="Arial" w:cs="Arial"/>
@@ -7777,128 +8319,7 @@
           <w:i/>
           <w:iCs/>
         </w:rPr>
-        <w:t>Jurnal</w:t>
-      </w:r>
-      <w:proofErr w:type="spellEnd"/>
-      <w:r>
-        <w:rPr>
-          <w:rFonts w:ascii="Arial" w:hAnsi="Arial" w:cs="Arial"/>
-          <w:b/>
-          <w:bCs/>
-          <w:i/>
-          <w:iCs/>
-        </w:rPr>
-        <w:t xml:space="preserve"> </w:t>
-      </w:r>
-      <w:proofErr w:type="spellStart"/>
-      <w:r>
-        <w:rPr>
-          <w:rFonts w:ascii="Arial" w:hAnsi="Arial" w:cs="Arial"/>
-          <w:b/>
-          <w:bCs/>
-          <w:i/>
-          <w:iCs/>
-        </w:rPr>
-        <w:t>Komputer</w:t>
-      </w:r>
-      <w:proofErr w:type="spellEnd"/>
-      <w:r>
-        <w:rPr>
-          <w:rFonts w:ascii="Arial" w:hAnsi="Arial" w:cs="Arial"/>
-          <w:b/>
-          <w:bCs/>
-          <w:i/>
-          <w:iCs/>
-        </w:rPr>
-        <w:t xml:space="preserve"> </w:t>
-      </w:r>
-      <w:proofErr w:type="spellStart"/>
-      <w:r>
-        <w:rPr>
-          <w:rFonts w:ascii="Arial" w:hAnsi="Arial" w:cs="Arial"/>
-          <w:b/>
-          <w:bCs/>
-          <w:i/>
-          <w:iCs/>
-        </w:rPr>
-        <w:t>Teknologi</w:t>
-      </w:r>
-      <w:proofErr w:type="spellEnd"/>
-      <w:r>
-        <w:rPr>
-          <w:rFonts w:ascii="Arial" w:hAnsi="Arial" w:cs="Arial"/>
-          <w:b/>
-          <w:bCs/>
-          <w:i/>
-          <w:iCs/>
-        </w:rPr>
-        <w:t xml:space="preserve"> </w:t>
-      </w:r>
-      <w:proofErr w:type="spellStart"/>
-      <w:r>
-        <w:rPr>
-          <w:rFonts w:ascii="Arial" w:hAnsi="Arial" w:cs="Arial"/>
-          <w:b/>
-          <w:bCs/>
-          <w:i/>
-          <w:iCs/>
-        </w:rPr>
-        <w:t>Informasi</w:t>
-      </w:r>
-      <w:proofErr w:type="spellEnd"/>
-      <w:r>
-        <w:rPr>
-          <w:rFonts w:ascii="Arial" w:hAnsi="Arial" w:cs="Arial"/>
-          <w:b/>
-          <w:bCs/>
-          <w:i/>
-          <w:iCs/>
-        </w:rPr>
-        <w:t xml:space="preserve"> </w:t>
-      </w:r>
-      <w:proofErr w:type="spellStart"/>
-      <w:r>
-        <w:rPr>
-          <w:rFonts w:ascii="Arial" w:hAnsi="Arial" w:cs="Arial"/>
-          <w:b/>
-          <w:bCs/>
-          <w:i/>
-          <w:iCs/>
-        </w:rPr>
-        <w:t>Sistem</w:t>
-      </w:r>
-      <w:proofErr w:type="spellEnd"/>
-      <w:r>
-        <w:rPr>
-          <w:rFonts w:ascii="Arial" w:hAnsi="Arial" w:cs="Arial"/>
-          <w:b/>
-          <w:bCs/>
-          <w:i/>
-          <w:iCs/>
-        </w:rPr>
-        <w:t xml:space="preserve"> </w:t>
-      </w:r>
-      <w:proofErr w:type="spellStart"/>
-      <w:r>
-        <w:rPr>
-          <w:rFonts w:ascii="Arial" w:hAnsi="Arial" w:cs="Arial"/>
-          <w:b/>
-          <w:bCs/>
-          <w:i/>
-          <w:iCs/>
-        </w:rPr>
-        <w:t>Komputer</w:t>
-      </w:r>
-      <w:proofErr w:type="spellEnd"/>
-      <w:r>
-        <w:rPr>
-          <w:rFonts w:ascii="Arial" w:hAnsi="Arial" w:cs="Arial"/>
-          <w:b/>
-          <w:bCs/>
-          <w:i/>
-          <w:iCs/>
-        </w:rPr>
-        <w:t>, 2</w:t>
+        <w:t>Jurnal Komputer Teknologi Informasi Sistem Komputer, 2</w:t>
       </w:r>
       <w:r>
         <w:rPr>
@@ -7917,13 +8338,14 @@
           <w:bCs/>
         </w:rPr>
       </w:pPr>
-      <w:hyperlink r:id="rId12" w:history="1">
+      <w:hyperlink r:id="rId28" w:history="1">
         <w:r>
           <w:rPr>
             <w:rStyle w:val="Hyperlink"/>
             <w:rFonts w:ascii="Arial" w:hAnsi="Arial" w:cs="Arial"/>
             <w:b/>
             <w:bCs/>
+            <w:color w:val="auto"/>
           </w:rPr>
           <w:t>https://doi.org/10.62712/juktisi.v2i1.36</w:t>
         </w:r>
@@ -7961,42 +8383,25 @@
           <w:b/>
           <w:bCs/>
         </w:rPr>
-        <w:t xml:space="preserve">. </w:t>
-      </w:r>
-      <w:proofErr w:type="spellStart"/>
-      <w:r>
-        <w:rPr>
-          <w:rFonts w:ascii="Arial" w:hAnsi="Arial" w:cs="Arial"/>
-          <w:b/>
-          <w:bCs/>
-        </w:rPr>
-        <w:t>arXiv</w:t>
-      </w:r>
-      <w:proofErr w:type="spellEnd"/>
-      <w:r>
-        <w:rPr>
-          <w:rFonts w:ascii="Arial" w:hAnsi="Arial" w:cs="Arial"/>
-          <w:b/>
-          <w:bCs/>
-        </w:rPr>
-        <w:t xml:space="preserve">. </w:t>
-      </w:r>
-    </w:p>
-    <w:p>
-      <w:pPr>
-        <w:rPr>
-          <w:rFonts w:ascii="Arial" w:hAnsi="Arial" w:cs="Arial"/>
-          <w:b/>
-          <w:bCs/>
-        </w:rPr>
-      </w:pPr>
-      <w:hyperlink r:id="rId13" w:history="1">
+        <w:t xml:space="preserve">. arXiv. </w:t>
+      </w:r>
+    </w:p>
+    <w:p>
+      <w:pPr>
+        <w:rPr>
+          <w:rFonts w:ascii="Arial" w:hAnsi="Arial" w:cs="Arial"/>
+          <w:b/>
+          <w:bCs/>
+        </w:rPr>
+      </w:pPr>
+      <w:hyperlink r:id="rId29" w:history="1">
         <w:r>
           <w:rPr>
             <w:rStyle w:val="Hyperlink"/>
             <w:rFonts w:ascii="Arial" w:hAnsi="Arial" w:cs="Arial"/>
             <w:b/>
             <w:bCs/>
+            <w:color w:val="auto"/>
           </w:rPr>
           <w:t>https://doi.org/10.48550/arXiv.2304.04628</w:t>
         </w:r>
@@ -8051,366 +8456,230 @@
           <w:rFonts w:ascii="Arial" w:hAnsi="Arial" w:cs="Arial"/>
         </w:rPr>
       </w:pPr>
-      <w:hyperlink r:id="rId14" w:history="1">
+      <w:hyperlink r:id="rId30" w:history="1">
         <w:r>
           <w:rPr>
             <w:rStyle w:val="Hyperlink"/>
             <w:rFonts w:ascii="Arial" w:hAnsi="Arial" w:cs="Arial"/>
             <w:b/>
             <w:bCs/>
+            <w:color w:val="auto"/>
           </w:rPr>
-          <w:t>https://epsilon.unjani.ac.id/</w:t>
+          <w:t>https://epsilon.unjani.ac.id/index.php/epsilon/article/view/113</w:t>
         </w:r>
-        <w:proofErr w:type="spellStart"/>
+      </w:hyperlink>
+      <w:r>
+        <w:rPr>
+          <w:rFonts w:ascii="Segoe UI Symbol" w:hAnsi="Segoe UI Symbol" w:cs="Segoe UI Symbol"/>
+          <w:b/>
+          <w:bCs/>
+        </w:rPr>
+        <w:t>⁠</w:t>
+      </w:r>
+    </w:p>
+    <w:p>
+      <w:pPr>
+        <w:jc w:val="both"/>
+        <w:rPr>
+          <w:rFonts w:ascii="Arial" w:hAnsi="Arial" w:cs="Arial"/>
+        </w:rPr>
+      </w:pPr>
+      <w:r>
+        <w:rPr>
+          <w:rFonts w:ascii="Arial" w:hAnsi="Arial" w:cs="Arial"/>
+          <w:b/>
+          <w:bCs/>
+        </w:rPr>
+        <w:t>Imran, M. A., Fikry, M., &amp; Retno, S. (2024). Enhancing Academic Security with RFID-Based Smart Locks and Real-Time Attendance Tracking System. Malikussaleh International Conference on Multidisciplinary Studies.</w:t>
+      </w:r>
+    </w:p>
+    <w:p>
+      <w:pPr>
+        <w:jc w:val="both"/>
+        <w:rPr>
+          <w:rFonts w:ascii="Arial" w:hAnsi="Arial" w:cs="Arial"/>
+        </w:rPr>
+      </w:pPr>
+      <w:hyperlink r:id="rId31" w:history="1">
         <w:r>
           <w:rPr>
             <w:rStyle w:val="Hyperlink"/>
             <w:rFonts w:ascii="Arial" w:hAnsi="Arial" w:cs="Arial"/>
             <w:b/>
             <w:bCs/>
+            <w:color w:val="auto"/>
           </w:rPr>
-          <w:t>index.php</w:t>
+          <w:t>https://proceedings.unimal.ac.id/micoms/article/view/950</w:t>
         </w:r>
-        <w:proofErr w:type="spellEnd"/>
+      </w:hyperlink>
+      <w:r>
+        <w:rPr>
+          <w:rFonts w:ascii="Segoe UI Symbol" w:hAnsi="Segoe UI Symbol" w:cs="Segoe UI Symbol"/>
+          <w:b/>
+          <w:bCs/>
+        </w:rPr>
+        <w:t>⁠</w:t>
+      </w:r>
+    </w:p>
+    <w:p>
+      <w:pPr>
+        <w:jc w:val="both"/>
+        <w:rPr>
+          <w:rFonts w:ascii="Arial" w:hAnsi="Arial" w:cs="Arial"/>
+        </w:rPr>
+      </w:pPr>
+      <w:r>
+        <w:rPr>
+          <w:rFonts w:ascii="Arial" w:hAnsi="Arial" w:cs="Arial"/>
+          <w:b/>
+          <w:bCs/>
+        </w:rPr>
+        <w:t>Muñoz-Ausecha, C., Ruiz-Rosero, J., &amp; Ramirez-Gonzalez, G. (2021). RFID Applications and Security Review. Computation, 9(6), 69.</w:t>
+      </w:r>
+    </w:p>
+    <w:p>
+      <w:pPr>
+        <w:jc w:val="both"/>
+        <w:rPr>
+          <w:rFonts w:ascii="Arial" w:hAnsi="Arial" w:cs="Arial"/>
+        </w:rPr>
+      </w:pPr>
+      <w:hyperlink r:id="rId32" w:history="1">
         <w:r>
           <w:rPr>
             <w:rStyle w:val="Hyperlink"/>
             <w:rFonts w:ascii="Arial" w:hAnsi="Arial" w:cs="Arial"/>
             <w:b/>
             <w:bCs/>
+            <w:color w:val="auto"/>
           </w:rPr>
-          <w:t>/epsilon/article/view/113</w:t>
+          <w:t>https://doi.org/10.3390/computation9060069</w:t>
         </w:r>
       </w:hyperlink>
-      <w:r>
-        <w:rPr>
-          <w:rFonts w:ascii="Segoe UI Symbol" w:hAnsi="Segoe UI Symbol" w:cs="Segoe UI Symbol"/>
-          <w:b/>
-          <w:bCs/>
-        </w:rPr>
-        <w:t>⁠</w:t>
-      </w:r>
-    </w:p>
-    <w:p>
-      <w:pPr>
-        <w:jc w:val="both"/>
-        <w:rPr>
-          <w:rFonts w:ascii="Arial" w:hAnsi="Arial" w:cs="Arial"/>
-        </w:rPr>
-      </w:pPr>
-      <w:r>
-        <w:rPr>
-          <w:rFonts w:ascii="Arial" w:hAnsi="Arial" w:cs="Arial"/>
-          <w:b/>
-          <w:bCs/>
-        </w:rPr>
-        <w:t xml:space="preserve">Imran, M. A., Fikry, M., &amp; Retno, S. (2024). Enhancing Academic Security with RFID-Based Smart Locks and Real-Time Attendance Tracking System. </w:t>
-      </w:r>
-      <w:proofErr w:type="spellStart"/>
-      <w:r>
-        <w:rPr>
-          <w:rFonts w:ascii="Arial" w:hAnsi="Arial" w:cs="Arial"/>
-          <w:b/>
-          <w:bCs/>
-        </w:rPr>
-        <w:t>Malikussaleh</w:t>
-      </w:r>
-      <w:proofErr w:type="spellEnd"/>
-      <w:r>
-        <w:rPr>
-          <w:rFonts w:ascii="Arial" w:hAnsi="Arial" w:cs="Arial"/>
-          <w:b/>
-          <w:bCs/>
-        </w:rPr>
-        <w:t xml:space="preserve"> International Conference on Multidisciplinary Studies.</w:t>
-      </w:r>
-    </w:p>
-    <w:p>
-      <w:pPr>
-        <w:jc w:val="both"/>
-        <w:rPr>
-          <w:rFonts w:ascii="Arial" w:hAnsi="Arial" w:cs="Arial"/>
-        </w:rPr>
-      </w:pPr>
-      <w:hyperlink r:id="rId15" w:history="1">
+    </w:p>
+    <w:p>
+      <w:pPr>
+        <w:jc w:val="both"/>
+        <w:rPr>
+          <w:rFonts w:ascii="Arial" w:hAnsi="Arial" w:cs="Arial"/>
+        </w:rPr>
+      </w:pPr>
+      <w:r>
+        <w:rPr>
+          <w:rFonts w:ascii="Arial" w:hAnsi="Arial" w:cs="Arial"/>
+          <w:b/>
+          <w:bCs/>
+        </w:rPr>
+        <w:t>Begmanov, S., &amp; Yenradee, P. (2019). Development of an RFID system for fixed asset monitoring in a university: A case study. International Scientific Journal of Engineering and Technology.</w:t>
+      </w:r>
+      <w:r>
+        <w:rPr>
+          <w:rFonts w:ascii="Arial" w:hAnsi="Arial" w:cs="Arial"/>
+          <w:b/>
+          <w:bCs/>
+        </w:rPr>
+        <w:br/>
+      </w:r>
+      <w:hyperlink r:id="rId33" w:history="1">
         <w:r>
           <w:rPr>
             <w:rStyle w:val="Hyperlink"/>
             <w:rFonts w:ascii="Arial" w:hAnsi="Arial" w:cs="Arial"/>
             <w:b/>
             <w:bCs/>
+            <w:color w:val="auto"/>
           </w:rPr>
-          <w:t>https://proceedings.unimal.ac.id/</w:t>
+          <w:t>https://ph02.tci-thaijo.org/index.php/isjet/article/view/196354</w:t>
         </w:r>
-        <w:proofErr w:type="spellStart"/>
+      </w:hyperlink>
+    </w:p>
+    <w:p>
+      <w:pPr>
+        <w:jc w:val="both"/>
+        <w:rPr>
+          <w:rFonts w:ascii="Arial" w:hAnsi="Arial" w:cs="Arial"/>
+        </w:rPr>
+      </w:pPr>
+      <w:r>
+        <w:rPr>
+          <w:rFonts w:ascii="Arial" w:hAnsi="Arial" w:cs="Arial"/>
+          <w:b/>
+          <w:bCs/>
+        </w:rPr>
+        <w:t>Ramly, M., &amp; Supirno, M. A. H. (2025). Integration of RFID and low-cost IoT for storeroom monitoring: A prototype development approach. International Journal of Research and Innovation in Social Science, 9(9), 8817–8829.</w:t>
+      </w:r>
+    </w:p>
+    <w:p>
+      <w:pPr>
+        <w:jc w:val="both"/>
+        <w:rPr>
+          <w:rFonts w:ascii="Arial" w:hAnsi="Arial" w:cs="Arial"/>
+        </w:rPr>
+      </w:pPr>
+      <w:r>
+        <w:rPr>
+          <w:rFonts w:ascii="Arial" w:hAnsi="Arial" w:cs="Arial"/>
+          <w:b/>
+          <w:bCs/>
+          <w:u w:val="single"/>
+        </w:rPr>
+        <w:t>h</w:t>
+      </w:r>
+      <w:hyperlink r:id="rId34" w:history="1">
         <w:r>
           <w:rPr>
             <w:rStyle w:val="Hyperlink"/>
             <w:rFonts w:ascii="Arial" w:hAnsi="Arial" w:cs="Arial"/>
             <w:b/>
             <w:bCs/>
+            <w:color w:val="auto"/>
           </w:rPr>
-          <w:t>micoms</w:t>
+          <w:t>ttps://doi.org/10.47772/IJRISS.2025.90900072</w:t>
         </w:r>
-        <w:proofErr w:type="spellEnd"/>
+      </w:hyperlink>
+      <w:r>
+        <w:rPr>
+          <w:rFonts w:ascii="Arial" w:hAnsi="Arial" w:cs="Arial"/>
+          <w:b/>
+          <w:bCs/>
+          <w:u w:val="single"/>
+        </w:rPr>
+        <w:t>3</w:t>
+      </w:r>
+    </w:p>
+    <w:p>
+      <w:pPr>
+        <w:jc w:val="both"/>
+        <w:rPr>
+          <w:rFonts w:ascii="Arial" w:hAnsi="Arial" w:cs="Arial"/>
+        </w:rPr>
+      </w:pPr>
+      <w:r>
+        <w:rPr>
+          <w:rFonts w:ascii="Arial" w:hAnsi="Arial" w:cs="Arial"/>
+          <w:b/>
+          <w:bCs/>
+        </w:rPr>
+        <w:t>Hasman, M. I., &amp; Ahmad, I. (2013). RFID attendance system. Journal of Engineering Technology.</w:t>
+      </w:r>
+    </w:p>
+    <w:p>
+      <w:pPr>
+        <w:jc w:val="both"/>
+        <w:rPr>
+          <w:rFonts w:ascii="Arial" w:hAnsi="Arial" w:cs="Arial"/>
+        </w:rPr>
+      </w:pPr>
+      <w:hyperlink r:id="rId35" w:history="1">
         <w:r>
           <w:rPr>
             <w:rStyle w:val="Hyperlink"/>
             <w:rFonts w:ascii="Arial" w:hAnsi="Arial" w:cs="Arial"/>
             <w:b/>
             <w:bCs/>
+            <w:color w:val="auto"/>
           </w:rPr>
-          <w:t>/article/view/950</w:t>
-        </w:r>
-      </w:hyperlink>
-      <w:r>
-        <w:rPr>
-          <w:rFonts w:ascii="Segoe UI Symbol" w:hAnsi="Segoe UI Symbol" w:cs="Segoe UI Symbol"/>
-          <w:b/>
-          <w:bCs/>
-        </w:rPr>
-        <w:t>⁠</w:t>
-      </w:r>
-    </w:p>
-    <w:p>
-      <w:pPr>
-        <w:jc w:val="both"/>
-        <w:rPr>
-          <w:rFonts w:ascii="Arial" w:hAnsi="Arial" w:cs="Arial"/>
-        </w:rPr>
-      </w:pPr>
-      <w:r>
-        <w:rPr>
-          <w:rFonts w:ascii="Arial" w:hAnsi="Arial" w:cs="Arial"/>
-          <w:b/>
-          <w:bCs/>
-        </w:rPr>
-        <w:t>Muñoz-</w:t>
-      </w:r>
-      <w:proofErr w:type="spellStart"/>
-      <w:r>
-        <w:rPr>
-          <w:rFonts w:ascii="Arial" w:hAnsi="Arial" w:cs="Arial"/>
-          <w:b/>
-          <w:bCs/>
-        </w:rPr>
-        <w:t>Ausecha</w:t>
-      </w:r>
-      <w:proofErr w:type="spellEnd"/>
-      <w:r>
-        <w:rPr>
-          <w:rFonts w:ascii="Arial" w:hAnsi="Arial" w:cs="Arial"/>
-          <w:b/>
-          <w:bCs/>
-        </w:rPr>
-        <w:t>, C., Ruiz-Rosero, J., &amp; Ramirez-Gonzalez, G. (2021). RFID Applications and Security Review. Computation, 9(6), 69.</w:t>
-      </w:r>
-    </w:p>
-    <w:p>
-      <w:pPr>
-        <w:jc w:val="both"/>
-        <w:rPr>
-          <w:rFonts w:ascii="Arial" w:hAnsi="Arial" w:cs="Arial"/>
-        </w:rPr>
-      </w:pPr>
-      <w:hyperlink r:id="rId16" w:history="1">
-        <w:r>
-          <w:rPr>
-            <w:rStyle w:val="Hyperlink"/>
-            <w:rFonts w:ascii="Arial" w:hAnsi="Arial" w:cs="Arial"/>
-            <w:b/>
-            <w:bCs/>
-          </w:rPr>
-          <w:t>https://doi.org/10.3390/computation9060069</w:t>
-        </w:r>
-      </w:hyperlink>
-    </w:p>
-    <w:p>
-      <w:pPr>
-        <w:jc w:val="both"/>
-        <w:rPr>
-          <w:rFonts w:ascii="Arial" w:hAnsi="Arial" w:cs="Arial"/>
-        </w:rPr>
-      </w:pPr>
-      <w:r>
-        <w:rPr>
-          <w:rFonts w:ascii="Arial" w:hAnsi="Arial" w:cs="Arial"/>
-          <w:b/>
-          <w:bCs/>
-        </w:rPr>
-        <w:t xml:space="preserve">Begmanov, S., &amp; </w:t>
-      </w:r>
-      <w:proofErr w:type="spellStart"/>
-      <w:r>
-        <w:rPr>
-          <w:rFonts w:ascii="Arial" w:hAnsi="Arial" w:cs="Arial"/>
-          <w:b/>
-          <w:bCs/>
-        </w:rPr>
-        <w:t>Yenradee</w:t>
-      </w:r>
-      <w:proofErr w:type="spellEnd"/>
-      <w:r>
-        <w:rPr>
-          <w:rFonts w:ascii="Arial" w:hAnsi="Arial" w:cs="Arial"/>
-          <w:b/>
-          <w:bCs/>
-        </w:rPr>
-        <w:t>, P. (2019). Development of an RFID system for fixed asset monitoring in a university: A case study. International Scientific Journal of Engineering and Technology.</w:t>
-      </w:r>
-      <w:r>
-        <w:rPr>
-          <w:rFonts w:ascii="Arial" w:hAnsi="Arial" w:cs="Arial"/>
-          <w:b/>
-          <w:bCs/>
-        </w:rPr>
-        <w:br/>
-      </w:r>
-      <w:hyperlink r:id="rId17" w:history="1">
-        <w:r>
-          <w:rPr>
-            <w:rStyle w:val="Hyperlink"/>
-            <w:rFonts w:ascii="Arial" w:hAnsi="Arial" w:cs="Arial"/>
-            <w:b/>
-            <w:bCs/>
-          </w:rPr>
-          <w:t>https://ph02.tci-thaijo.org/index.php/isjet/article/view/196354</w:t>
-        </w:r>
-      </w:hyperlink>
-    </w:p>
-    <w:p>
-      <w:pPr>
-        <w:jc w:val="both"/>
-        <w:rPr>
-          <w:rFonts w:ascii="Arial" w:hAnsi="Arial" w:cs="Arial"/>
-        </w:rPr>
-      </w:pPr>
-      <w:proofErr w:type="spellStart"/>
-      <w:r>
-        <w:rPr>
-          <w:rFonts w:ascii="Arial" w:hAnsi="Arial" w:cs="Arial"/>
-          <w:b/>
-          <w:bCs/>
-        </w:rPr>
-        <w:t>Ramly</w:t>
-      </w:r>
-      <w:proofErr w:type="spellEnd"/>
-      <w:r>
-        <w:rPr>
-          <w:rFonts w:ascii="Arial" w:hAnsi="Arial" w:cs="Arial"/>
-          <w:b/>
-          <w:bCs/>
-        </w:rPr>
-        <w:t xml:space="preserve">, M., &amp; </w:t>
-      </w:r>
-      <w:proofErr w:type="spellStart"/>
-      <w:r>
-        <w:rPr>
-          <w:rFonts w:ascii="Arial" w:hAnsi="Arial" w:cs="Arial"/>
-          <w:b/>
-          <w:bCs/>
-        </w:rPr>
-        <w:t>Supirno</w:t>
-      </w:r>
-      <w:proofErr w:type="spellEnd"/>
-      <w:r>
-        <w:rPr>
-          <w:rFonts w:ascii="Arial" w:hAnsi="Arial" w:cs="Arial"/>
-          <w:b/>
-          <w:bCs/>
-        </w:rPr>
-        <w:t>, M. A. H. (2025). Integration of RFID and low-cost IoT for storeroom monitoring: A prototype development approach. International Journal of Research and Innovation in Social Science, 9(9), 8817–8829.</w:t>
-      </w:r>
-    </w:p>
-    <w:p>
-      <w:pPr>
-        <w:jc w:val="both"/>
-        <w:rPr>
-          <w:rFonts w:ascii="Arial" w:hAnsi="Arial" w:cs="Arial"/>
-        </w:rPr>
-      </w:pPr>
-      <w:r>
-        <w:rPr>
-          <w:rFonts w:ascii="Arial" w:hAnsi="Arial" w:cs="Arial"/>
-          <w:b/>
-          <w:bCs/>
-          <w:u w:val="single"/>
-        </w:rPr>
-        <w:t>h</w:t>
-      </w:r>
-      <w:hyperlink r:id="rId18" w:history="1">
-        <w:r>
-          <w:rPr>
-            <w:rStyle w:val="Hyperlink"/>
-            <w:rFonts w:ascii="Arial" w:hAnsi="Arial" w:cs="Arial"/>
-            <w:b/>
-            <w:bCs/>
-          </w:rPr>
-          <w:t>ttps://doi.org/10.47772/IJRISS.2025.90900072</w:t>
-        </w:r>
-      </w:hyperlink>
-      <w:r>
-        <w:rPr>
-          <w:rFonts w:ascii="Arial" w:hAnsi="Arial" w:cs="Arial"/>
-          <w:b/>
-          <w:bCs/>
-          <w:u w:val="single"/>
-        </w:rPr>
-        <w:t>3</w:t>
-      </w:r>
-    </w:p>
-    <w:p>
-      <w:pPr>
-        <w:jc w:val="both"/>
-        <w:rPr>
-          <w:rFonts w:ascii="Arial" w:hAnsi="Arial" w:cs="Arial"/>
-        </w:rPr>
-      </w:pPr>
-      <w:r>
-        <w:rPr>
-          <w:rFonts w:ascii="Arial" w:hAnsi="Arial" w:cs="Arial"/>
-          <w:b/>
-          <w:bCs/>
-        </w:rPr>
-        <w:t>Hasman, M. I., &amp; Ahmad, I. (2013). RFID attendance system. Journal of Engineering Technology.</w:t>
-      </w:r>
-    </w:p>
-    <w:p>
-      <w:pPr>
-        <w:jc w:val="both"/>
-        <w:rPr>
-          <w:rFonts w:ascii="Arial" w:hAnsi="Arial" w:cs="Arial"/>
-        </w:rPr>
-      </w:pPr>
-      <w:hyperlink r:id="rId19" w:history="1">
-        <w:r>
-          <w:rPr>
-            <w:rStyle w:val="Hyperlink"/>
-            <w:rFonts w:ascii="Arial" w:hAnsi="Arial" w:cs="Arial"/>
-            <w:b/>
-            <w:bCs/>
-          </w:rPr>
-          <w:t>https://ejournal.unikl.edu.my/</w:t>
-        </w:r>
-        <w:proofErr w:type="spellStart"/>
-        <w:r>
-          <w:rPr>
-            <w:rStyle w:val="Hyperlink"/>
-            <w:rFonts w:ascii="Arial" w:hAnsi="Arial" w:cs="Arial"/>
-            <w:b/>
-            <w:bCs/>
-          </w:rPr>
-          <w:t>index.php</w:t>
-        </w:r>
-        <w:proofErr w:type="spellEnd"/>
-        <w:r>
-          <w:rPr>
-            <w:rStyle w:val="Hyperlink"/>
-            <w:rFonts w:ascii="Arial" w:hAnsi="Arial" w:cs="Arial"/>
-            <w:b/>
-            <w:bCs/>
-          </w:rPr>
-          <w:t>/jet/article/view/312</w:t>
+          <w:t>https://ejournal.unikl.edu.my/index.php/jet/article/view/312</w:t>
         </w:r>
         <w:r>
           <w:rPr>
@@ -8418,6 +8687,7 @@
             <w:rFonts w:ascii="Segoe UI Symbol" w:hAnsi="Segoe UI Symbol" w:cs="Segoe UI Symbol"/>
             <w:b/>
             <w:bCs/>
+            <w:color w:val="auto"/>
           </w:rPr>
           <w:t>⁠</w:t>
         </w:r>
@@ -8436,41 +8706,24 @@
           <w:b/>
           <w:bCs/>
         </w:rPr>
-        <w:t xml:space="preserve">Farida, N. N., Sari, A., &amp; </w:t>
-      </w:r>
-      <w:proofErr w:type="spellStart"/>
-      <w:r>
-        <w:rPr>
-          <w:rFonts w:ascii="Arial" w:hAnsi="Arial" w:cs="Arial"/>
-          <w:b/>
-          <w:bCs/>
-        </w:rPr>
-        <w:t>Solehah</w:t>
-      </w:r>
-      <w:proofErr w:type="spellEnd"/>
-      <w:r>
-        <w:rPr>
-          <w:rFonts w:ascii="Arial" w:hAnsi="Arial" w:cs="Arial"/>
-          <w:b/>
-          <w:bCs/>
-        </w:rPr>
-        <w:t>, Z. P. (2025). Development of an RFID-based student attendance system using student ID cards. Journal of Information Systems and Business Technology. </w:t>
-      </w:r>
-    </w:p>
-    <w:p>
-      <w:pPr>
-        <w:jc w:val="both"/>
-        <w:rPr>
-          <w:rFonts w:ascii="Arial" w:hAnsi="Arial" w:cs="Arial"/>
-        </w:rPr>
-      </w:pPr>
-      <w:hyperlink r:id="rId20" w:history="1">
+        <w:t>Farida, N. N., Sari, A., &amp; Solehah, Z. P. (2025). Development of an RFID-based student attendance system using student ID cards. Journal of Information Systems and Business Technology. </w:t>
+      </w:r>
+    </w:p>
+    <w:p>
+      <w:pPr>
+        <w:jc w:val="both"/>
+        <w:rPr>
+          <w:rFonts w:ascii="Arial" w:hAnsi="Arial" w:cs="Arial"/>
+        </w:rPr>
+      </w:pPr>
+      <w:hyperlink r:id="rId36" w:history="1">
         <w:r>
           <w:rPr>
             <w:rStyle w:val="Hyperlink"/>
             <w:rFonts w:ascii="Arial" w:hAnsi="Arial" w:cs="Arial"/>
             <w:b/>
             <w:bCs/>
+            <w:color w:val="auto"/>
           </w:rPr>
           <w:t>https://journal.jci.co.id/jisbt/article/view/285</w:t>
         </w:r>
@@ -8489,41 +8742,24 @@
           <w:b/>
           <w:bCs/>
         </w:rPr>
-        <w:t xml:space="preserve">Turcu, C., Turcu, C., Popa, V., &amp; Gaitan, V. (2015). ICT and RFID in education: Some practical aspects in campus life. </w:t>
-      </w:r>
-      <w:proofErr w:type="spellStart"/>
-      <w:r>
-        <w:rPr>
-          <w:rFonts w:ascii="Arial" w:hAnsi="Arial" w:cs="Arial"/>
-          <w:b/>
-          <w:bCs/>
-        </w:rPr>
-        <w:t>arXiv</w:t>
-      </w:r>
-      <w:proofErr w:type="spellEnd"/>
-      <w:r>
-        <w:rPr>
-          <w:rFonts w:ascii="Arial" w:hAnsi="Arial" w:cs="Arial"/>
-          <w:b/>
-          <w:bCs/>
-        </w:rPr>
-        <w:t>. </w:t>
-      </w:r>
-    </w:p>
-    <w:p>
-      <w:pPr>
-        <w:jc w:val="both"/>
-        <w:rPr>
-          <w:rFonts w:ascii="Arial" w:hAnsi="Arial" w:cs="Arial"/>
-        </w:rPr>
-      </w:pPr>
-      <w:hyperlink r:id="rId21" w:history="1">
+        <w:t>Turcu, C., Turcu, C., Popa, V., &amp; Gaitan, V. (2015). ICT and RFID in education: Some practical aspects in campus life. arXiv. </w:t>
+      </w:r>
+    </w:p>
+    <w:p>
+      <w:pPr>
+        <w:jc w:val="both"/>
+        <w:rPr>
+          <w:rFonts w:ascii="Arial" w:hAnsi="Arial" w:cs="Arial"/>
+        </w:rPr>
+      </w:pPr>
+      <w:hyperlink r:id="rId37" w:history="1">
         <w:r>
           <w:rPr>
             <w:rStyle w:val="Hyperlink"/>
             <w:rFonts w:ascii="Arial" w:hAnsi="Arial" w:cs="Arial"/>
             <w:b/>
             <w:bCs/>
+            <w:color w:val="auto"/>
           </w:rPr>
           <w:t>https://arxiv.org/abs/1503.04286</w:t>
         </w:r>
@@ -8533,6 +8769,7 @@
             <w:rFonts w:ascii="Segoe UI Symbol" w:hAnsi="Segoe UI Symbol" w:cs="Segoe UI Symbol"/>
             <w:b/>
             <w:bCs/>
+            <w:color w:val="auto"/>
           </w:rPr>
           <w:t>⁠</w:t>
         </w:r>
@@ -8553,13 +8790,14 @@
         </w:rPr>
         <w:t xml:space="preserve">Landt, J. (2005). The history of RFID. IEEE Potentials, 24(4), 8–11. </w:t>
       </w:r>
-      <w:hyperlink r:id="rId22" w:history="1">
+      <w:hyperlink r:id="rId38" w:history="1">
         <w:r>
           <w:rPr>
             <w:rStyle w:val="Hyperlink"/>
             <w:rFonts w:ascii="Arial" w:hAnsi="Arial" w:cs="Arial"/>
             <w:b/>
             <w:bCs/>
+            <w:color w:val="auto"/>
           </w:rPr>
           <w:t>https://doi.org/10.1109/MP.2005.1549751</w:t>
         </w:r>
@@ -8569,6 +8807,7 @@
             <w:rFonts w:ascii="Segoe UI Symbol" w:hAnsi="Segoe UI Symbol" w:cs="Segoe UI Symbol"/>
             <w:b/>
             <w:bCs/>
+            <w:color w:val="auto"/>
           </w:rPr>
           <w:t>⁠</w:t>
         </w:r>
@@ -8587,41 +8826,24 @@
           <w:b/>
           <w:bCs/>
         </w:rPr>
-        <w:t xml:space="preserve">Karygiannis, T., </w:t>
-      </w:r>
-      <w:proofErr w:type="spellStart"/>
-      <w:r>
-        <w:rPr>
-          <w:rFonts w:ascii="Arial" w:hAnsi="Arial" w:cs="Arial"/>
-          <w:b/>
-          <w:bCs/>
-        </w:rPr>
-        <w:t>Eydt</w:t>
-      </w:r>
-      <w:proofErr w:type="spellEnd"/>
-      <w:r>
-        <w:rPr>
-          <w:rFonts w:ascii="Arial" w:hAnsi="Arial" w:cs="Arial"/>
-          <w:b/>
-          <w:bCs/>
-        </w:rPr>
-        <w:t>, B., Barber, G., Bunn, L., &amp; Phillips, T. (2007). Guidelines for securing radio frequency identification (RFID) systems. National Institute of Standards and Technology.</w:t>
-      </w:r>
-    </w:p>
-    <w:p>
-      <w:pPr>
-        <w:jc w:val="both"/>
-        <w:rPr>
-          <w:rFonts w:ascii="Arial" w:hAnsi="Arial" w:cs="Arial"/>
-        </w:rPr>
-      </w:pPr>
-      <w:hyperlink r:id="rId23" w:history="1">
+        <w:t>Karygiannis, T., Eydt, B., Barber, G., Bunn, L., &amp; Phillips, T. (2007). Guidelines for securing radio frequency identification (RFID) systems. National Institute of Standards and Technology.</w:t>
+      </w:r>
+    </w:p>
+    <w:p>
+      <w:pPr>
+        <w:jc w:val="both"/>
+        <w:rPr>
+          <w:rFonts w:ascii="Arial" w:hAnsi="Arial" w:cs="Arial"/>
+        </w:rPr>
+      </w:pPr>
+      <w:hyperlink r:id="rId39" w:history="1">
         <w:r>
           <w:rPr>
             <w:rStyle w:val="Hyperlink"/>
             <w:rFonts w:ascii="Arial" w:hAnsi="Arial" w:cs="Arial"/>
             <w:b/>
             <w:bCs/>
+            <w:color w:val="auto"/>
           </w:rPr>
           <w:t>https://nvlpubs.nist.gov/nistpubs/Legacy/SP/nistspecialpublication800-98.pdf</w:t>
         </w:r>
@@ -8780,7 +9002,7 @@
 </file>
 
 <file path=word/endnotes.xml><?xml version="1.0" encoding="utf-8"?>
-<w:endnotes xmlns:wpc="http://schemas.microsoft.com/office/word/2010/wordprocessingCanvas" xmlns:cx="http://schemas.microsoft.com/office/drawing/2014/chartex" xmlns:cx1="http://schemas.microsoft.com/office/drawing/2015/9/8/chartex" xmlns:cx2="http://schemas.microsoft.com/office/drawing/2015/10/21/chartex" xmlns:cx3="http://schemas.microsoft.com/office/drawing/2016/5/9/chartex" xmlns:cx4="http://schemas.microsoft.com/office/drawing/2016/5/10/chartex" xmlns:cx5="http://schemas.microsoft.com/office/drawing/2016/5/11/chartex" xmlns:cx6="http://schemas.microsoft.com/office/drawing/2016/5/12/chartex" xmlns:cx7="http://schemas.microsoft.com/office/drawing/2016/5/13/chartex" xmlns:cx8="http://schemas.microsoft.com/office/drawing/2016/5/14/chartex" xmlns:mc="http://schemas.openxmlformats.org/markup-compatibility/2006" xmlns:aink="http://schemas.microsoft.com/office/drawing/2016/ink" xmlns:am3d="http://schemas.microsoft.com/office/drawing/2017/model3d" xmlns:o="urn:schemas-microsoft-com:office:office" xmlns:oel="http://schemas.microsoft.com/office/2019/extlst" xmlns:r="http://schemas.openxmlformats.org/officeDocument/2006/relationships" xmlns:m="http://schemas.openxmlformats.org/officeDocument/2006/math" xmlns:v="urn:schemas-microsoft-com:vml" xmlns:wp14="http://schemas.microsoft.com/office/word/2010/wordprocessingDrawing" xmlns:wp="http://schemas.openxmlformats.org/drawingml/2006/wordprocessingDrawing" xmlns:w10="urn:schemas-microsoft-com:office:word" xmlns:w="http://schemas.openxmlformats.org/wordprocessingml/2006/main" xmlns:w14="http://schemas.microsoft.com/office/word/2010/wordml" xmlns:w15="http://schemas.microsoft.com/office/word/2012/wordml" xmlns:w16cex="http://schemas.microsoft.com/office/word/2018/wordml/cex" xmlns:w16cid="http://schemas.microsoft.com/office/word/2016/wordml/cid" xmlns:w16="http://schemas.microsoft.com/office/word/2018/wordml" xmlns:w16du="http://schemas.microsoft.com/office/word/2023/wordml/word16du" xmlns:w16sdtdh="http://schemas.microsoft.com/office/word/2020/wordml/sdtdatahash" xmlns:w16sdtfl="http://schemas.microsoft.com/office/word/2024/wordml/sdtformatlock" xmlns:w16se="http://schemas.microsoft.com/office/word/2015/wordml/symex" xmlns:wpg="http://schemas.microsoft.com/office/word/2010/wordprocessingGroup" xmlns:wpi="http://schemas.microsoft.com/office/word/2010/wordprocessingInk" xmlns:wne="http://schemas.microsoft.com/office/word/2006/wordml" xmlns:wps="http://schemas.microsoft.com/office/word/2010/wordprocessingShape" mc:Ignorable="w14 w15 w16se w16cid w16 w16cex w16sdtdh w16sdtfl w16du wp14">
+<w:endnotes xmlns:wpc="http://schemas.microsoft.com/office/word/2010/wordprocessingCanvas" xmlns:cx="http://schemas.microsoft.com/office/drawing/2014/chartex" xmlns:cx1="http://schemas.microsoft.com/office/drawing/2015/9/8/chartex" xmlns:cx2="http://schemas.microsoft.com/office/drawing/2015/10/21/chartex" xmlns:cx3="http://schemas.microsoft.com/office/drawing/2016/5/9/chartex" xmlns:cx4="http://schemas.microsoft.com/office/drawing/2016/5/10/chartex" xmlns:cx5="http://schemas.microsoft.com/office/drawing/2016/5/11/chartex" xmlns:cx6="http://schemas.microsoft.com/office/drawing/2016/5/12/chartex" xmlns:cx7="http://schemas.microsoft.com/office/drawing/2016/5/13/chartex" xmlns:cx8="http://schemas.microsoft.com/office/drawing/2016/5/14/chartex" xmlns:mc="http://schemas.openxmlformats.org/markup-compatibility/2006" xmlns:aink="http://schemas.microsoft.com/office/drawing/2016/ink" xmlns:am3d="http://schemas.microsoft.com/office/drawing/2017/model3d" xmlns:o="urn:schemas-microsoft-com:office:office" xmlns:oel="http://schemas.microsoft.com/office/2019/extlst" xmlns:r="http://schemas.openxmlformats.org/officeDocument/2006/relationships" xmlns:m="http://schemas.openxmlformats.org/officeDocument/2006/math" xmlns:v="urn:schemas-microsoft-com:vml" xmlns:wp14="http://schemas.microsoft.com/office/word/2010/wordprocessingDrawing" xmlns:wp="http://schemas.openxmlformats.org/drawingml/2006/wordprocessingDrawing" xmlns:w10="urn:schemas-microsoft-com:office:word" xmlns:w="http://schemas.openxmlformats.org/wordprocessingml/2006/main" xmlns:w14="http://schemas.microsoft.com/office/word/2010/wordml" xmlns:w15="http://schemas.microsoft.com/office/word/2012/wordml" xmlns:w16cei="http://schemas.microsoft.com/office/word/2026/wordml/cei" xmlns:w16cex="http://schemas.microsoft.com/office/word/2018/wordml/cex" xmlns:w16cid="http://schemas.microsoft.com/office/word/2016/wordml/cid" xmlns:w16="http://schemas.microsoft.com/office/word/2018/wordml" xmlns:w16du="http://schemas.microsoft.com/office/word/2023/wordml/word16du" xmlns:w16sdtdh="http://schemas.microsoft.com/office/word/2020/wordml/sdtdatahash" xmlns:w16sdtfl="http://schemas.microsoft.com/office/word/2024/wordml/sdtformatlock" xmlns:w16se="http://schemas.microsoft.com/office/word/2015/wordml/symex" xmlns:wpg="http://schemas.microsoft.com/office/word/2010/wordprocessingGroup" xmlns:wpi="http://schemas.microsoft.com/office/word/2010/wordprocessingInk" xmlns:wne="http://schemas.microsoft.com/office/word/2006/wordml" xmlns:wps="http://schemas.microsoft.com/office/word/2010/wordprocessingShape" mc:Ignorable="w14 w15 w16se w16cid w16 w16cex w16sdtdh w16sdtfl w16du wp14">
   <w:endnote w:type="separator" w:id="-1">
     <w:p>
       <w:pPr>
@@ -8805,7 +9027,7 @@
 </file>
 
 <file path=word/footnotes.xml><?xml version="1.0" encoding="utf-8"?>
-<w:footnotes xmlns:wpc="http://schemas.microsoft.com/office/word/2010/wordprocessingCanvas" xmlns:cx="http://schemas.microsoft.com/office/drawing/2014/chartex" xmlns:cx1="http://schemas.microsoft.com/office/drawing/2015/9/8/chartex" xmlns:cx2="http://schemas.microsoft.com/office/drawing/2015/10/21/chartex" xmlns:cx3="http://schemas.microsoft.com/office/drawing/2016/5/9/chartex" xmlns:cx4="http://schemas.microsoft.com/office/drawing/2016/5/10/chartex" xmlns:cx5="http://schemas.microsoft.com/office/drawing/2016/5/11/chartex" xmlns:cx6="http://schemas.microsoft.com/office/drawing/2016/5/12/chartex" xmlns:cx7="http://schemas.microsoft.com/office/drawing/2016/5/13/chartex" xmlns:cx8="http://schemas.microsoft.com/office/drawing/2016/5/14/chartex" xmlns:mc="http://schemas.openxmlformats.org/markup-compatibility/2006" xmlns:aink="http://schemas.microsoft.com/office/drawing/2016/ink" xmlns:am3d="http://schemas.microsoft.com/office/drawing/2017/model3d" xmlns:o="urn:schemas-microsoft-com:office:office" xmlns:oel="http://schemas.microsoft.com/office/2019/extlst" xmlns:r="http://schemas.openxmlformats.org/officeDocument/2006/relationships" xmlns:m="http://schemas.openxmlformats.org/officeDocument/2006/math" xmlns:v="urn:schemas-microsoft-com:vml" xmlns:wp14="http://schemas.microsoft.com/office/word/2010/wordprocessingDrawing" xmlns:wp="http://schemas.openxmlformats.org/drawingml/2006/wordprocessingDrawing" xmlns:w10="urn:schemas-microsoft-com:office:word" xmlns:w="http://schemas.openxmlformats.org/wordprocessingml/2006/main" xmlns:w14="http://schemas.microsoft.com/office/word/2010/wordml" xmlns:w15="http://schemas.microsoft.com/office/word/2012/wordml" xmlns:w16cex="http://schemas.microsoft.com/office/word/2018/wordml/cex" xmlns:w16cid="http://schemas.microsoft.com/office/word/2016/wordml/cid" xmlns:w16="http://schemas.microsoft.com/office/word/2018/wordml" xmlns:w16du="http://schemas.microsoft.com/office/word/2023/wordml/word16du" xmlns:w16sdtdh="http://schemas.microsoft.com/office/word/2020/wordml/sdtdatahash" xmlns:w16sdtfl="http://schemas.microsoft.com/office/word/2024/wordml/sdtformatlock" xmlns:w16se="http://schemas.microsoft.com/office/word/2015/wordml/symex" xmlns:wpg="http://schemas.microsoft.com/office/word/2010/wordprocessingGroup" xmlns:wpi="http://schemas.microsoft.com/office/word/2010/wordprocessingInk" xmlns:wne="http://schemas.microsoft.com/office/word/2006/wordml" xmlns:wps="http://schemas.microsoft.com/office/word/2010/wordprocessingShape" mc:Ignorable="w14 w15 w16se w16cid w16 w16cex w16sdtdh w16sdtfl w16du wp14">
+<w:footnotes xmlns:wpc="http://schemas.microsoft.com/office/word/2010/wordprocessingCanvas" xmlns:cx="http://schemas.microsoft.com/office/drawing/2014/chartex" xmlns:cx1="http://schemas.microsoft.com/office/drawing/2015/9/8/chartex" xmlns:cx2="http://schemas.microsoft.com/office/drawing/2015/10/21/chartex" xmlns:cx3="http://schemas.microsoft.com/office/drawing/2016/5/9/chartex" xmlns:cx4="http://schemas.microsoft.com/office/drawing/2016/5/10/chartex" xmlns:cx5="http://schemas.microsoft.com/office/drawing/2016/5/11/chartex" xmlns:cx6="http://schemas.microsoft.com/office/drawing/2016/5/12/chartex" xmlns:cx7="http://schemas.microsoft.com/office/drawing/2016/5/13/chartex" xmlns:cx8="http://schemas.microsoft.com/office/drawing/2016/5/14/chartex" xmlns:mc="http://schemas.openxmlformats.org/markup-compatibility/2006" xmlns:aink="http://schemas.microsoft.com/office/drawing/2016/ink" xmlns:am3d="http://schemas.microsoft.com/office/drawing/2017/model3d" xmlns:o="urn:schemas-microsoft-com:office:office" xmlns:oel="http://schemas.microsoft.com/office/2019/extlst" xmlns:r="http://schemas.openxmlformats.org/officeDocument/2006/relationships" xmlns:m="http://schemas.openxmlformats.org/officeDocument/2006/math" xmlns:v="urn:schemas-microsoft-com:vml" xmlns:wp14="http://schemas.microsoft.com/office/word/2010/wordprocessingDrawing" xmlns:wp="http://schemas.openxmlformats.org/drawingml/2006/wordprocessingDrawing" xmlns:w10="urn:schemas-microsoft-com:office:word" xmlns:w="http://schemas.openxmlformats.org/wordprocessingml/2006/main" xmlns:w14="http://schemas.microsoft.com/office/word/2010/wordml" xmlns:w15="http://schemas.microsoft.com/office/word/2012/wordml" xmlns:w16cei="http://schemas.microsoft.com/office/word/2026/wordml/cei" xmlns:w16cex="http://schemas.microsoft.com/office/word/2018/wordml/cex" xmlns:w16cid="http://schemas.microsoft.com/office/word/2016/wordml/cid" xmlns:w16="http://schemas.microsoft.com/office/word/2018/wordml" xmlns:w16du="http://schemas.microsoft.com/office/word/2023/wordml/word16du" xmlns:w16sdtdh="http://schemas.microsoft.com/office/word/2020/wordml/sdtdatahash" xmlns:w16sdtfl="http://schemas.microsoft.com/office/word/2024/wordml/sdtformatlock" xmlns:w16se="http://schemas.microsoft.com/office/word/2015/wordml/symex" xmlns:wpg="http://schemas.microsoft.com/office/word/2010/wordprocessingGroup" xmlns:wpi="http://schemas.microsoft.com/office/word/2010/wordprocessingInk" xmlns:wne="http://schemas.microsoft.com/office/word/2006/wordml" xmlns:wps="http://schemas.microsoft.com/office/word/2010/wordprocessingShape" mc:Ignorable="w14 w15 w16se w16cid w16 w16cex w16sdtdh w16sdtfl w16du wp14">
   <w:footnote w:type="separator" w:id="-1">
     <w:p>
       <w:pPr>
@@ -8830,7 +9052,7 @@
 </file>
 
 <file path=word/header1.xml><?xml version="1.0" encoding="utf-8"?>
-<w:hdr xmlns:wpc="http://schemas.microsoft.com/office/word/2010/wordprocessingCanvas" xmlns:cx="http://schemas.microsoft.com/office/drawing/2014/chartex" xmlns:cx1="http://schemas.microsoft.com/office/drawing/2015/9/8/chartex" xmlns:cx2="http://schemas.microsoft.com/office/drawing/2015/10/21/chartex" xmlns:cx3="http://schemas.microsoft.com/office/drawing/2016/5/9/chartex" xmlns:cx4="http://schemas.microsoft.com/office/drawing/2016/5/10/chartex" xmlns:cx5="http://schemas.microsoft.com/office/drawing/2016/5/11/chartex" xmlns:cx6="http://schemas.microsoft.com/office/drawing/2016/5/12/chartex" xmlns:cx7="http://schemas.microsoft.com/office/drawing/2016/5/13/chartex" xmlns:cx8="http://schemas.microsoft.com/office/drawing/2016/5/14/chartex" xmlns:mc="http://schemas.openxmlformats.org/markup-compatibility/2006" xmlns:aink="http://schemas.microsoft.com/office/drawing/2016/ink" xmlns:am3d="http://schemas.microsoft.com/office/drawing/2017/model3d" xmlns:o="urn:schemas-microsoft-com:office:office" xmlns:oel="http://schemas.microsoft.com/office/2019/extlst" xmlns:r="http://schemas.openxmlformats.org/officeDocument/2006/relationships" xmlns:m="http://schemas.openxmlformats.org/officeDocument/2006/math" xmlns:v="urn:schemas-microsoft-com:vml" xmlns:wp14="http://schemas.microsoft.com/office/word/2010/wordprocessingDrawing" xmlns:wp="http://schemas.openxmlformats.org/drawingml/2006/wordprocessingDrawing" xmlns:w10="urn:schemas-microsoft-com:office:word" xmlns:w="http://schemas.openxmlformats.org/wordprocessingml/2006/main" xmlns:w14="http://schemas.microsoft.com/office/word/2010/wordml" xmlns:w15="http://schemas.microsoft.com/office/word/2012/wordml" xmlns:w16cex="http://schemas.microsoft.com/office/word/2018/wordml/cex" xmlns:w16cid="http://schemas.microsoft.com/office/word/2016/wordml/cid" xmlns:w16="http://schemas.microsoft.com/office/word/2018/wordml" xmlns:w16du="http://schemas.microsoft.com/office/word/2023/wordml/word16du" xmlns:w16sdtdh="http://schemas.microsoft.com/office/word/2020/wordml/sdtdatahash" xmlns:w16sdtfl="http://schemas.microsoft.com/office/word/2024/wordml/sdtformatlock" xmlns:w16se="http://schemas.microsoft.com/office/word/2015/wordml/symex" xmlns:wpg="http://schemas.microsoft.com/office/word/2010/wordprocessingGroup" xmlns:wpi="http://schemas.microsoft.com/office/word/2010/wordprocessingInk" xmlns:wne="http://schemas.microsoft.com/office/word/2006/wordml" xmlns:wps="http://schemas.microsoft.com/office/word/2010/wordprocessingShape" mc:Ignorable="w14 w15 w16se w16cid w16 w16cex w16sdtdh w16sdtfl w16du wp14">
+<w:hdr xmlns:wpc="http://schemas.microsoft.com/office/word/2010/wordprocessingCanvas" xmlns:cx="http://schemas.microsoft.com/office/drawing/2014/chartex" xmlns:cx1="http://schemas.microsoft.com/office/drawing/2015/9/8/chartex" xmlns:cx2="http://schemas.microsoft.com/office/drawing/2015/10/21/chartex" xmlns:cx3="http://schemas.microsoft.com/office/drawing/2016/5/9/chartex" xmlns:cx4="http://schemas.microsoft.com/office/drawing/2016/5/10/chartex" xmlns:cx5="http://schemas.microsoft.com/office/drawing/2016/5/11/chartex" xmlns:cx6="http://schemas.microsoft.com/office/drawing/2016/5/12/chartex" xmlns:cx7="http://schemas.microsoft.com/office/drawing/2016/5/13/chartex" xmlns:cx8="http://schemas.microsoft.com/office/drawing/2016/5/14/chartex" xmlns:mc="http://schemas.openxmlformats.org/markup-compatibility/2006" xmlns:aink="http://schemas.microsoft.com/office/drawing/2016/ink" xmlns:am3d="http://schemas.microsoft.com/office/drawing/2017/model3d" xmlns:o="urn:schemas-microsoft-com:office:office" xmlns:oel="http://schemas.microsoft.com/office/2019/extlst" xmlns:r="http://schemas.openxmlformats.org/officeDocument/2006/relationships" xmlns:m="http://schemas.openxmlformats.org/officeDocument/2006/math" xmlns:v="urn:schemas-microsoft-com:vml" xmlns:wp14="http://schemas.microsoft.com/office/word/2010/wordprocessingDrawing" xmlns:wp="http://schemas.openxmlformats.org/drawingml/2006/wordprocessingDrawing" xmlns:w10="urn:schemas-microsoft-com:office:word" xmlns:w="http://schemas.openxmlformats.org/wordprocessingml/2006/main" xmlns:w14="http://schemas.microsoft.com/office/word/2010/wordml" xmlns:w15="http://schemas.microsoft.com/office/word/2012/wordml" xmlns:w16cei="http://schemas.microsoft.com/office/word/2026/wordml/cei" xmlns:w16cex="http://schemas.microsoft.com/office/word/2018/wordml/cex" xmlns:w16cid="http://schemas.microsoft.com/office/word/2016/wordml/cid" xmlns:w16="http://schemas.microsoft.com/office/word/2018/wordml" xmlns:w16du="http://schemas.microsoft.com/office/word/2023/wordml/word16du" xmlns:w16sdtdh="http://schemas.microsoft.com/office/word/2020/wordml/sdtdatahash" xmlns:w16sdtfl="http://schemas.microsoft.com/office/word/2024/wordml/sdtformatlock" xmlns:w16se="http://schemas.microsoft.com/office/word/2015/wordml/symex" xmlns:wpg="http://schemas.microsoft.com/office/word/2010/wordprocessingGroup" xmlns:wpi="http://schemas.microsoft.com/office/word/2010/wordprocessingInk" xmlns:wne="http://schemas.microsoft.com/office/word/2006/wordml" xmlns:wps="http://schemas.microsoft.com/office/word/2010/wordprocessingShape" mc:Ignorable="w14 w15 w16se w16cid w16 w16cex w16sdtdh w16sdtfl w16du wp14">
   <w:p>
     <w:pPr>
       <w:pStyle w:val="Header"/>
@@ -8846,7 +9068,7 @@
 </file>
 
 <file path=word/numbering.xml><?xml version="1.0" encoding="utf-8"?>
-<w:numbering xmlns:wpc="http://schemas.microsoft.com/office/word/2010/wordprocessingCanvas" xmlns:cx="http://schemas.microsoft.com/office/drawing/2014/chartex" xmlns:cx1="http://schemas.microsoft.com/office/drawing/2015/9/8/chartex" xmlns:cx2="http://schemas.microsoft.com/office/drawing/2015/10/21/chartex" xmlns:cx3="http://schemas.microsoft.com/office/drawing/2016/5/9/chartex" xmlns:cx4="http://schemas.microsoft.com/office/drawing/2016/5/10/chartex" xmlns:cx5="http://schemas.microsoft.com/office/drawing/2016/5/11/chartex" xmlns:cx6="http://schemas.microsoft.com/office/drawing/2016/5/12/chartex" xmlns:cx7="http://schemas.microsoft.com/office/drawing/2016/5/13/chartex" xmlns:cx8="http://schemas.microsoft.com/office/drawing/2016/5/14/chartex" xmlns:mc="http://schemas.openxmlformats.org/markup-compatibility/2006" xmlns:aink="http://schemas.microsoft.com/office/drawing/2016/ink" xmlns:am3d="http://schemas.microsoft.com/office/drawing/2017/model3d" xmlns:o="urn:schemas-microsoft-com:office:office" xmlns:oel="http://schemas.microsoft.com/office/2019/extlst" xmlns:r="http://schemas.openxmlformats.org/officeDocument/2006/relationships" xmlns:m="http://schemas.openxmlformats.org/officeDocument/2006/math" xmlns:v="urn:schemas-microsoft-com:vml" xmlns:wp14="http://schemas.microsoft.com/office/word/2010/wordprocessingDrawing" xmlns:wp="http://schemas.openxmlformats.org/drawingml/2006/wordprocessingDrawing" xmlns:w10="urn:schemas-microsoft-com:office:word" xmlns:w="http://schemas.openxmlformats.org/wordprocessingml/2006/main" xmlns:w14="http://schemas.microsoft.com/office/word/2010/wordml" xmlns:w15="http://schemas.microsoft.com/office/word/2012/wordml" xmlns:w16cex="http://schemas.microsoft.com/office/word/2018/wordml/cex" xmlns:w16cid="http://schemas.microsoft.com/office/word/2016/wordml/cid" xmlns:w16="http://schemas.microsoft.com/office/word/2018/wordml" xmlns:w16du="http://schemas.microsoft.com/office/word/2023/wordml/word16du" xmlns:w16sdtdh="http://schemas.microsoft.com/office/word/2020/wordml/sdtdatahash" xmlns:w16sdtfl="http://schemas.microsoft.com/office/word/2024/wordml/sdtformatlock" xmlns:w16se="http://schemas.microsoft.com/office/word/2015/wordml/symex" xmlns:wpg="http://schemas.microsoft.com/office/word/2010/wordprocessingGroup" xmlns:wpi="http://schemas.microsoft.com/office/word/2010/wordprocessingInk" xmlns:wne="http://schemas.microsoft.com/office/word/2006/wordml" xmlns:wps="http://schemas.microsoft.com/office/word/2010/wordprocessingShape" mc:Ignorable="w14 w15 w16se w16cid w16 w16cex w16sdtdh w16sdtfl w16du wp14">
+<w:numbering xmlns:wpc="http://schemas.microsoft.com/office/word/2010/wordprocessingCanvas" xmlns:cx="http://schemas.microsoft.com/office/drawing/2014/chartex" xmlns:cx1="http://schemas.microsoft.com/office/drawing/2015/9/8/chartex" xmlns:cx2="http://schemas.microsoft.com/office/drawing/2015/10/21/chartex" xmlns:cx3="http://schemas.microsoft.com/office/drawing/2016/5/9/chartex" xmlns:cx4="http://schemas.microsoft.com/office/drawing/2016/5/10/chartex" xmlns:cx5="http://schemas.microsoft.com/office/drawing/2016/5/11/chartex" xmlns:cx6="http://schemas.microsoft.com/office/drawing/2016/5/12/chartex" xmlns:cx7="http://schemas.microsoft.com/office/drawing/2016/5/13/chartex" xmlns:cx8="http://schemas.microsoft.com/office/drawing/2016/5/14/chartex" xmlns:mc="http://schemas.openxmlformats.org/markup-compatibility/2006" xmlns:aink="http://schemas.microsoft.com/office/drawing/2016/ink" xmlns:am3d="http://schemas.microsoft.com/office/drawing/2017/model3d" xmlns:o="urn:schemas-microsoft-com:office:office" xmlns:oel="http://schemas.microsoft.com/office/2019/extlst" xmlns:r="http://schemas.openxmlformats.org/officeDocument/2006/relationships" xmlns:m="http://schemas.openxmlformats.org/officeDocument/2006/math" xmlns:v="urn:schemas-microsoft-com:vml" xmlns:wp14="http://schemas.microsoft.com/office/word/2010/wordprocessingDrawing" xmlns:wp="http://schemas.openxmlformats.org/drawingml/2006/wordprocessingDrawing" xmlns:w10="urn:schemas-microsoft-com:office:word" xmlns:w="http://schemas.openxmlformats.org/wordprocessingml/2006/main" xmlns:w14="http://schemas.microsoft.com/office/word/2010/wordml" xmlns:w15="http://schemas.microsoft.com/office/word/2012/wordml" xmlns:w16cei="http://schemas.microsoft.com/office/word/2026/wordml/cei" xmlns:w16cex="http://schemas.microsoft.com/office/word/2018/wordml/cex" xmlns:w16cid="http://schemas.microsoft.com/office/word/2016/wordml/cid" xmlns:w16="http://schemas.microsoft.com/office/word/2018/wordml" xmlns:w16du="http://schemas.microsoft.com/office/word/2023/wordml/word16du" xmlns:w16sdtdh="http://schemas.microsoft.com/office/word/2020/wordml/sdtdatahash" xmlns:w16sdtfl="http://schemas.microsoft.com/office/word/2024/wordml/sdtformatlock" xmlns:w16se="http://schemas.microsoft.com/office/word/2015/wordml/symex" xmlns:wpg="http://schemas.microsoft.com/office/word/2010/wordprocessingGroup" xmlns:wpi="http://schemas.microsoft.com/office/word/2010/wordprocessingInk" xmlns:wne="http://schemas.microsoft.com/office/word/2006/wordml" xmlns:wps="http://schemas.microsoft.com/office/word/2010/wordprocessingShape" mc:Ignorable="w14 w15 w16se w16cid w16 w16cex w16sdtdh w16sdtfl w16du wp14">
   <w:abstractNum w:abstractNumId="0" w15:restartNumberingAfterBreak="0">
     <w:nsid w:val="0053208E"/>
     <w:multiLevelType w:val="singleLevel"/>
@@ -9731,6 +9953,18 @@
       <w:shd w:val="clear" w:color="auto" w:fill="E1DFDD"/>
     </w:rPr>
   </w:style>
+  <w:style w:type="character" w:styleId="UnresolvedMention">
+    <w:name w:val="Unresolved Mention"/>
+    <w:basedOn w:val="DefaultParagraphFont"/>
+    <w:uiPriority w:val="99"/>
+    <w:semiHidden/>
+    <w:unhideWhenUsed/>
+    <w:rsid w:val="00025526"/>
+    <w:rPr>
+      <w:color w:val="605E5C"/>
+      <w:shd w:val="clear" w:color="auto" w:fill="E1DFDD"/>
+    </w:rPr>
+  </w:style>
 </w:styles>
 </file>
 
@@ -10020,10 +10254,6 @@
 </file>
 
 <file path=customXml/item1.xml><?xml version="1.0" encoding="utf-8"?>
-<b:Sources xmlns:b="http://schemas.openxmlformats.org/officeDocument/2006/bibliography" xmlns="http://schemas.openxmlformats.org/officeDocument/2006/bibliography" SelectedStyle="\APASixthEditionOfficeOnline.xsl" StyleName="APA" Version="6"/>
-</file>
-
-<file path=customXml/item2.xml><?xml version="1.0" encoding="utf-8"?>
 <s:customData xmlns="http://www.wps.cn/officeDocument/2013/wpsCustomData" xmlns:s="http://www.wps.cn/officeDocument/2013/wpsCustomData">
   <customSectProps>
     <customSectPr/>
@@ -10035,18 +10265,22 @@
 </s:customData>
 </file>
 
+<file path=customXml/item2.xml><?xml version="1.0" encoding="utf-8"?>
+<b:Sources xmlns:b="http://schemas.openxmlformats.org/officeDocument/2006/bibliography" xmlns="http://schemas.openxmlformats.org/officeDocument/2006/bibliography" SelectedStyle="\APASixthEditionOfficeOnline.xsl" StyleName="APA" Version="6"/>
+</file>
+
 <file path=customXml/itemProps1.xml><?xml version="1.0" encoding="utf-8"?>
+<ds:datastoreItem xmlns:ds="http://schemas.openxmlformats.org/officeDocument/2006/customXml" ds:itemID="{B1977F7D-205B-4081-913C-38D41E755F92}">
+  <ds:schemaRefs>
+    <ds:schemaRef ds:uri="http://www.wps.cn/officeDocument/2013/wpsCustomData"/>
+  </ds:schemaRefs>
+</ds:datastoreItem>
+</file>
+
+<file path=customXml/itemProps2.xml><?xml version="1.0" encoding="utf-8"?>
 <ds:datastoreItem xmlns:ds="http://schemas.openxmlformats.org/officeDocument/2006/customXml" ds:itemID="{5CDFE586-C84B-4143-A9CD-B6518FFD6D1A}">
   <ds:schemaRefs>
     <ds:schemaRef ds:uri="http://schemas.openxmlformats.org/officeDocument/2006/bibliography"/>
   </ds:schemaRefs>
 </ds:datastoreItem>
-</file>
-
-<file path=customXml/itemProps2.xml><?xml version="1.0" encoding="utf-8"?>
-<ds:datastoreItem xmlns:ds="http://schemas.openxmlformats.org/officeDocument/2006/customXml" ds:itemID="{B1977F7D-205B-4081-913C-38D41E755F92}">
-  <ds:schemaRefs>
-    <ds:schemaRef ds:uri="http://www.wps.cn/officeDocument/2013/wpsCustomData"/>
-  </ds:schemaRefs>
-</ds:datastoreItem>
 </file>